--- a/WerkstattPilot/02_dokumentation/aufgabe_2_projektumgebung/werkstattpilot_aufgabe2_projektumgebung.docx
+++ b/WerkstattPilot/02_dokumentation/aufgabe_2_projektumgebung/werkstattpilot_aufgabe2_projektumgebung.docx
@@ -12,6 +12,7 @@
           <w:lang w:val="de-DE"/>
         </w:rPr>
       </w:pPr>
+      <w:proofErr w:type="spellStart"/>
       <w:r>
         <w:rPr>
           <w:b/>
@@ -21,6 +22,7 @@
         </w:rPr>
         <w:t>WerkstattPilot</w:t>
       </w:r>
+      <w:proofErr w:type="spellEnd"/>
     </w:p>
     <w:p>
       <w:pPr>
@@ -106,8 +108,19 @@
           <w:sz w:val="16"/>
           <w:lang w:val="de-DE"/>
         </w:rPr>
-        <w:t>Projektbild / Profilbild: digitale Auftragsabwicklung für KFZ-Werkstätten</w:t>
+        <w:t xml:space="preserve">Projektbild / Profilbild: digitale Auftragsabwicklung für </w:t>
       </w:r>
+      <w:proofErr w:type="spellStart"/>
+      <w:r>
+        <w:rPr>
+          <w:i/>
+          <w:color w:val="5A5A5A"/>
+          <w:sz w:val="16"/>
+          <w:lang w:val="de-DE"/>
+        </w:rPr>
+        <w:t>KFZ-Werkstätten</w:t>
+      </w:r>
+      <w:proofErr w:type="spellEnd"/>
     </w:p>
     <w:tbl>
       <w:tblPr>
@@ -117,17 +130,17 @@
         <w:tblLook w:val="04A0" w:firstRow="1" w:lastRow="0" w:firstColumn="1" w:lastColumn="0" w:noHBand="0" w:noVBand="1"/>
       </w:tblPr>
       <w:tblGrid>
-        <w:gridCol w:w="4970"/>
-        <w:gridCol w:w="4994"/>
+        <w:gridCol w:w="4531"/>
+        <w:gridCol w:w="5211"/>
       </w:tblGrid>
       <w:tr>
         <w:trPr>
-          <w:trHeight w:val="360"/>
+          <w:trHeight w:val="290"/>
           <w:jc w:val="center"/>
         </w:trPr>
         <w:tc>
           <w:tcPr>
-            <w:tcW w:w="4970" w:type="dxa"/>
+            <w:tcW w:w="4673" w:type="dxa"/>
             <w:shd w:val="clear" w:color="auto" w:fill="1F4E79"/>
             <w:vAlign w:val="center"/>
           </w:tcPr>
@@ -136,24 +149,26 @@
               <w:rPr>
                 <w:rFonts w:ascii="Arial" w:hAnsi="Arial" w:cs="Arial"/>
                 <w:sz w:val="16"/>
-                <w:szCs w:val="18"/>
-              </w:rPr>
-            </w:pPr>
+                <w:szCs w:val="16"/>
+              </w:rPr>
+            </w:pPr>
+            <w:proofErr w:type="spellStart"/>
             <w:r>
               <w:rPr>
                 <w:rFonts w:ascii="Arial" w:hAnsi="Arial" w:cs="Arial"/>
                 <w:b/>
                 <w:color w:val="FFFFFF"/>
                 <w:sz w:val="16"/>
-                <w:szCs w:val="18"/>
+                <w:szCs w:val="16"/>
               </w:rPr>
               <w:t>Angabe</w:t>
             </w:r>
-          </w:p>
-        </w:tc>
-        <w:tc>
-          <w:tcPr>
-            <w:tcW w:w="4994" w:type="dxa"/>
+            <w:proofErr w:type="spellEnd"/>
+          </w:p>
+        </w:tc>
+        <w:tc>
+          <w:tcPr>
+            <w:tcW w:w="5353" w:type="dxa"/>
             <w:shd w:val="clear" w:color="auto" w:fill="1F4E79"/>
             <w:vAlign w:val="center"/>
           </w:tcPr>
@@ -162,7 +177,7 @@
               <w:rPr>
                 <w:rFonts w:ascii="Arial" w:hAnsi="Arial" w:cs="Arial"/>
                 <w:sz w:val="16"/>
-                <w:szCs w:val="18"/>
+                <w:szCs w:val="16"/>
               </w:rPr>
             </w:pPr>
             <w:r>
@@ -171,7 +186,7 @@
                 <w:b/>
                 <w:color w:val="FFFFFF"/>
                 <w:sz w:val="16"/>
-                <w:szCs w:val="18"/>
+                <w:szCs w:val="16"/>
               </w:rPr>
               <w:t>Wert</w:t>
             </w:r>
@@ -180,12 +195,12 @@
       </w:tr>
       <w:tr>
         <w:trPr>
-          <w:trHeight w:val="557"/>
+          <w:trHeight w:val="513"/>
           <w:jc w:val="center"/>
         </w:trPr>
         <w:tc>
           <w:tcPr>
-            <w:tcW w:w="4970" w:type="dxa"/>
+            <w:tcW w:w="4673" w:type="dxa"/>
             <w:shd w:val="clear" w:color="auto" w:fill="EAF3F8"/>
             <w:vAlign w:val="center"/>
           </w:tcPr>
@@ -199,17 +214,25 @@
             </w:pPr>
             <w:r>
               <w:rPr>
-                <w:rFonts w:ascii="Arial" w:hAnsi="Arial" w:cs="Arial"/>
-                <w:sz w:val="16"/>
-                <w:szCs w:val="16"/>
-              </w:rPr>
-              <w:t>Schule / Lehrgang</w:t>
-            </w:r>
-          </w:p>
-        </w:tc>
-        <w:tc>
-          <w:tcPr>
-            <w:tcW w:w="4994" w:type="dxa"/>
+                <w:rFonts w:ascii="Arial" w:hAnsi="Arial"/>
+                <w:sz w:val="16"/>
+              </w:rPr>
+              <w:t xml:space="preserve">Schule / </w:t>
+            </w:r>
+            <w:proofErr w:type="spellStart"/>
+            <w:r>
+              <w:rPr>
+                <w:rFonts w:ascii="Arial" w:hAnsi="Arial"/>
+                <w:sz w:val="16"/>
+              </w:rPr>
+              <w:t>Lehrgang</w:t>
+            </w:r>
+            <w:proofErr w:type="spellEnd"/>
+          </w:p>
+        </w:tc>
+        <w:tc>
+          <w:tcPr>
+            <w:tcW w:w="5353" w:type="dxa"/>
             <w:shd w:val="clear" w:color="auto" w:fill="EAF3F8"/>
             <w:vAlign w:val="center"/>
           </w:tcPr>
@@ -217,42 +240,45 @@
             <w:pPr>
               <w:rPr>
                 <w:rFonts w:ascii="Arial" w:hAnsi="Arial" w:cs="Arial"/>
-              </w:rPr>
-            </w:pPr>
-            <w:r>
-              <w:rPr>
-                <w:rFonts w:ascii="Arial" w:hAnsi="Arial" w:cs="Arial"/>
-                <w:sz w:val="16"/>
-                <w:szCs w:val="16"/>
-              </w:rPr>
-              <w:t>HF Juventus Zürich - Software Engineering 1</w:t>
+                <w:sz w:val="16"/>
+                <w:szCs w:val="16"/>
+                <w:lang w:val="de-DE"/>
+              </w:rPr>
+            </w:pPr>
+            <w:r>
+              <w:rPr>
+                <w:rFonts w:ascii="Arial" w:hAnsi="Arial" w:cs="Arial"/>
+                <w:sz w:val="16"/>
+                <w:szCs w:val="16"/>
+                <w:lang w:val="de-CH"/>
+              </w:rPr>
+              <w:t>Juventus Schule HF Zürich / HF Informatik Applikationsentwicklung</w:t>
             </w:r>
           </w:p>
         </w:tc>
       </w:tr>
       <w:tr>
         <w:trPr>
-          <w:trHeight w:val="557"/>
+          <w:trHeight w:val="513"/>
           <w:jc w:val="center"/>
         </w:trPr>
         <w:tc>
           <w:tcPr>
-            <w:tcW w:w="4970" w:type="dxa"/>
-            <w:vAlign w:val="center"/>
-          </w:tcPr>
-          <w:p>
-            <w:pPr>
-              <w:rPr>
-                <w:rFonts w:ascii="Arial" w:hAnsi="Arial" w:cs="Arial"/>
-                <w:sz w:val="16"/>
-                <w:szCs w:val="16"/>
-              </w:rPr>
-            </w:pPr>
-            <w:r>
-              <w:rPr>
-                <w:rFonts w:ascii="Arial" w:hAnsi="Arial" w:cs="Arial"/>
-                <w:sz w:val="16"/>
-                <w:szCs w:val="16"/>
+            <w:tcW w:w="4673" w:type="dxa"/>
+            <w:vAlign w:val="center"/>
+          </w:tcPr>
+          <w:p>
+            <w:pPr>
+              <w:rPr>
+                <w:rFonts w:ascii="Arial" w:hAnsi="Arial" w:cs="Arial"/>
+                <w:sz w:val="16"/>
+                <w:szCs w:val="16"/>
+              </w:rPr>
+            </w:pPr>
+            <w:r>
+              <w:rPr>
+                <w:rFonts w:ascii="Arial" w:hAnsi="Arial"/>
+                <w:sz w:val="16"/>
               </w:rPr>
               <w:t>Modul</w:t>
             </w:r>
@@ -260,19 +286,22 @@
         </w:tc>
         <w:tc>
           <w:tcPr>
-            <w:tcW w:w="4994" w:type="dxa"/>
-            <w:vAlign w:val="center"/>
-          </w:tcPr>
-          <w:p>
-            <w:pPr>
-              <w:rPr>
-                <w:rFonts w:ascii="Arial" w:hAnsi="Arial" w:cs="Arial"/>
-              </w:rPr>
-            </w:pPr>
-            <w:r>
-              <w:rPr>
-                <w:rFonts w:ascii="Arial" w:hAnsi="Arial" w:cs="Arial"/>
-                <w:sz w:val="16"/>
+            <w:tcW w:w="5353" w:type="dxa"/>
+            <w:vAlign w:val="center"/>
+          </w:tcPr>
+          <w:p>
+            <w:pPr>
+              <w:rPr>
+                <w:rFonts w:ascii="Arial" w:hAnsi="Arial" w:cs="Arial"/>
+                <w:sz w:val="16"/>
+                <w:szCs w:val="16"/>
+              </w:rPr>
+            </w:pPr>
+            <w:r>
+              <w:rPr>
+                <w:rFonts w:ascii="Arial" w:hAnsi="Arial" w:cs="Arial"/>
+                <w:sz w:val="16"/>
+                <w:szCs w:val="16"/>
               </w:rPr>
               <w:t>Software Engineering 1</w:t>
             </w:r>
@@ -281,12 +310,12 @@
       </w:tr>
       <w:tr>
         <w:trPr>
-          <w:trHeight w:val="557"/>
+          <w:trHeight w:val="513"/>
           <w:jc w:val="center"/>
         </w:trPr>
         <w:tc>
           <w:tcPr>
-            <w:tcW w:w="4970" w:type="dxa"/>
+            <w:tcW w:w="4673" w:type="dxa"/>
             <w:shd w:val="clear" w:color="auto" w:fill="EAF3F8"/>
             <w:vAlign w:val="center"/>
           </w:tcPr>
@@ -298,19 +327,20 @@
                 <w:szCs w:val="16"/>
               </w:rPr>
             </w:pPr>
-            <w:r>
-              <w:rPr>
-                <w:rFonts w:ascii="Arial" w:hAnsi="Arial" w:cs="Arial"/>
-                <w:sz w:val="16"/>
-                <w:szCs w:val="16"/>
+            <w:proofErr w:type="spellStart"/>
+            <w:r>
+              <w:rPr>
+                <w:rFonts w:ascii="Arial" w:hAnsi="Arial"/>
+                <w:sz w:val="16"/>
               </w:rPr>
               <w:t>Dozent</w:t>
             </w:r>
-          </w:p>
-        </w:tc>
-        <w:tc>
-          <w:tcPr>
-            <w:tcW w:w="4994" w:type="dxa"/>
+            <w:proofErr w:type="spellEnd"/>
+          </w:p>
+        </w:tc>
+        <w:tc>
+          <w:tcPr>
+            <w:tcW w:w="5353" w:type="dxa"/>
             <w:shd w:val="clear" w:color="auto" w:fill="EAF3F8"/>
             <w:vAlign w:val="center"/>
           </w:tcPr>
@@ -318,6 +348,8 @@
             <w:pPr>
               <w:rPr>
                 <w:rFonts w:ascii="Arial" w:hAnsi="Arial" w:cs="Arial"/>
+                <w:sz w:val="16"/>
+                <w:szCs w:val="16"/>
               </w:rPr>
             </w:pPr>
             <w:r>
@@ -333,27 +365,26 @@
       </w:tr>
       <w:tr>
         <w:trPr>
-          <w:trHeight w:val="557"/>
+          <w:trHeight w:val="513"/>
           <w:jc w:val="center"/>
         </w:trPr>
         <w:tc>
           <w:tcPr>
-            <w:tcW w:w="4970" w:type="dxa"/>
-            <w:vAlign w:val="center"/>
-          </w:tcPr>
-          <w:p>
-            <w:pPr>
-              <w:rPr>
-                <w:rFonts w:ascii="Arial" w:hAnsi="Arial" w:cs="Arial"/>
-                <w:sz w:val="16"/>
-                <w:szCs w:val="16"/>
-              </w:rPr>
-            </w:pPr>
-            <w:r>
-              <w:rPr>
-                <w:rFonts w:ascii="Arial" w:hAnsi="Arial" w:cs="Arial"/>
-                <w:sz w:val="16"/>
-                <w:szCs w:val="16"/>
+            <w:tcW w:w="4673" w:type="dxa"/>
+            <w:vAlign w:val="center"/>
+          </w:tcPr>
+          <w:p>
+            <w:pPr>
+              <w:rPr>
+                <w:rFonts w:ascii="Arial" w:hAnsi="Arial" w:cs="Arial"/>
+                <w:sz w:val="16"/>
+                <w:szCs w:val="16"/>
+              </w:rPr>
+            </w:pPr>
+            <w:r>
+              <w:rPr>
+                <w:rFonts w:ascii="Arial" w:hAnsi="Arial"/>
+                <w:sz w:val="16"/>
               </w:rPr>
               <w:t>Projekt</w:t>
             </w:r>
@@ -361,33 +392,38 @@
         </w:tc>
         <w:tc>
           <w:tcPr>
-            <w:tcW w:w="4994" w:type="dxa"/>
-            <w:vAlign w:val="center"/>
-          </w:tcPr>
-          <w:p>
-            <w:pPr>
-              <w:rPr>
-                <w:rFonts w:ascii="Arial" w:hAnsi="Arial" w:cs="Arial"/>
-              </w:rPr>
-            </w:pPr>
-            <w:r>
-              <w:rPr>
-                <w:rFonts w:ascii="Arial" w:hAnsi="Arial"/>
-                <w:sz w:val="16"/>
+            <w:tcW w:w="5353" w:type="dxa"/>
+            <w:vAlign w:val="center"/>
+          </w:tcPr>
+          <w:p>
+            <w:pPr>
+              <w:rPr>
+                <w:rFonts w:ascii="Arial" w:hAnsi="Arial" w:cs="Arial"/>
+                <w:sz w:val="16"/>
+                <w:szCs w:val="16"/>
+              </w:rPr>
+            </w:pPr>
+            <w:proofErr w:type="spellStart"/>
+            <w:r>
+              <w:rPr>
+                <w:rFonts w:ascii="Arial" w:hAnsi="Arial" w:cs="Arial"/>
+                <w:sz w:val="16"/>
+                <w:szCs w:val="16"/>
               </w:rPr>
               <w:t>WerkstattPilot</w:t>
             </w:r>
+            <w:proofErr w:type="spellEnd"/>
           </w:p>
         </w:tc>
       </w:tr>
       <w:tr>
         <w:trPr>
-          <w:trHeight w:val="557"/>
+          <w:trHeight w:val="513"/>
           <w:jc w:val="center"/>
         </w:trPr>
         <w:tc>
           <w:tcPr>
-            <w:tcW w:w="4970" w:type="dxa"/>
+            <w:tcW w:w="4673" w:type="dxa"/>
             <w:shd w:val="clear" w:color="auto" w:fill="EAF3F8"/>
             <w:vAlign w:val="center"/>
           </w:tcPr>
@@ -399,19 +435,20 @@
                 <w:szCs w:val="16"/>
               </w:rPr>
             </w:pPr>
-            <w:r>
-              <w:rPr>
-                <w:rFonts w:ascii="Arial" w:hAnsi="Arial" w:cs="Arial"/>
-                <w:sz w:val="16"/>
-                <w:szCs w:val="16"/>
+            <w:proofErr w:type="spellStart"/>
+            <w:r>
+              <w:rPr>
+                <w:rFonts w:ascii="Arial" w:hAnsi="Arial"/>
+                <w:sz w:val="16"/>
               </w:rPr>
               <w:t>Arbeitsgruppe</w:t>
             </w:r>
-          </w:p>
-        </w:tc>
-        <w:tc>
-          <w:tcPr>
-            <w:tcW w:w="4994" w:type="dxa"/>
+            <w:proofErr w:type="spellEnd"/>
+          </w:p>
+        </w:tc>
+        <w:tc>
+          <w:tcPr>
+            <w:tcW w:w="5353" w:type="dxa"/>
             <w:shd w:val="clear" w:color="auto" w:fill="EAF3F8"/>
             <w:vAlign w:val="center"/>
           </w:tcPr>
@@ -419,55 +456,89 @@
             <w:pPr>
               <w:rPr>
                 <w:rFonts w:ascii="Arial" w:hAnsi="Arial" w:cs="Arial"/>
-              </w:rPr>
-            </w:pPr>
-            <w:r>
-              <w:rPr>
-                <w:rFonts w:ascii="Arial" w:hAnsi="Arial"/>
-                <w:sz w:val="16"/>
-              </w:rPr>
-              <w:t>Arbeitsgruppe 3 / WerkstattPilot-Team</w:t>
+                <w:sz w:val="16"/>
+                <w:szCs w:val="16"/>
+              </w:rPr>
+            </w:pPr>
+            <w:proofErr w:type="spellStart"/>
+            <w:r>
+              <w:rPr>
+                <w:rFonts w:ascii="Arial" w:hAnsi="Arial" w:cs="Arial"/>
+                <w:sz w:val="16"/>
+                <w:szCs w:val="16"/>
+              </w:rPr>
+              <w:t>Arbeitsgruppe</w:t>
+            </w:r>
+            <w:proofErr w:type="spellEnd"/>
+            <w:r>
+              <w:rPr>
+                <w:rFonts w:ascii="Arial" w:hAnsi="Arial" w:cs="Arial"/>
+                <w:sz w:val="16"/>
+                <w:szCs w:val="16"/>
+              </w:rPr>
+              <w:t xml:space="preserve"> 3 / </w:t>
+            </w:r>
+            <w:proofErr w:type="spellStart"/>
+            <w:r>
+              <w:rPr>
+                <w:rFonts w:ascii="Arial" w:hAnsi="Arial" w:cs="Arial"/>
+                <w:sz w:val="16"/>
+                <w:szCs w:val="16"/>
+              </w:rPr>
+              <w:t>WerkstattPilot</w:t>
+            </w:r>
+            <w:proofErr w:type="spellEnd"/>
+            <w:r>
+              <w:rPr>
+                <w:rFonts w:ascii="Arial" w:hAnsi="Arial" w:cs="Arial"/>
+                <w:sz w:val="16"/>
+                <w:szCs w:val="16"/>
+              </w:rPr>
+              <w:t>-Team</w:t>
             </w:r>
           </w:p>
         </w:tc>
       </w:tr>
       <w:tr>
         <w:trPr>
-          <w:trHeight w:val="557"/>
+          <w:trHeight w:val="513"/>
           <w:jc w:val="center"/>
         </w:trPr>
         <w:tc>
           <w:tcPr>
-            <w:tcW w:w="4970" w:type="dxa"/>
-            <w:vAlign w:val="center"/>
-          </w:tcPr>
-          <w:p>
-            <w:pPr>
-              <w:rPr>
-                <w:rFonts w:ascii="Arial" w:hAnsi="Arial" w:cs="Arial"/>
-                <w:sz w:val="16"/>
-                <w:szCs w:val="16"/>
-              </w:rPr>
-            </w:pPr>
-            <w:r>
-              <w:rPr>
-                <w:rFonts w:ascii="Arial" w:hAnsi="Arial" w:cs="Arial"/>
-                <w:sz w:val="16"/>
-                <w:szCs w:val="16"/>
+            <w:tcW w:w="4673" w:type="dxa"/>
+            <w:vAlign w:val="center"/>
+          </w:tcPr>
+          <w:p>
+            <w:pPr>
+              <w:rPr>
+                <w:rFonts w:ascii="Arial" w:hAnsi="Arial" w:cs="Arial"/>
+                <w:sz w:val="16"/>
+                <w:szCs w:val="16"/>
+              </w:rPr>
+            </w:pPr>
+            <w:proofErr w:type="spellStart"/>
+            <w:r>
+              <w:rPr>
+                <w:rFonts w:ascii="Arial" w:hAnsi="Arial"/>
+                <w:sz w:val="16"/>
               </w:rPr>
               <w:t>Autoren</w:t>
             </w:r>
-          </w:p>
-        </w:tc>
-        <w:tc>
-          <w:tcPr>
-            <w:tcW w:w="4994" w:type="dxa"/>
-            <w:vAlign w:val="center"/>
-          </w:tcPr>
-          <w:p>
-            <w:pPr>
-              <w:rPr>
-                <w:rFonts w:ascii="Arial" w:hAnsi="Arial" w:cs="Arial"/>
+            <w:proofErr w:type="spellEnd"/>
+          </w:p>
+        </w:tc>
+        <w:tc>
+          <w:tcPr>
+            <w:tcW w:w="5353" w:type="dxa"/>
+            <w:vAlign w:val="center"/>
+          </w:tcPr>
+          <w:p>
+            <w:pPr>
+              <w:rPr>
+                <w:rFonts w:ascii="Arial" w:hAnsi="Arial" w:cs="Arial"/>
+                <w:sz w:val="16"/>
+                <w:szCs w:val="16"/>
               </w:rPr>
             </w:pPr>
             <w:r>
@@ -483,12 +554,12 @@
       </w:tr>
       <w:tr>
         <w:trPr>
-          <w:trHeight w:val="557"/>
+          <w:trHeight w:val="513"/>
           <w:jc w:val="center"/>
         </w:trPr>
         <w:tc>
           <w:tcPr>
-            <w:tcW w:w="4970" w:type="dxa"/>
+            <w:tcW w:w="4673" w:type="dxa"/>
             <w:shd w:val="clear" w:color="auto" w:fill="EAF3F8"/>
             <w:vAlign w:val="center"/>
           </w:tcPr>
@@ -502,17 +573,16 @@
             </w:pPr>
             <w:r>
               <w:rPr>
-                <w:rFonts w:ascii="Arial" w:hAnsi="Arial" w:cs="Arial"/>
-                <w:sz w:val="16"/>
-                <w:szCs w:val="16"/>
-              </w:rPr>
-              <w:t>Version</w:t>
-            </w:r>
-          </w:p>
-        </w:tc>
-        <w:tc>
-          <w:tcPr>
-            <w:tcW w:w="4994" w:type="dxa"/>
+                <w:rFonts w:ascii="Arial" w:hAnsi="Arial"/>
+                <w:sz w:val="16"/>
+              </w:rPr>
+              <w:t>Status</w:t>
+            </w:r>
+          </w:p>
+        </w:tc>
+        <w:tc>
+          <w:tcPr>
+            <w:tcW w:w="5353" w:type="dxa"/>
             <w:shd w:val="clear" w:color="auto" w:fill="EAF3F8"/>
             <w:vAlign w:val="center"/>
           </w:tcPr>
@@ -520,69 +590,21 @@
             <w:pPr>
               <w:rPr>
                 <w:rFonts w:ascii="Arial" w:hAnsi="Arial" w:cs="Arial"/>
-              </w:rPr>
-            </w:pPr>
-            <w:r>
-              <w:rPr>
-                <w:rFonts w:ascii="Arial" w:hAnsi="Arial" w:cs="Arial"/>
-                <w:sz w:val="16"/>
-                <w:szCs w:val="16"/>
-              </w:rPr>
-              <w:t>1.2</w:t>
-            </w:r>
-          </w:p>
-        </w:tc>
-      </w:tr>
-      <w:tr>
-        <w:trPr>
-          <w:trHeight w:val="557"/>
-          <w:jc w:val="center"/>
-        </w:trPr>
-        <w:tc>
-          <w:tcPr>
-            <w:tcW w:w="4970" w:type="dxa"/>
-            <w:shd w:val="clear" w:color="auto" w:fill="FFFFFF" w:themeFill="background1"/>
-            <w:vAlign w:val="center"/>
-          </w:tcPr>
-          <w:p>
-            <w:pPr>
-              <w:rPr>
-                <w:rFonts w:ascii="Arial" w:hAnsi="Arial" w:cs="Arial"/>
-                <w:sz w:val="16"/>
-                <w:szCs w:val="16"/>
-              </w:rPr>
-            </w:pPr>
-            <w:r>
-              <w:rPr>
-                <w:rFonts w:ascii="Arial" w:hAnsi="Arial"/>
-                <w:sz w:val="16"/>
-              </w:rPr>
-              <w:t>Status</w:t>
-            </w:r>
-          </w:p>
-        </w:tc>
-        <w:tc>
-          <w:tcPr>
-            <w:tcW w:w="4994" w:type="dxa"/>
-            <w:shd w:val="clear" w:color="auto" w:fill="FFFFFF" w:themeFill="background1"/>
-            <w:vAlign w:val="center"/>
-          </w:tcPr>
-          <w:p>
-            <w:pPr>
-              <w:rPr>
-                <w:rFonts w:ascii="Arial" w:hAnsi="Arial" w:cs="Arial"/>
-                <w:sz w:val="16"/>
-                <w:szCs w:val="16"/>
-              </w:rPr>
-            </w:pPr>
-            <w:r>
-              <w:rPr>
-                <w:rFonts w:ascii="Arial" w:hAnsi="Arial" w:cs="Arial"/>
-                <w:sz w:val="16"/>
-                <w:szCs w:val="16"/>
-              </w:rPr>
-              <w:t>Erledigt</w:t>
-            </w:r>
+                <w:sz w:val="16"/>
+                <w:szCs w:val="16"/>
+                <w:lang w:val="de-DE"/>
+              </w:rPr>
+            </w:pPr>
+            <w:proofErr w:type="spellStart"/>
+            <w:r>
+              <w:rPr>
+                <w:rFonts w:ascii="Arial" w:hAnsi="Arial" w:cs="Arial"/>
+                <w:sz w:val="16"/>
+                <w:szCs w:val="16"/>
+              </w:rPr>
+              <w:t>Abgabeversion</w:t>
+            </w:r>
+            <w:proofErr w:type="spellEnd"/>
           </w:p>
         </w:tc>
       </w:tr>
@@ -601,9 +623,9 @@
         <w:br w:type="page"/>
       </w:r>
     </w:p>
-    <w:bookmarkStart w:id="0" w:name="_Toc231654826" w:displacedByCustomXml="next"/>
+    <w:bookmarkStart w:id="0" w:name="_Toc231651514" w:displacedByCustomXml="next"/>
     <w:bookmarkStart w:id="1" w:name="_Toc231651539" w:displacedByCustomXml="next"/>
-    <w:bookmarkStart w:id="2" w:name="_Toc231651514" w:displacedByCustomXml="next"/>
+    <w:bookmarkStart w:id="2" w:name="_Toc231654826" w:displacedByCustomXml="next"/>
     <w:sdt>
       <w:sdtPr>
         <w:rPr>
@@ -2497,14 +2519,7 @@
           <w:lang w:val="de-DE"/>
         </w:rPr>
         <w:lastRenderedPageBreak/>
-        <w:t xml:space="preserve">0 </w:t>
-      </w:r>
-      <w:r>
-        <w:rPr>
-          <w:color w:val="1F4E79"/>
-          <w:lang w:val="de-DE"/>
-        </w:rPr>
-        <w:t>Dokumentzweck</w:t>
+        <w:t>0 Dokumentzweck</w:t>
       </w:r>
       <w:bookmarkEnd w:id="4"/>
     </w:p>
@@ -2519,7 +2534,21 @@
         <w:rPr>
           <w:lang w:val="de-CH"/>
         </w:rPr>
-        <w:t>Dieses Dokument beschreibt die Projektumgebung für das Softwareprojekt WerkstattPilot. Es definiert die gemeinsame Arbeitsweise, die eingesetzten Werkzeuge, die Ordnerstruktur, die wichtigsten Projektentscheidungen und die zentralen Fachbegriffe. Das Dokument wird während der Projektarbeit fortlaufend gepflegt.</w:t>
+        <w:t xml:space="preserve">Dieses Dokument beschreibt die Projektumgebung für das Softwareprojekt </w:t>
+      </w:r>
+      <w:proofErr w:type="spellStart"/>
+      <w:r>
+        <w:rPr>
+          <w:lang w:val="de-CH"/>
+        </w:rPr>
+        <w:t>WerkstattPilot</w:t>
+      </w:r>
+      <w:proofErr w:type="spellEnd"/>
+      <w:r>
+        <w:rPr>
+          <w:lang w:val="de-CH"/>
+        </w:rPr>
+        <w:t>. Es definiert die gemeinsame Arbeitsweise, die eingesetzten Werkzeuge, die Ordnerstruktur, die wichtigsten Projektentscheidungen und die zentralen Fachbegriffe. Das Dokument wird während der Projektarbeit fortlaufend gepflegt.</w:t>
       </w:r>
     </w:p>
     <w:p>
@@ -2565,7 +2594,35 @@
         <w:rPr>
           <w:lang w:val="de-CH"/>
         </w:rPr>
-        <w:t>Die Projektumgebung gilt für alle Arbeitsergebnisse im Projekt WerkstattPilot. Dazu gehören Projektdokumentation, UML-Modelle, Java-Quelltexte, Testdokumentation, Issue Tracking, Installationshinweise und Abgabeunterlagen.</w:t>
+        <w:t xml:space="preserve">Die Projektumgebung gilt für alle Arbeitsergebnisse im Projekt </w:t>
+      </w:r>
+      <w:proofErr w:type="spellStart"/>
+      <w:r>
+        <w:rPr>
+          <w:lang w:val="de-CH"/>
+        </w:rPr>
+        <w:t>WerkstattPilot</w:t>
+      </w:r>
+      <w:proofErr w:type="spellEnd"/>
+      <w:r>
+        <w:rPr>
+          <w:lang w:val="de-CH"/>
+        </w:rPr>
+        <w:t xml:space="preserve">. Dazu gehören Projektdokumentation, UML-Modelle, Java-Quelltexte, Testdokumentation, </w:t>
+      </w:r>
+      <w:proofErr w:type="spellStart"/>
+      <w:r>
+        <w:rPr>
+          <w:lang w:val="de-CH"/>
+        </w:rPr>
+        <w:t>Issue</w:t>
+      </w:r>
+      <w:proofErr w:type="spellEnd"/>
+      <w:r>
+        <w:rPr>
+          <w:lang w:val="de-CH"/>
+        </w:rPr>
+        <w:t xml:space="preserve"> Tracking, Installationshinweise und Abgabeunterlagen.</w:t>
       </w:r>
     </w:p>
     <w:p>
@@ -2593,7 +2650,49 @@
         <w:rPr>
           <w:lang w:val="de-CH"/>
         </w:rPr>
-        <w:t>Annahmen: Folgende Annahmen werden für diese Dokumentation verwendet und bei Bedarf später angepasst: Java JDK 21 LTS als verwendete Java-Version, IntelliJ IDEA als Entwicklungsumgebung, Git für Versionierung, Excel für Issue Tracking und keine echte Datenbank in der ersten Iteration.</w:t>
+        <w:t xml:space="preserve">Annahmen: Folgende Annahmen werden für diese Dokumentation verwendet und bei Bedarf später angepasst: Java JDK 21 LTS als verwendete Java-Version, </w:t>
+      </w:r>
+      <w:proofErr w:type="spellStart"/>
+      <w:r>
+        <w:rPr>
+          <w:lang w:val="de-CH"/>
+        </w:rPr>
+        <w:t>IntelliJ</w:t>
+      </w:r>
+      <w:proofErr w:type="spellEnd"/>
+      <w:r>
+        <w:rPr>
+          <w:lang w:val="de-CH"/>
+        </w:rPr>
+        <w:t xml:space="preserve"> IDEA als Entwicklungsumgebung, </w:t>
+      </w:r>
+      <w:proofErr w:type="spellStart"/>
+      <w:r>
+        <w:rPr>
+          <w:lang w:val="de-CH"/>
+        </w:rPr>
+        <w:t>Git</w:t>
+      </w:r>
+      <w:proofErr w:type="spellEnd"/>
+      <w:r>
+        <w:rPr>
+          <w:lang w:val="de-CH"/>
+        </w:rPr>
+        <w:t xml:space="preserve"> für Versionierung, Excel für </w:t>
+      </w:r>
+      <w:proofErr w:type="spellStart"/>
+      <w:r>
+        <w:rPr>
+          <w:lang w:val="de-CH"/>
+        </w:rPr>
+        <w:t>Issue</w:t>
+      </w:r>
+      <w:proofErr w:type="spellEnd"/>
+      <w:r>
+        <w:rPr>
+          <w:lang w:val="de-CH"/>
+        </w:rPr>
+        <w:t xml:space="preserve"> Tracking und keine echte Datenbank in der ersten Iteration.</w:t>
       </w:r>
     </w:p>
     <w:p>
@@ -2817,6 +2916,7 @@
                 <w:szCs w:val="16"/>
               </w:rPr>
             </w:pPr>
+            <w:proofErr w:type="spellStart"/>
             <w:r>
               <w:rPr>
                 <w:rFonts w:ascii="Arial" w:hAnsi="Arial" w:cs="Arial"/>
@@ -2827,6 +2927,7 @@
               </w:rPr>
               <w:t>Beispiel</w:t>
             </w:r>
+            <w:proofErr w:type="spellEnd"/>
           </w:p>
         </w:tc>
       </w:tr>
@@ -2873,14 +2974,70 @@
                 <w:szCs w:val="16"/>
               </w:rPr>
             </w:pPr>
-            <w:r>
-              <w:rPr>
-                <w:rFonts w:ascii="Arial" w:hAnsi="Arial" w:cs="Arial"/>
-                <w:sz w:val="16"/>
-                <w:szCs w:val="16"/>
-              </w:rPr>
-              <w:t>nummeriert, klein, mit Unterstrich</w:t>
-            </w:r>
+            <w:proofErr w:type="spellStart"/>
+            <w:r>
+              <w:rPr>
+                <w:rFonts w:ascii="Arial" w:hAnsi="Arial" w:cs="Arial"/>
+                <w:sz w:val="16"/>
+                <w:szCs w:val="16"/>
+              </w:rPr>
+              <w:t>nummeriert</w:t>
+            </w:r>
+            <w:proofErr w:type="spellEnd"/>
+            <w:r>
+              <w:rPr>
+                <w:rFonts w:ascii="Arial" w:hAnsi="Arial" w:cs="Arial"/>
+                <w:sz w:val="16"/>
+                <w:szCs w:val="16"/>
+              </w:rPr>
+              <w:t xml:space="preserve">, </w:t>
+            </w:r>
+            <w:proofErr w:type="spellStart"/>
+            <w:r>
+              <w:rPr>
+                <w:rFonts w:ascii="Arial" w:hAnsi="Arial" w:cs="Arial"/>
+                <w:sz w:val="16"/>
+                <w:szCs w:val="16"/>
+              </w:rPr>
+              <w:t>klein</w:t>
+            </w:r>
+            <w:proofErr w:type="spellEnd"/>
+            <w:r>
+              <w:rPr>
+                <w:rFonts w:ascii="Arial" w:hAnsi="Arial" w:cs="Arial"/>
+                <w:sz w:val="16"/>
+                <w:szCs w:val="16"/>
+              </w:rPr>
+              <w:t xml:space="preserve">, </w:t>
+            </w:r>
+            <w:proofErr w:type="spellStart"/>
+            <w:r>
+              <w:rPr>
+                <w:rFonts w:ascii="Arial" w:hAnsi="Arial" w:cs="Arial"/>
+                <w:sz w:val="16"/>
+                <w:szCs w:val="16"/>
+              </w:rPr>
+              <w:t>mit</w:t>
+            </w:r>
+            <w:proofErr w:type="spellEnd"/>
+            <w:r>
+              <w:rPr>
+                <w:rFonts w:ascii="Arial" w:hAnsi="Arial" w:cs="Arial"/>
+                <w:sz w:val="16"/>
+                <w:szCs w:val="16"/>
+              </w:rPr>
+              <w:t xml:space="preserve"> </w:t>
+            </w:r>
+            <w:proofErr w:type="spellStart"/>
+            <w:r>
+              <w:rPr>
+                <w:rFonts w:ascii="Arial" w:hAnsi="Arial" w:cs="Arial"/>
+                <w:sz w:val="16"/>
+                <w:szCs w:val="16"/>
+              </w:rPr>
+              <w:t>Unterstrich</w:t>
+            </w:r>
+            <w:proofErr w:type="spellEnd"/>
           </w:p>
         </w:tc>
         <w:tc>
@@ -2926,6 +3083,7 @@
                 <w:szCs w:val="16"/>
               </w:rPr>
             </w:pPr>
+            <w:proofErr w:type="spellStart"/>
             <w:r>
               <w:rPr>
                 <w:rFonts w:ascii="Arial" w:hAnsi="Arial" w:cs="Arial"/>
@@ -2934,6 +3092,7 @@
               </w:rPr>
               <w:t>Dokumente</w:t>
             </w:r>
+            <w:proofErr w:type="spellEnd"/>
           </w:p>
         </w:tc>
         <w:tc>
@@ -3006,6 +3165,7 @@
                 <w:szCs w:val="16"/>
               </w:rPr>
             </w:pPr>
+            <w:proofErr w:type="spellStart"/>
             <w:r>
               <w:rPr>
                 <w:rFonts w:ascii="Arial" w:hAnsi="Arial" w:cs="Arial"/>
@@ -3014,6 +3174,7 @@
               </w:rPr>
               <w:t>Diagramme</w:t>
             </w:r>
+            <w:proofErr w:type="spellEnd"/>
           </w:p>
         </w:tc>
         <w:tc>
@@ -3085,6 +3246,7 @@
                 <w:szCs w:val="16"/>
               </w:rPr>
             </w:pPr>
+            <w:proofErr w:type="spellStart"/>
             <w:r>
               <w:rPr>
                 <w:rFonts w:ascii="Arial" w:hAnsi="Arial" w:cs="Arial"/>
@@ -3093,6 +3255,7 @@
               </w:rPr>
               <w:t>Versionen</w:t>
             </w:r>
+            <w:proofErr w:type="spellEnd"/>
           </w:p>
         </w:tc>
         <w:tc>
@@ -3116,7 +3279,29 @@
                 <w:szCs w:val="16"/>
                 <w:lang w:val="de-CH"/>
               </w:rPr>
-              <w:t>Version mit vX.Y kennzeichnen</w:t>
+              <w:t xml:space="preserve">Version mit </w:t>
+            </w:r>
+            <w:proofErr w:type="spellStart"/>
+            <w:proofErr w:type="gramStart"/>
+            <w:r>
+              <w:rPr>
+                <w:rFonts w:ascii="Arial" w:hAnsi="Arial" w:cs="Arial"/>
+                <w:sz w:val="16"/>
+                <w:szCs w:val="16"/>
+                <w:lang w:val="de-CH"/>
+              </w:rPr>
+              <w:t>vX.Y</w:t>
+            </w:r>
+            <w:proofErr w:type="spellEnd"/>
+            <w:proofErr w:type="gramEnd"/>
+            <w:r>
+              <w:rPr>
+                <w:rFonts w:ascii="Arial" w:hAnsi="Arial" w:cs="Arial"/>
+                <w:sz w:val="16"/>
+                <w:szCs w:val="16"/>
+                <w:lang w:val="de-CH"/>
+              </w:rPr>
+              <w:t xml:space="preserve"> kennzeichnen</w:t>
             </w:r>
           </w:p>
         </w:tc>
@@ -3163,6 +3348,7 @@
                 <w:szCs w:val="16"/>
               </w:rPr>
             </w:pPr>
+            <w:proofErr w:type="spellStart"/>
             <w:r>
               <w:rPr>
                 <w:rFonts w:ascii="Arial" w:hAnsi="Arial" w:cs="Arial"/>
@@ -3171,6 +3357,7 @@
               </w:rPr>
               <w:t>Abgaben</w:t>
             </w:r>
+            <w:proofErr w:type="spellEnd"/>
           </w:p>
         </w:tc>
         <w:tc>
@@ -3356,6 +3543,7 @@
                 <w:szCs w:val="16"/>
               </w:rPr>
             </w:pPr>
+            <w:proofErr w:type="spellStart"/>
             <w:r>
               <w:rPr>
                 <w:rFonts w:ascii="Arial" w:hAnsi="Arial" w:cs="Arial"/>
@@ -3366,6 +3554,7 @@
               </w:rPr>
               <w:t>Beispiel</w:t>
             </w:r>
+            <w:proofErr w:type="spellEnd"/>
           </w:p>
         </w:tc>
       </w:tr>
@@ -3418,8 +3607,36 @@
                 <w:sz w:val="16"/>
                 <w:szCs w:val="16"/>
               </w:rPr>
-              <w:t>lowercase, keine Leerzeichen</w:t>
-            </w:r>
+              <w:t xml:space="preserve">lowercase, </w:t>
+            </w:r>
+            <w:proofErr w:type="spellStart"/>
+            <w:r>
+              <w:rPr>
+                <w:rFonts w:ascii="Arial" w:hAnsi="Arial" w:cs="Arial"/>
+                <w:sz w:val="16"/>
+                <w:szCs w:val="16"/>
+              </w:rPr>
+              <w:t>keine</w:t>
+            </w:r>
+            <w:proofErr w:type="spellEnd"/>
+            <w:r>
+              <w:rPr>
+                <w:rFonts w:ascii="Arial" w:hAnsi="Arial" w:cs="Arial"/>
+                <w:sz w:val="16"/>
+                <w:szCs w:val="16"/>
+              </w:rPr>
+              <w:t xml:space="preserve"> </w:t>
+            </w:r>
+            <w:proofErr w:type="spellStart"/>
+            <w:r>
+              <w:rPr>
+                <w:rFonts w:ascii="Arial" w:hAnsi="Arial" w:cs="Arial"/>
+                <w:sz w:val="16"/>
+                <w:szCs w:val="16"/>
+              </w:rPr>
+              <w:t>Leerzeichen</w:t>
+            </w:r>
+            <w:proofErr w:type="spellEnd"/>
           </w:p>
         </w:tc>
         <w:tc>
@@ -3436,14 +3653,36 @@
                 <w:szCs w:val="16"/>
               </w:rPr>
             </w:pPr>
-            <w:r>
-              <w:rPr>
-                <w:rFonts w:ascii="Arial" w:hAnsi="Arial" w:cs="Arial"/>
-                <w:sz w:val="16"/>
-                <w:szCs w:val="16"/>
-              </w:rPr>
-              <w:t>ch.werkstattteam.werkstattpilot.business</w:t>
-            </w:r>
+            <w:proofErr w:type="spellStart"/>
+            <w:proofErr w:type="gramStart"/>
+            <w:r>
+              <w:rPr>
+                <w:rFonts w:ascii="Arial" w:hAnsi="Arial" w:cs="Arial"/>
+                <w:sz w:val="16"/>
+                <w:szCs w:val="16"/>
+              </w:rPr>
+              <w:t>ch.werkstattteam</w:t>
+            </w:r>
+            <w:proofErr w:type="gramEnd"/>
+            <w:r>
+              <w:rPr>
+                <w:rFonts w:ascii="Arial" w:hAnsi="Arial" w:cs="Arial"/>
+                <w:sz w:val="16"/>
+                <w:szCs w:val="16"/>
+              </w:rPr>
+              <w:t>.</w:t>
+            </w:r>
+            <w:proofErr w:type="gramStart"/>
+            <w:r>
+              <w:rPr>
+                <w:rFonts w:ascii="Arial" w:hAnsi="Arial" w:cs="Arial"/>
+                <w:sz w:val="16"/>
+                <w:szCs w:val="16"/>
+              </w:rPr>
+              <w:t>werkstattpilot.business</w:t>
+            </w:r>
+            <w:proofErr w:type="spellEnd"/>
+            <w:proofErr w:type="gramEnd"/>
           </w:p>
         </w:tc>
       </w:tr>
@@ -3488,13 +3727,23 @@
                 <w:szCs w:val="16"/>
               </w:rPr>
             </w:pPr>
-            <w:r>
-              <w:rPr>
-                <w:rFonts w:ascii="Arial" w:hAnsi="Arial" w:cs="Arial"/>
-                <w:sz w:val="16"/>
-                <w:szCs w:val="16"/>
-              </w:rPr>
-              <w:t>PascalCase, Singular</w:t>
+            <w:proofErr w:type="spellStart"/>
+            <w:r>
+              <w:rPr>
+                <w:rFonts w:ascii="Arial" w:hAnsi="Arial" w:cs="Arial"/>
+                <w:sz w:val="16"/>
+                <w:szCs w:val="16"/>
+              </w:rPr>
+              <w:t>PascalCase</w:t>
+            </w:r>
+            <w:proofErr w:type="spellEnd"/>
+            <w:r>
+              <w:rPr>
+                <w:rFonts w:ascii="Arial" w:hAnsi="Arial" w:cs="Arial"/>
+                <w:sz w:val="16"/>
+                <w:szCs w:val="16"/>
+              </w:rPr>
+              <w:t>, Singular</w:t>
             </w:r>
           </w:p>
         </w:tc>
@@ -3511,14 +3760,34 @@
                 <w:szCs w:val="16"/>
               </w:rPr>
             </w:pPr>
-            <w:r>
-              <w:rPr>
-                <w:rFonts w:ascii="Arial" w:hAnsi="Arial" w:cs="Arial"/>
-                <w:sz w:val="16"/>
-                <w:szCs w:val="16"/>
-              </w:rPr>
-              <w:t>Auftrag, Kunde, Fahrzeug</w:t>
-            </w:r>
+            <w:proofErr w:type="spellStart"/>
+            <w:r>
+              <w:rPr>
+                <w:rFonts w:ascii="Arial" w:hAnsi="Arial" w:cs="Arial"/>
+                <w:sz w:val="16"/>
+                <w:szCs w:val="16"/>
+              </w:rPr>
+              <w:t>Auftrag</w:t>
+            </w:r>
+            <w:proofErr w:type="spellEnd"/>
+            <w:r>
+              <w:rPr>
+                <w:rFonts w:ascii="Arial" w:hAnsi="Arial" w:cs="Arial"/>
+                <w:sz w:val="16"/>
+                <w:szCs w:val="16"/>
+              </w:rPr>
+              <w:t xml:space="preserve">, Kunde, </w:t>
+            </w:r>
+            <w:proofErr w:type="spellStart"/>
+            <w:r>
+              <w:rPr>
+                <w:rFonts w:ascii="Arial" w:hAnsi="Arial" w:cs="Arial"/>
+                <w:sz w:val="16"/>
+                <w:szCs w:val="16"/>
+              </w:rPr>
+              <w:t>Fahrzeug</w:t>
+            </w:r>
+            <w:proofErr w:type="spellEnd"/>
           </w:p>
         </w:tc>
       </w:tr>
@@ -3565,14 +3834,52 @@
                 <w:szCs w:val="16"/>
               </w:rPr>
             </w:pPr>
-            <w:r>
-              <w:rPr>
-                <w:rFonts w:ascii="Arial" w:hAnsi="Arial" w:cs="Arial"/>
-                <w:sz w:val="16"/>
-                <w:szCs w:val="16"/>
-              </w:rPr>
-              <w:t>PascalCase, fachlich klar</w:t>
-            </w:r>
+            <w:proofErr w:type="spellStart"/>
+            <w:r>
+              <w:rPr>
+                <w:rFonts w:ascii="Arial" w:hAnsi="Arial" w:cs="Arial"/>
+                <w:sz w:val="16"/>
+                <w:szCs w:val="16"/>
+              </w:rPr>
+              <w:t>PascalCase</w:t>
+            </w:r>
+            <w:proofErr w:type="spellEnd"/>
+            <w:r>
+              <w:rPr>
+                <w:rFonts w:ascii="Arial" w:hAnsi="Arial" w:cs="Arial"/>
+                <w:sz w:val="16"/>
+                <w:szCs w:val="16"/>
+              </w:rPr>
+              <w:t xml:space="preserve">, </w:t>
+            </w:r>
+            <w:proofErr w:type="spellStart"/>
+            <w:r>
+              <w:rPr>
+                <w:rFonts w:ascii="Arial" w:hAnsi="Arial" w:cs="Arial"/>
+                <w:sz w:val="16"/>
+                <w:szCs w:val="16"/>
+              </w:rPr>
+              <w:t>fachlich</w:t>
+            </w:r>
+            <w:proofErr w:type="spellEnd"/>
+            <w:r>
+              <w:rPr>
+                <w:rFonts w:ascii="Arial" w:hAnsi="Arial" w:cs="Arial"/>
+                <w:sz w:val="16"/>
+                <w:szCs w:val="16"/>
+              </w:rPr>
+              <w:t xml:space="preserve"> </w:t>
+            </w:r>
+            <w:proofErr w:type="spellStart"/>
+            <w:r>
+              <w:rPr>
+                <w:rFonts w:ascii="Arial" w:hAnsi="Arial" w:cs="Arial"/>
+                <w:sz w:val="16"/>
+                <w:szCs w:val="16"/>
+              </w:rPr>
+              <w:t>klar</w:t>
+            </w:r>
+            <w:proofErr w:type="spellEnd"/>
           </w:p>
         </w:tc>
         <w:tc>
@@ -3589,6 +3896,7 @@
                 <w:szCs w:val="16"/>
               </w:rPr>
             </w:pPr>
+            <w:proofErr w:type="spellStart"/>
             <w:r>
               <w:rPr>
                 <w:rFonts w:ascii="Arial" w:hAnsi="Arial" w:cs="Arial"/>
@@ -3597,6 +3905,7 @@
               </w:rPr>
               <w:t>AuftragRepository</w:t>
             </w:r>
+            <w:proofErr w:type="spellEnd"/>
           </w:p>
         </w:tc>
       </w:tr>
@@ -3618,6 +3927,7 @@
                 <w:szCs w:val="16"/>
               </w:rPr>
             </w:pPr>
+            <w:proofErr w:type="spellStart"/>
             <w:r>
               <w:rPr>
                 <w:rFonts w:ascii="Arial" w:hAnsi="Arial" w:cs="Arial"/>
@@ -3626,6 +3936,7 @@
               </w:rPr>
               <w:t>Methoden</w:t>
             </w:r>
+            <w:proofErr w:type="spellEnd"/>
           </w:p>
         </w:tc>
         <w:tc>
@@ -3647,8 +3958,18 @@
                 <w:sz w:val="16"/>
                 <w:szCs w:val="16"/>
               </w:rPr>
-              <w:t>camelCase, Verb plus Objekt</w:t>
-            </w:r>
+              <w:t xml:space="preserve">camelCase, Verb plus </w:t>
+            </w:r>
+            <w:proofErr w:type="spellStart"/>
+            <w:r>
+              <w:rPr>
+                <w:rFonts w:ascii="Arial" w:hAnsi="Arial" w:cs="Arial"/>
+                <w:sz w:val="16"/>
+                <w:szCs w:val="16"/>
+              </w:rPr>
+              <w:t>Objekt</w:t>
+            </w:r>
+            <w:proofErr w:type="spellEnd"/>
           </w:p>
         </w:tc>
         <w:tc>
@@ -3664,13 +3985,61 @@
                 <w:szCs w:val="16"/>
               </w:rPr>
             </w:pPr>
-            <w:r>
-              <w:rPr>
-                <w:rFonts w:ascii="Arial" w:hAnsi="Arial" w:cs="Arial"/>
-                <w:sz w:val="16"/>
-                <w:szCs w:val="16"/>
-              </w:rPr>
-              <w:t>auftragAnlegen(), statusAendern()</w:t>
+            <w:proofErr w:type="spellStart"/>
+            <w:proofErr w:type="gramStart"/>
+            <w:r>
+              <w:rPr>
+                <w:rFonts w:ascii="Arial" w:hAnsi="Arial" w:cs="Arial"/>
+                <w:sz w:val="16"/>
+                <w:szCs w:val="16"/>
+              </w:rPr>
+              <w:t>auftragAnlegen</w:t>
+            </w:r>
+            <w:proofErr w:type="spellEnd"/>
+            <w:r>
+              <w:rPr>
+                <w:rFonts w:ascii="Arial" w:hAnsi="Arial" w:cs="Arial"/>
+                <w:sz w:val="16"/>
+                <w:szCs w:val="16"/>
+              </w:rPr>
+              <w:t>(</w:t>
+            </w:r>
+            <w:proofErr w:type="gramEnd"/>
+            <w:r>
+              <w:rPr>
+                <w:rFonts w:ascii="Arial" w:hAnsi="Arial" w:cs="Arial"/>
+                <w:sz w:val="16"/>
+                <w:szCs w:val="16"/>
+              </w:rPr>
+              <w:t xml:space="preserve">), </w:t>
+            </w:r>
+            <w:proofErr w:type="spellStart"/>
+            <w:proofErr w:type="gramStart"/>
+            <w:r>
+              <w:rPr>
+                <w:rFonts w:ascii="Arial" w:hAnsi="Arial" w:cs="Arial"/>
+                <w:sz w:val="16"/>
+                <w:szCs w:val="16"/>
+              </w:rPr>
+              <w:t>statusAendern</w:t>
+            </w:r>
+            <w:proofErr w:type="spellEnd"/>
+            <w:r>
+              <w:rPr>
+                <w:rFonts w:ascii="Arial" w:hAnsi="Arial" w:cs="Arial"/>
+                <w:sz w:val="16"/>
+                <w:szCs w:val="16"/>
+              </w:rPr>
+              <w:t>(</w:t>
+            </w:r>
+            <w:proofErr w:type="gramEnd"/>
+            <w:r>
+              <w:rPr>
+                <w:rFonts w:ascii="Arial" w:hAnsi="Arial" w:cs="Arial"/>
+                <w:sz w:val="16"/>
+                <w:szCs w:val="16"/>
+              </w:rPr>
+              <w:t>)</w:t>
             </w:r>
           </w:p>
         </w:tc>
@@ -3724,8 +4093,36 @@
                 <w:sz w:val="16"/>
                 <w:szCs w:val="16"/>
               </w:rPr>
-              <w:t>camelCase, fachlich eindeutig</w:t>
-            </w:r>
+              <w:t xml:space="preserve">camelCase, </w:t>
+            </w:r>
+            <w:proofErr w:type="spellStart"/>
+            <w:r>
+              <w:rPr>
+                <w:rFonts w:ascii="Arial" w:hAnsi="Arial" w:cs="Arial"/>
+                <w:sz w:val="16"/>
+                <w:szCs w:val="16"/>
+              </w:rPr>
+              <w:t>fachlich</w:t>
+            </w:r>
+            <w:proofErr w:type="spellEnd"/>
+            <w:r>
+              <w:rPr>
+                <w:rFonts w:ascii="Arial" w:hAnsi="Arial" w:cs="Arial"/>
+                <w:sz w:val="16"/>
+                <w:szCs w:val="16"/>
+              </w:rPr>
+              <w:t xml:space="preserve"> </w:t>
+            </w:r>
+            <w:proofErr w:type="spellStart"/>
+            <w:r>
+              <w:rPr>
+                <w:rFonts w:ascii="Arial" w:hAnsi="Arial" w:cs="Arial"/>
+                <w:sz w:val="16"/>
+                <w:szCs w:val="16"/>
+              </w:rPr>
+              <w:t>eindeutig</w:t>
+            </w:r>
+            <w:proofErr w:type="spellEnd"/>
           </w:p>
         </w:tc>
         <w:tc>
@@ -3742,14 +4139,34 @@
                 <w:szCs w:val="16"/>
               </w:rPr>
             </w:pPr>
-            <w:r>
-              <w:rPr>
-                <w:rFonts w:ascii="Arial" w:hAnsi="Arial" w:cs="Arial"/>
-                <w:sz w:val="16"/>
-                <w:szCs w:val="16"/>
-              </w:rPr>
-              <w:t>auftragsNummer, kundenName</w:t>
-            </w:r>
+            <w:proofErr w:type="spellStart"/>
+            <w:r>
+              <w:rPr>
+                <w:rFonts w:ascii="Arial" w:hAnsi="Arial" w:cs="Arial"/>
+                <w:sz w:val="16"/>
+                <w:szCs w:val="16"/>
+              </w:rPr>
+              <w:t>auftragsNummer</w:t>
+            </w:r>
+            <w:proofErr w:type="spellEnd"/>
+            <w:r>
+              <w:rPr>
+                <w:rFonts w:ascii="Arial" w:hAnsi="Arial" w:cs="Arial"/>
+                <w:sz w:val="16"/>
+                <w:szCs w:val="16"/>
+              </w:rPr>
+              <w:t xml:space="preserve">, </w:t>
+            </w:r>
+            <w:proofErr w:type="spellStart"/>
+            <w:r>
+              <w:rPr>
+                <w:rFonts w:ascii="Arial" w:hAnsi="Arial" w:cs="Arial"/>
+                <w:sz w:val="16"/>
+                <w:szCs w:val="16"/>
+              </w:rPr>
+              <w:t>kundenName</w:t>
+            </w:r>
+            <w:proofErr w:type="spellEnd"/>
           </w:p>
         </w:tc>
       </w:tr>
@@ -3771,6 +4188,7 @@
                 <w:szCs w:val="16"/>
               </w:rPr>
             </w:pPr>
+            <w:proofErr w:type="spellStart"/>
             <w:r>
               <w:rPr>
                 <w:rFonts w:ascii="Arial" w:hAnsi="Arial" w:cs="Arial"/>
@@ -3779,6 +4197,7 @@
               </w:rPr>
               <w:t>Konstanten</w:t>
             </w:r>
+            <w:proofErr w:type="spellEnd"/>
           </w:p>
         </w:tc>
         <w:tc>
@@ -3877,8 +4296,18 @@
                 <w:sz w:val="16"/>
                 <w:szCs w:val="16"/>
               </w:rPr>
-              <w:t>Substantive in Kundensprache</w:t>
-            </w:r>
+              <w:t xml:space="preserve">Substantive in </w:t>
+            </w:r>
+            <w:proofErr w:type="spellStart"/>
+            <w:r>
+              <w:rPr>
+                <w:rFonts w:ascii="Arial" w:hAnsi="Arial" w:cs="Arial"/>
+                <w:sz w:val="16"/>
+                <w:szCs w:val="16"/>
+              </w:rPr>
+              <w:t>Kundensprache</w:t>
+            </w:r>
+            <w:proofErr w:type="spellEnd"/>
           </w:p>
         </w:tc>
         <w:tc>
@@ -3895,14 +4324,34 @@
                 <w:szCs w:val="16"/>
               </w:rPr>
             </w:pPr>
-            <w:r>
-              <w:rPr>
-                <w:rFonts w:ascii="Arial" w:hAnsi="Arial" w:cs="Arial"/>
-                <w:sz w:val="16"/>
-                <w:szCs w:val="16"/>
-              </w:rPr>
-              <w:t>Auftrag, Fahrzeug</w:t>
-            </w:r>
+            <w:proofErr w:type="spellStart"/>
+            <w:r>
+              <w:rPr>
+                <w:rFonts w:ascii="Arial" w:hAnsi="Arial" w:cs="Arial"/>
+                <w:sz w:val="16"/>
+                <w:szCs w:val="16"/>
+              </w:rPr>
+              <w:t>Auftrag</w:t>
+            </w:r>
+            <w:proofErr w:type="spellEnd"/>
+            <w:r>
+              <w:rPr>
+                <w:rFonts w:ascii="Arial" w:hAnsi="Arial" w:cs="Arial"/>
+                <w:sz w:val="16"/>
+                <w:szCs w:val="16"/>
+              </w:rPr>
+              <w:t xml:space="preserve">, </w:t>
+            </w:r>
+            <w:proofErr w:type="spellStart"/>
+            <w:r>
+              <w:rPr>
+                <w:rFonts w:ascii="Arial" w:hAnsi="Arial" w:cs="Arial"/>
+                <w:sz w:val="16"/>
+                <w:szCs w:val="16"/>
+              </w:rPr>
+              <w:t>Fahrzeug</w:t>
+            </w:r>
+            <w:proofErr w:type="spellEnd"/>
           </w:p>
         </w:tc>
       </w:tr>
@@ -3953,8 +4402,18 @@
                 <w:sz w:val="16"/>
                 <w:szCs w:val="16"/>
               </w:rPr>
-              <w:t>Verb plus Objekt</w:t>
-            </w:r>
+              <w:t xml:space="preserve">Verb plus </w:t>
+            </w:r>
+            <w:proofErr w:type="spellStart"/>
+            <w:r>
+              <w:rPr>
+                <w:rFonts w:ascii="Arial" w:hAnsi="Arial" w:cs="Arial"/>
+                <w:sz w:val="16"/>
+                <w:szCs w:val="16"/>
+              </w:rPr>
+              <w:t>Objekt</w:t>
+            </w:r>
+            <w:proofErr w:type="spellEnd"/>
           </w:p>
         </w:tc>
         <w:tc>
@@ -3970,14 +4429,34 @@
                 <w:szCs w:val="16"/>
               </w:rPr>
             </w:pPr>
-            <w:r>
-              <w:rPr>
-                <w:rFonts w:ascii="Arial" w:hAnsi="Arial" w:cs="Arial"/>
-                <w:sz w:val="16"/>
-                <w:szCs w:val="16"/>
-              </w:rPr>
-              <w:t>Auftrag anlegen</w:t>
-            </w:r>
+            <w:proofErr w:type="spellStart"/>
+            <w:r>
+              <w:rPr>
+                <w:rFonts w:ascii="Arial" w:hAnsi="Arial" w:cs="Arial"/>
+                <w:sz w:val="16"/>
+                <w:szCs w:val="16"/>
+              </w:rPr>
+              <w:t>Auftrag</w:t>
+            </w:r>
+            <w:proofErr w:type="spellEnd"/>
+            <w:r>
+              <w:rPr>
+                <w:rFonts w:ascii="Arial" w:hAnsi="Arial" w:cs="Arial"/>
+                <w:sz w:val="16"/>
+                <w:szCs w:val="16"/>
+              </w:rPr>
+              <w:t xml:space="preserve"> </w:t>
+            </w:r>
+            <w:proofErr w:type="spellStart"/>
+            <w:r>
+              <w:rPr>
+                <w:rFonts w:ascii="Arial" w:hAnsi="Arial" w:cs="Arial"/>
+                <w:sz w:val="16"/>
+                <w:szCs w:val="16"/>
+              </w:rPr>
+              <w:t>anlegen</w:t>
+            </w:r>
+            <w:proofErr w:type="spellEnd"/>
           </w:p>
         </w:tc>
       </w:tr>
@@ -4043,7 +4522,21 @@
         <w:rPr>
           <w:lang w:val="de-CH"/>
         </w:rPr>
-        <w:t>Die Ordnerstruktur trennt Installation, Dokumentation, Entwicklung, Issue Tracking, Versionen, Abgaben und Backups. Dadurch bleibt nachvollziehbar, wo Arbeitsergebnisse abgelegt werden und welche Dateien abgaberelevant sind.</w:t>
+        <w:t xml:space="preserve">Die Ordnerstruktur trennt Installation, Dokumentation, Entwicklung, </w:t>
+      </w:r>
+      <w:proofErr w:type="spellStart"/>
+      <w:r>
+        <w:rPr>
+          <w:lang w:val="de-CH"/>
+        </w:rPr>
+        <w:t>Issue</w:t>
+      </w:r>
+      <w:proofErr w:type="spellEnd"/>
+      <w:r>
+        <w:rPr>
+          <w:lang w:val="de-CH"/>
+        </w:rPr>
+        <w:t xml:space="preserve"> Tracking, Versionen, Abgaben und Backups. Dadurch bleibt nachvollziehbar, wo Arbeitsergebnisse abgelegt werden und welche Dateien abgaberelevant sind.</w:t>
       </w:r>
     </w:p>
     <w:tbl>
@@ -4060,7 +4553,7 @@
         <w:tblLook w:val="04A0" w:firstRow="1" w:lastRow="0" w:firstColumn="1" w:lastColumn="0" w:noHBand="0" w:noVBand="1"/>
       </w:tblPr>
       <w:tblGrid>
-        <w:gridCol w:w="9764"/>
+        <w:gridCol w:w="9742"/>
       </w:tblGrid>
       <w:tr>
         <w:trPr>
@@ -4079,13 +4572,23 @@
                 <w:lang w:val="de-CH"/>
               </w:rPr>
             </w:pPr>
+            <w:proofErr w:type="spellStart"/>
             <w:r>
               <w:rPr>
                 <w:rFonts w:ascii="Consolas" w:hAnsi="Consolas"/>
                 <w:szCs w:val="28"/>
                 <w:lang w:val="de-CH"/>
               </w:rPr>
-              <w:t>WerkstattPilot/</w:t>
+              <w:t>WerkstattPilot</w:t>
+            </w:r>
+            <w:proofErr w:type="spellEnd"/>
+            <w:r>
+              <w:rPr>
+                <w:rFonts w:ascii="Consolas" w:hAnsi="Consolas"/>
+                <w:szCs w:val="28"/>
+                <w:lang w:val="de-CH"/>
+              </w:rPr>
+              <w:t>/</w:t>
             </w:r>
             <w:r>
               <w:rPr>
@@ -4119,7 +4622,25 @@
                 <w:szCs w:val="28"/>
                 <w:lang w:val="de-CH"/>
               </w:rPr>
-              <w:t xml:space="preserve">    java_jdk/</w:t>
+              <w:t xml:space="preserve">    </w:t>
+            </w:r>
+            <w:proofErr w:type="spellStart"/>
+            <w:r>
+              <w:rPr>
+                <w:rFonts w:ascii="Consolas" w:hAnsi="Consolas"/>
+                <w:szCs w:val="28"/>
+                <w:lang w:val="de-CH"/>
+              </w:rPr>
+              <w:t>java_jdk</w:t>
+            </w:r>
+            <w:proofErr w:type="spellEnd"/>
+            <w:r>
+              <w:rPr>
+                <w:rFonts w:ascii="Consolas" w:hAnsi="Consolas"/>
+                <w:szCs w:val="28"/>
+                <w:lang w:val="de-CH"/>
+              </w:rPr>
+              <w:t>/</w:t>
             </w:r>
             <w:r>
               <w:rPr>
@@ -4136,7 +4657,25 @@
                 <w:szCs w:val="28"/>
                 <w:lang w:val="de-CH"/>
               </w:rPr>
-              <w:t xml:space="preserve">    intellij_idea/</w:t>
+              <w:t xml:space="preserve">    </w:t>
+            </w:r>
+            <w:proofErr w:type="spellStart"/>
+            <w:r>
+              <w:rPr>
+                <w:rFonts w:ascii="Consolas" w:hAnsi="Consolas"/>
+                <w:szCs w:val="28"/>
+                <w:lang w:val="de-CH"/>
+              </w:rPr>
+              <w:t>intellij_idea</w:t>
+            </w:r>
+            <w:proofErr w:type="spellEnd"/>
+            <w:r>
+              <w:rPr>
+                <w:rFonts w:ascii="Consolas" w:hAnsi="Consolas"/>
+                <w:szCs w:val="28"/>
+                <w:lang w:val="de-CH"/>
+              </w:rPr>
+              <w:t>/</w:t>
             </w:r>
             <w:r>
               <w:rPr>
@@ -4153,7 +4692,25 @@
                 <w:szCs w:val="28"/>
                 <w:lang w:val="de-CH"/>
               </w:rPr>
-              <w:t xml:space="preserve">    visual_paradigm/</w:t>
+              <w:t xml:space="preserve">    </w:t>
+            </w:r>
+            <w:proofErr w:type="spellStart"/>
+            <w:r>
+              <w:rPr>
+                <w:rFonts w:ascii="Consolas" w:hAnsi="Consolas"/>
+                <w:szCs w:val="28"/>
+                <w:lang w:val="de-CH"/>
+              </w:rPr>
+              <w:t>visual_paradigm</w:t>
+            </w:r>
+            <w:proofErr w:type="spellEnd"/>
+            <w:r>
+              <w:rPr>
+                <w:rFonts w:ascii="Consolas" w:hAnsi="Consolas"/>
+                <w:szCs w:val="28"/>
+                <w:lang w:val="de-CH"/>
+              </w:rPr>
+              <w:t>/</w:t>
             </w:r>
             <w:r>
               <w:rPr>
@@ -4170,7 +4727,25 @@
                 <w:szCs w:val="28"/>
                 <w:lang w:val="de-CH"/>
               </w:rPr>
-              <w:t xml:space="preserve">    git/</w:t>
+              <w:t xml:space="preserve">    </w:t>
+            </w:r>
+            <w:proofErr w:type="spellStart"/>
+            <w:r>
+              <w:rPr>
+                <w:rFonts w:ascii="Consolas" w:hAnsi="Consolas"/>
+                <w:szCs w:val="28"/>
+                <w:lang w:val="de-CH"/>
+              </w:rPr>
+              <w:t>git</w:t>
+            </w:r>
+            <w:proofErr w:type="spellEnd"/>
+            <w:r>
+              <w:rPr>
+                <w:rFonts w:ascii="Consolas" w:hAnsi="Consolas"/>
+                <w:szCs w:val="28"/>
+                <w:lang w:val="de-CH"/>
+              </w:rPr>
+              <w:t>/</w:t>
             </w:r>
             <w:r>
               <w:rPr>
@@ -4289,7 +4864,25 @@
                 <w:szCs w:val="28"/>
                 <w:lang w:val="de-CH"/>
               </w:rPr>
-              <w:t xml:space="preserve">    diagramme/</w:t>
+              <w:t xml:space="preserve">    </w:t>
+            </w:r>
+            <w:proofErr w:type="spellStart"/>
+            <w:r>
+              <w:rPr>
+                <w:rFonts w:ascii="Consolas" w:hAnsi="Consolas"/>
+                <w:szCs w:val="28"/>
+                <w:lang w:val="de-CH"/>
+              </w:rPr>
+              <w:t>diagramme</w:t>
+            </w:r>
+            <w:proofErr w:type="spellEnd"/>
+            <w:r>
+              <w:rPr>
+                <w:rFonts w:ascii="Consolas" w:hAnsi="Consolas"/>
+                <w:szCs w:val="28"/>
+                <w:lang w:val="de-CH"/>
+              </w:rPr>
+              <w:t>/</w:t>
             </w:r>
             <w:r>
               <w:rPr>
@@ -4306,7 +4899,25 @@
                 <w:szCs w:val="28"/>
                 <w:lang w:val="de-CH"/>
               </w:rPr>
-              <w:t xml:space="preserve">    protokolle/</w:t>
+              <w:t xml:space="preserve">    </w:t>
+            </w:r>
+            <w:proofErr w:type="spellStart"/>
+            <w:r>
+              <w:rPr>
+                <w:rFonts w:ascii="Consolas" w:hAnsi="Consolas"/>
+                <w:szCs w:val="28"/>
+                <w:lang w:val="de-CH"/>
+              </w:rPr>
+              <w:t>protokolle</w:t>
+            </w:r>
+            <w:proofErr w:type="spellEnd"/>
+            <w:r>
+              <w:rPr>
+                <w:rFonts w:ascii="Consolas" w:hAnsi="Consolas"/>
+                <w:szCs w:val="28"/>
+                <w:lang w:val="de-CH"/>
+              </w:rPr>
+              <w:t>/</w:t>
             </w:r>
             <w:r>
               <w:rPr>
@@ -4340,7 +4951,25 @@
                 <w:szCs w:val="28"/>
                 <w:lang w:val="de-CH"/>
               </w:rPr>
-              <w:t xml:space="preserve">    werkstattpilot/</w:t>
+              <w:t xml:space="preserve">    </w:t>
+            </w:r>
+            <w:proofErr w:type="spellStart"/>
+            <w:r>
+              <w:rPr>
+                <w:rFonts w:ascii="Consolas" w:hAnsi="Consolas"/>
+                <w:szCs w:val="28"/>
+                <w:lang w:val="de-CH"/>
+              </w:rPr>
+              <w:t>werkstattpilot</w:t>
+            </w:r>
+            <w:proofErr w:type="spellEnd"/>
+            <w:r>
+              <w:rPr>
+                <w:rFonts w:ascii="Consolas" w:hAnsi="Consolas"/>
+                <w:szCs w:val="28"/>
+                <w:lang w:val="de-CH"/>
+              </w:rPr>
+              <w:t>/</w:t>
             </w:r>
             <w:r>
               <w:rPr>
@@ -4357,7 +4986,115 @@
                 <w:szCs w:val="28"/>
                 <w:lang w:val="de-CH"/>
               </w:rPr>
-              <w:t xml:space="preserve">      src/main/java/ch/werkstattteam/werkstattpilot/</w:t>
+              <w:t xml:space="preserve">      </w:t>
+            </w:r>
+            <w:proofErr w:type="spellStart"/>
+            <w:r>
+              <w:rPr>
+                <w:rFonts w:ascii="Consolas" w:hAnsi="Consolas"/>
+                <w:szCs w:val="28"/>
+                <w:lang w:val="de-CH"/>
+              </w:rPr>
+              <w:t>src</w:t>
+            </w:r>
+            <w:proofErr w:type="spellEnd"/>
+            <w:r>
+              <w:rPr>
+                <w:rFonts w:ascii="Consolas" w:hAnsi="Consolas"/>
+                <w:szCs w:val="28"/>
+                <w:lang w:val="de-CH"/>
+              </w:rPr>
+              <w:t>/</w:t>
+            </w:r>
+            <w:proofErr w:type="spellStart"/>
+            <w:r>
+              <w:rPr>
+                <w:rFonts w:ascii="Consolas" w:hAnsi="Consolas"/>
+                <w:szCs w:val="28"/>
+                <w:lang w:val="de-CH"/>
+              </w:rPr>
+              <w:t>main</w:t>
+            </w:r>
+            <w:proofErr w:type="spellEnd"/>
+            <w:r>
+              <w:rPr>
+                <w:rFonts w:ascii="Consolas" w:hAnsi="Consolas"/>
+                <w:szCs w:val="28"/>
+                <w:lang w:val="de-CH"/>
+              </w:rPr>
+              <w:t>/</w:t>
+            </w:r>
+            <w:proofErr w:type="spellStart"/>
+            <w:r>
+              <w:rPr>
+                <w:rFonts w:ascii="Consolas" w:hAnsi="Consolas"/>
+                <w:szCs w:val="28"/>
+                <w:lang w:val="de-CH"/>
+              </w:rPr>
+              <w:t>java</w:t>
+            </w:r>
+            <w:proofErr w:type="spellEnd"/>
+            <w:r>
+              <w:rPr>
+                <w:rFonts w:ascii="Consolas" w:hAnsi="Consolas"/>
+                <w:szCs w:val="28"/>
+                <w:lang w:val="de-CH"/>
+              </w:rPr>
+              <w:t>/</w:t>
+            </w:r>
+            <w:proofErr w:type="spellStart"/>
+            <w:r>
+              <w:rPr>
+                <w:rFonts w:ascii="Consolas" w:hAnsi="Consolas"/>
+                <w:szCs w:val="28"/>
+                <w:lang w:val="de-CH"/>
+              </w:rPr>
+              <w:t>ch</w:t>
+            </w:r>
+            <w:proofErr w:type="spellEnd"/>
+            <w:r>
+              <w:rPr>
+                <w:rFonts w:ascii="Consolas" w:hAnsi="Consolas"/>
+                <w:szCs w:val="28"/>
+                <w:lang w:val="de-CH"/>
+              </w:rPr>
+              <w:t>/</w:t>
+            </w:r>
+            <w:proofErr w:type="spellStart"/>
+            <w:r>
+              <w:rPr>
+                <w:rFonts w:ascii="Consolas" w:hAnsi="Consolas"/>
+                <w:szCs w:val="28"/>
+                <w:lang w:val="de-CH"/>
+              </w:rPr>
+              <w:t>werkstattteam</w:t>
+            </w:r>
+            <w:proofErr w:type="spellEnd"/>
+            <w:r>
+              <w:rPr>
+                <w:rFonts w:ascii="Consolas" w:hAnsi="Consolas"/>
+                <w:szCs w:val="28"/>
+                <w:lang w:val="de-CH"/>
+              </w:rPr>
+              <w:t>/</w:t>
+            </w:r>
+            <w:proofErr w:type="spellStart"/>
+            <w:r>
+              <w:rPr>
+                <w:rFonts w:ascii="Consolas" w:hAnsi="Consolas"/>
+                <w:szCs w:val="28"/>
+                <w:lang w:val="de-CH"/>
+              </w:rPr>
+              <w:t>werkstattpilot</w:t>
+            </w:r>
+            <w:proofErr w:type="spellEnd"/>
+            <w:r>
+              <w:rPr>
+                <w:rFonts w:ascii="Consolas" w:hAnsi="Consolas"/>
+                <w:szCs w:val="28"/>
+                <w:lang w:val="de-CH"/>
+              </w:rPr>
+              <w:t>/</w:t>
             </w:r>
             <w:r>
               <w:rPr>
@@ -4374,7 +5111,25 @@
                 <w:szCs w:val="28"/>
                 <w:lang w:val="de-CH"/>
               </w:rPr>
-              <w:t xml:space="preserve">        presentation/</w:t>
+              <w:t xml:space="preserve">        </w:t>
+            </w:r>
+            <w:proofErr w:type="spellStart"/>
+            <w:r>
+              <w:rPr>
+                <w:rFonts w:ascii="Consolas" w:hAnsi="Consolas"/>
+                <w:szCs w:val="28"/>
+                <w:lang w:val="de-CH"/>
+              </w:rPr>
+              <w:t>presentation</w:t>
+            </w:r>
+            <w:proofErr w:type="spellEnd"/>
+            <w:r>
+              <w:rPr>
+                <w:rFonts w:ascii="Consolas" w:hAnsi="Consolas"/>
+                <w:szCs w:val="28"/>
+                <w:lang w:val="de-CH"/>
+              </w:rPr>
+              <w:t>/</w:t>
             </w:r>
             <w:r>
               <w:rPr>
@@ -4391,7 +5146,25 @@
                 <w:szCs w:val="28"/>
                 <w:lang w:val="de-CH"/>
               </w:rPr>
-              <w:t xml:space="preserve">        business/</w:t>
+              <w:t xml:space="preserve">        </w:t>
+            </w:r>
+            <w:proofErr w:type="spellStart"/>
+            <w:r>
+              <w:rPr>
+                <w:rFonts w:ascii="Consolas" w:hAnsi="Consolas"/>
+                <w:szCs w:val="28"/>
+                <w:lang w:val="de-CH"/>
+              </w:rPr>
+              <w:t>business</w:t>
+            </w:r>
+            <w:proofErr w:type="spellEnd"/>
+            <w:r>
+              <w:rPr>
+                <w:rFonts w:ascii="Consolas" w:hAnsi="Consolas"/>
+                <w:szCs w:val="28"/>
+                <w:lang w:val="de-CH"/>
+              </w:rPr>
+              <w:t>/</w:t>
             </w:r>
             <w:r>
               <w:rPr>
@@ -4408,7 +5181,25 @@
                 <w:szCs w:val="28"/>
                 <w:lang w:val="de-CH"/>
               </w:rPr>
-              <w:t xml:space="preserve">        persistence/</w:t>
+              <w:t xml:space="preserve">        </w:t>
+            </w:r>
+            <w:proofErr w:type="spellStart"/>
+            <w:r>
+              <w:rPr>
+                <w:rFonts w:ascii="Consolas" w:hAnsi="Consolas"/>
+                <w:szCs w:val="28"/>
+                <w:lang w:val="de-CH"/>
+              </w:rPr>
+              <w:t>persistence</w:t>
+            </w:r>
+            <w:proofErr w:type="spellEnd"/>
+            <w:r>
+              <w:rPr>
+                <w:rFonts w:ascii="Consolas" w:hAnsi="Consolas"/>
+                <w:szCs w:val="28"/>
+                <w:lang w:val="de-CH"/>
+              </w:rPr>
+              <w:t>/</w:t>
             </w:r>
             <w:r>
               <w:rPr>
@@ -4425,7 +5216,133 @@
                 <w:szCs w:val="28"/>
                 <w:lang w:val="de-CH"/>
               </w:rPr>
-              <w:t xml:space="preserve">      src/test/java/ch/werkstattteam/werkstattpilot/test/</w:t>
+              <w:t xml:space="preserve">      </w:t>
+            </w:r>
+            <w:proofErr w:type="spellStart"/>
+            <w:r>
+              <w:rPr>
+                <w:rFonts w:ascii="Consolas" w:hAnsi="Consolas"/>
+                <w:szCs w:val="28"/>
+                <w:lang w:val="de-CH"/>
+              </w:rPr>
+              <w:t>src</w:t>
+            </w:r>
+            <w:proofErr w:type="spellEnd"/>
+            <w:r>
+              <w:rPr>
+                <w:rFonts w:ascii="Consolas" w:hAnsi="Consolas"/>
+                <w:szCs w:val="28"/>
+                <w:lang w:val="de-CH"/>
+              </w:rPr>
+              <w:t>/</w:t>
+            </w:r>
+            <w:proofErr w:type="spellStart"/>
+            <w:r>
+              <w:rPr>
+                <w:rFonts w:ascii="Consolas" w:hAnsi="Consolas"/>
+                <w:szCs w:val="28"/>
+                <w:lang w:val="de-CH"/>
+              </w:rPr>
+              <w:t>test</w:t>
+            </w:r>
+            <w:proofErr w:type="spellEnd"/>
+            <w:r>
+              <w:rPr>
+                <w:rFonts w:ascii="Consolas" w:hAnsi="Consolas"/>
+                <w:szCs w:val="28"/>
+                <w:lang w:val="de-CH"/>
+              </w:rPr>
+              <w:t>/</w:t>
+            </w:r>
+            <w:proofErr w:type="spellStart"/>
+            <w:r>
+              <w:rPr>
+                <w:rFonts w:ascii="Consolas" w:hAnsi="Consolas"/>
+                <w:szCs w:val="28"/>
+                <w:lang w:val="de-CH"/>
+              </w:rPr>
+              <w:t>java</w:t>
+            </w:r>
+            <w:proofErr w:type="spellEnd"/>
+            <w:r>
+              <w:rPr>
+                <w:rFonts w:ascii="Consolas" w:hAnsi="Consolas"/>
+                <w:szCs w:val="28"/>
+                <w:lang w:val="de-CH"/>
+              </w:rPr>
+              <w:t>/</w:t>
+            </w:r>
+            <w:proofErr w:type="spellStart"/>
+            <w:r>
+              <w:rPr>
+                <w:rFonts w:ascii="Consolas" w:hAnsi="Consolas"/>
+                <w:szCs w:val="28"/>
+                <w:lang w:val="de-CH"/>
+              </w:rPr>
+              <w:t>ch</w:t>
+            </w:r>
+            <w:proofErr w:type="spellEnd"/>
+            <w:r>
+              <w:rPr>
+                <w:rFonts w:ascii="Consolas" w:hAnsi="Consolas"/>
+                <w:szCs w:val="28"/>
+                <w:lang w:val="de-CH"/>
+              </w:rPr>
+              <w:t>/</w:t>
+            </w:r>
+            <w:proofErr w:type="spellStart"/>
+            <w:r>
+              <w:rPr>
+                <w:rFonts w:ascii="Consolas" w:hAnsi="Consolas"/>
+                <w:szCs w:val="28"/>
+                <w:lang w:val="de-CH"/>
+              </w:rPr>
+              <w:t>werkstattteam</w:t>
+            </w:r>
+            <w:proofErr w:type="spellEnd"/>
+            <w:r>
+              <w:rPr>
+                <w:rFonts w:ascii="Consolas" w:hAnsi="Consolas"/>
+                <w:szCs w:val="28"/>
+                <w:lang w:val="de-CH"/>
+              </w:rPr>
+              <w:t>/</w:t>
+            </w:r>
+            <w:proofErr w:type="spellStart"/>
+            <w:r>
+              <w:rPr>
+                <w:rFonts w:ascii="Consolas" w:hAnsi="Consolas"/>
+                <w:szCs w:val="28"/>
+                <w:lang w:val="de-CH"/>
+              </w:rPr>
+              <w:t>werkstattpilot</w:t>
+            </w:r>
+            <w:proofErr w:type="spellEnd"/>
+            <w:r>
+              <w:rPr>
+                <w:rFonts w:ascii="Consolas" w:hAnsi="Consolas"/>
+                <w:szCs w:val="28"/>
+                <w:lang w:val="de-CH"/>
+              </w:rPr>
+              <w:t>/</w:t>
+            </w:r>
+            <w:proofErr w:type="spellStart"/>
+            <w:r>
+              <w:rPr>
+                <w:rFonts w:ascii="Consolas" w:hAnsi="Consolas"/>
+                <w:szCs w:val="28"/>
+                <w:lang w:val="de-CH"/>
+              </w:rPr>
+              <w:t>test</w:t>
+            </w:r>
+            <w:proofErr w:type="spellEnd"/>
+            <w:r>
+              <w:rPr>
+                <w:rFonts w:ascii="Consolas" w:hAnsi="Consolas"/>
+                <w:szCs w:val="28"/>
+                <w:lang w:val="de-CH"/>
+              </w:rPr>
+              <w:t>/</w:t>
             </w:r>
             <w:r>
               <w:rPr>
@@ -4442,7 +5359,25 @@
                 <w:szCs w:val="28"/>
                 <w:lang w:val="de-CH"/>
               </w:rPr>
-              <w:t xml:space="preserve">        business/</w:t>
+              <w:t xml:space="preserve">        </w:t>
+            </w:r>
+            <w:proofErr w:type="spellStart"/>
+            <w:r>
+              <w:rPr>
+                <w:rFonts w:ascii="Consolas" w:hAnsi="Consolas"/>
+                <w:szCs w:val="28"/>
+                <w:lang w:val="de-CH"/>
+              </w:rPr>
+              <w:t>business</w:t>
+            </w:r>
+            <w:proofErr w:type="spellEnd"/>
+            <w:r>
+              <w:rPr>
+                <w:rFonts w:ascii="Consolas" w:hAnsi="Consolas"/>
+                <w:szCs w:val="28"/>
+                <w:lang w:val="de-CH"/>
+              </w:rPr>
+              <w:t>/</w:t>
             </w:r>
             <w:r>
               <w:rPr>
@@ -4459,7 +5394,25 @@
                 <w:szCs w:val="28"/>
                 <w:lang w:val="de-CH"/>
               </w:rPr>
-              <w:t xml:space="preserve">        persistence/</w:t>
+              <w:t xml:space="preserve">        </w:t>
+            </w:r>
+            <w:proofErr w:type="spellStart"/>
+            <w:r>
+              <w:rPr>
+                <w:rFonts w:ascii="Consolas" w:hAnsi="Consolas"/>
+                <w:szCs w:val="28"/>
+                <w:lang w:val="de-CH"/>
+              </w:rPr>
+              <w:t>persistence</w:t>
+            </w:r>
+            <w:proofErr w:type="spellEnd"/>
+            <w:r>
+              <w:rPr>
+                <w:rFonts w:ascii="Consolas" w:hAnsi="Consolas"/>
+                <w:szCs w:val="28"/>
+                <w:lang w:val="de-CH"/>
+              </w:rPr>
+              <w:t>/</w:t>
             </w:r>
             <w:r>
               <w:rPr>
@@ -4533,7 +5486,13 @@
         </w:tc>
       </w:tr>
     </w:tbl>
-    <w:p/>
+    <w:p>
+      <w:pPr>
+        <w:rPr>
+          <w:lang w:val="de-CH"/>
+        </w:rPr>
+      </w:pPr>
+    </w:p>
     <w:tbl>
       <w:tblPr>
         <w:tblStyle w:val="Tabellenraster"/>
@@ -4766,14 +5725,25 @@
                 <w:lang w:val="de-CH"/>
               </w:rPr>
             </w:pPr>
-            <w:r>
-              <w:rPr>
-                <w:rFonts w:ascii="Arial" w:hAnsi="Arial" w:cs="Arial"/>
-                <w:sz w:val="16"/>
-                <w:szCs w:val="16"/>
-                <w:lang w:val="de-CH"/>
-              </w:rPr>
-              <w:t>IntelliJ-Projekt mit Java-Quelltexten, Packages und Tests.</w:t>
+            <w:proofErr w:type="spellStart"/>
+            <w:r>
+              <w:rPr>
+                <w:rFonts w:ascii="Arial" w:hAnsi="Arial" w:cs="Arial"/>
+                <w:sz w:val="16"/>
+                <w:szCs w:val="16"/>
+                <w:lang w:val="de-CH"/>
+              </w:rPr>
+              <w:t>IntelliJ</w:t>
+            </w:r>
+            <w:proofErr w:type="spellEnd"/>
+            <w:r>
+              <w:rPr>
+                <w:rFonts w:ascii="Arial" w:hAnsi="Arial" w:cs="Arial"/>
+                <w:sz w:val="16"/>
+                <w:szCs w:val="16"/>
+                <w:lang w:val="de-CH"/>
+              </w:rPr>
+              <w:t>-Projekt mit Java-Quelltexten, Packages und Tests.</w:t>
             </w:r>
           </w:p>
         </w:tc>
@@ -4985,13 +5955,59 @@
                 <w:szCs w:val="16"/>
               </w:rPr>
             </w:pPr>
-            <w:r>
-              <w:rPr>
-                <w:rFonts w:ascii="Arial" w:hAnsi="Arial" w:cs="Arial"/>
-                <w:sz w:val="16"/>
-                <w:szCs w:val="16"/>
-              </w:rPr>
-              <w:t>Sicherungen wichtiger Projektstände.</w:t>
+            <w:proofErr w:type="spellStart"/>
+            <w:r>
+              <w:rPr>
+                <w:rFonts w:ascii="Arial" w:hAnsi="Arial" w:cs="Arial"/>
+                <w:sz w:val="16"/>
+                <w:szCs w:val="16"/>
+              </w:rPr>
+              <w:t>Sicherungen</w:t>
+            </w:r>
+            <w:proofErr w:type="spellEnd"/>
+            <w:r>
+              <w:rPr>
+                <w:rFonts w:ascii="Arial" w:hAnsi="Arial" w:cs="Arial"/>
+                <w:sz w:val="16"/>
+                <w:szCs w:val="16"/>
+              </w:rPr>
+              <w:t xml:space="preserve"> </w:t>
+            </w:r>
+            <w:proofErr w:type="spellStart"/>
+            <w:r>
+              <w:rPr>
+                <w:rFonts w:ascii="Arial" w:hAnsi="Arial" w:cs="Arial"/>
+                <w:sz w:val="16"/>
+                <w:szCs w:val="16"/>
+              </w:rPr>
+              <w:t>wichtiger</w:t>
+            </w:r>
+            <w:proofErr w:type="spellEnd"/>
+            <w:r>
+              <w:rPr>
+                <w:rFonts w:ascii="Arial" w:hAnsi="Arial" w:cs="Arial"/>
+                <w:sz w:val="16"/>
+                <w:szCs w:val="16"/>
+              </w:rPr>
+              <w:t xml:space="preserve"> </w:t>
+            </w:r>
+            <w:proofErr w:type="spellStart"/>
+            <w:r>
+              <w:rPr>
+                <w:rFonts w:ascii="Arial" w:hAnsi="Arial" w:cs="Arial"/>
+                <w:sz w:val="16"/>
+                <w:szCs w:val="16"/>
+              </w:rPr>
+              <w:t>Projektstände</w:t>
+            </w:r>
+            <w:proofErr w:type="spellEnd"/>
+            <w:r>
+              <w:rPr>
+                <w:rFonts w:ascii="Arial" w:hAnsi="Arial" w:cs="Arial"/>
+                <w:sz w:val="16"/>
+                <w:szCs w:val="16"/>
+              </w:rPr>
+              <w:t>.</w:t>
             </w:r>
           </w:p>
         </w:tc>
@@ -5094,6 +6110,7 @@
                 <w:szCs w:val="16"/>
               </w:rPr>
             </w:pPr>
+            <w:proofErr w:type="spellStart"/>
             <w:r>
               <w:rPr>
                 <w:rFonts w:ascii="Arial" w:hAnsi="Arial" w:cs="Arial"/>
@@ -5104,6 +6121,7 @@
               </w:rPr>
               <w:t>Hauptrolle</w:t>
             </w:r>
+            <w:proofErr w:type="spellEnd"/>
           </w:p>
         </w:tc>
         <w:tc>
@@ -5120,6 +6138,7 @@
                 <w:szCs w:val="16"/>
               </w:rPr>
             </w:pPr>
+            <w:proofErr w:type="spellStart"/>
             <w:r>
               <w:rPr>
                 <w:rFonts w:ascii="Arial" w:hAnsi="Arial" w:cs="Arial"/>
@@ -5130,6 +6149,7 @@
               </w:rPr>
               <w:t>Verantwortung</w:t>
             </w:r>
+            <w:proofErr w:type="spellEnd"/>
           </w:p>
         </w:tc>
       </w:tr>
@@ -5322,6 +6342,7 @@
                 <w:szCs w:val="16"/>
               </w:rPr>
             </w:pPr>
+            <w:proofErr w:type="spellStart"/>
             <w:r>
               <w:rPr>
                 <w:rFonts w:ascii="Arial" w:hAnsi="Arial" w:cs="Arial"/>
@@ -5330,6 +6351,7 @@
               </w:rPr>
               <w:t>Beide</w:t>
             </w:r>
+            <w:proofErr w:type="spellEnd"/>
           </w:p>
         </w:tc>
         <w:tc>
@@ -5442,6 +6464,7 @@
                 <w:szCs w:val="16"/>
               </w:rPr>
             </w:pPr>
+            <w:proofErr w:type="spellStart"/>
             <w:r>
               <w:rPr>
                 <w:rFonts w:ascii="Arial" w:hAnsi="Arial" w:cs="Arial"/>
@@ -5452,6 +6475,7 @@
               </w:rPr>
               <w:t>Bereich</w:t>
             </w:r>
+            <w:proofErr w:type="spellEnd"/>
           </w:p>
         </w:tc>
         <w:tc>
@@ -5468,6 +6492,7 @@
                 <w:szCs w:val="16"/>
               </w:rPr>
             </w:pPr>
+            <w:proofErr w:type="spellStart"/>
             <w:r>
               <w:rPr>
                 <w:rFonts w:ascii="Arial" w:hAnsi="Arial" w:cs="Arial"/>
@@ -5478,6 +6503,7 @@
               </w:rPr>
               <w:t>Vorgehen</w:t>
             </w:r>
+            <w:proofErr w:type="spellEnd"/>
           </w:p>
         </w:tc>
       </w:tr>
@@ -5555,14 +6581,34 @@
                 <w:szCs w:val="16"/>
               </w:rPr>
             </w:pPr>
-            <w:r>
-              <w:rPr>
-                <w:rFonts w:ascii="Arial" w:hAnsi="Arial" w:cs="Arial"/>
-                <w:sz w:val="16"/>
-                <w:szCs w:val="16"/>
-              </w:rPr>
-              <w:t>Austausch von Arbeitsergebnissen</w:t>
-            </w:r>
+            <w:proofErr w:type="spellStart"/>
+            <w:r>
+              <w:rPr>
+                <w:rFonts w:ascii="Arial" w:hAnsi="Arial" w:cs="Arial"/>
+                <w:sz w:val="16"/>
+                <w:szCs w:val="16"/>
+              </w:rPr>
+              <w:t>Austausch</w:t>
+            </w:r>
+            <w:proofErr w:type="spellEnd"/>
+            <w:r>
+              <w:rPr>
+                <w:rFonts w:ascii="Arial" w:hAnsi="Arial" w:cs="Arial"/>
+                <w:sz w:val="16"/>
+                <w:szCs w:val="16"/>
+              </w:rPr>
+              <w:t xml:space="preserve"> von </w:t>
+            </w:r>
+            <w:proofErr w:type="spellStart"/>
+            <w:r>
+              <w:rPr>
+                <w:rFonts w:ascii="Arial" w:hAnsi="Arial" w:cs="Arial"/>
+                <w:sz w:val="16"/>
+                <w:szCs w:val="16"/>
+              </w:rPr>
+              <w:t>Arbeitsergebnissen</w:t>
+            </w:r>
+            <w:proofErr w:type="spellEnd"/>
           </w:p>
         </w:tc>
         <w:tc>
@@ -5579,14 +6625,25 @@
                 <w:lang w:val="de-CH"/>
               </w:rPr>
             </w:pPr>
-            <w:r>
-              <w:rPr>
-                <w:rFonts w:ascii="Arial" w:hAnsi="Arial" w:cs="Arial"/>
-                <w:sz w:val="16"/>
-                <w:szCs w:val="16"/>
-                <w:lang w:val="de-CH"/>
-              </w:rPr>
-              <w:t>Git für Code, gemeinsamer Projektordner für Dokumente und Abgaben</w:t>
+            <w:proofErr w:type="spellStart"/>
+            <w:r>
+              <w:rPr>
+                <w:rFonts w:ascii="Arial" w:hAnsi="Arial" w:cs="Arial"/>
+                <w:sz w:val="16"/>
+                <w:szCs w:val="16"/>
+                <w:lang w:val="de-CH"/>
+              </w:rPr>
+              <w:t>Git</w:t>
+            </w:r>
+            <w:proofErr w:type="spellEnd"/>
+            <w:r>
+              <w:rPr>
+                <w:rFonts w:ascii="Arial" w:hAnsi="Arial" w:cs="Arial"/>
+                <w:sz w:val="16"/>
+                <w:szCs w:val="16"/>
+                <w:lang w:val="de-CH"/>
+              </w:rPr>
+              <w:t xml:space="preserve"> für Code, gemeinsamer Projektordner für Dokumente und Abgaben</w:t>
             </w:r>
           </w:p>
         </w:tc>
@@ -5610,6 +6667,7 @@
                 <w:szCs w:val="16"/>
               </w:rPr>
             </w:pPr>
+            <w:proofErr w:type="spellStart"/>
             <w:r>
               <w:rPr>
                 <w:rFonts w:ascii="Arial" w:hAnsi="Arial" w:cs="Arial"/>
@@ -5618,6 +6676,7 @@
               </w:rPr>
               <w:t>Planung</w:t>
             </w:r>
+            <w:proofErr w:type="spellEnd"/>
           </w:p>
         </w:tc>
         <w:tc>
@@ -5642,7 +6701,27 @@
                 <w:szCs w:val="16"/>
                 <w:lang w:val="de-CH"/>
               </w:rPr>
-              <w:t>Arbeitsprotokoll und Issue Tracking in Excel</w:t>
+              <w:t xml:space="preserve">Arbeitsprotokoll und </w:t>
+            </w:r>
+            <w:proofErr w:type="spellStart"/>
+            <w:r>
+              <w:rPr>
+                <w:rFonts w:ascii="Arial" w:hAnsi="Arial" w:cs="Arial"/>
+                <w:sz w:val="16"/>
+                <w:szCs w:val="16"/>
+                <w:lang w:val="de-CH"/>
+              </w:rPr>
+              <w:t>Issue</w:t>
+            </w:r>
+            <w:proofErr w:type="spellEnd"/>
+            <w:r>
+              <w:rPr>
+                <w:rFonts w:ascii="Arial" w:hAnsi="Arial" w:cs="Arial"/>
+                <w:sz w:val="16"/>
+                <w:szCs w:val="16"/>
+                <w:lang w:val="de-CH"/>
+              </w:rPr>
+              <w:t xml:space="preserve"> Tracking in Excel</w:t>
             </w:r>
           </w:p>
         </w:tc>
@@ -5665,6 +6744,7 @@
                 <w:szCs w:val="16"/>
               </w:rPr>
             </w:pPr>
+            <w:proofErr w:type="spellStart"/>
             <w:r>
               <w:rPr>
                 <w:rFonts w:ascii="Arial" w:hAnsi="Arial" w:cs="Arial"/>
@@ -5673,6 +6753,7 @@
               </w:rPr>
               <w:t>Qualitätssicherung</w:t>
             </w:r>
+            <w:proofErr w:type="spellEnd"/>
           </w:p>
         </w:tc>
         <w:tc>
@@ -5720,14 +6801,34 @@
                 <w:szCs w:val="16"/>
               </w:rPr>
             </w:pPr>
-            <w:r>
-              <w:rPr>
-                <w:rFonts w:ascii="Arial" w:hAnsi="Arial" w:cs="Arial"/>
-                <w:sz w:val="16"/>
-                <w:szCs w:val="16"/>
-              </w:rPr>
-              <w:t>Dokumentation von Entscheiden</w:t>
-            </w:r>
+            <w:proofErr w:type="spellStart"/>
+            <w:r>
+              <w:rPr>
+                <w:rFonts w:ascii="Arial" w:hAnsi="Arial" w:cs="Arial"/>
+                <w:sz w:val="16"/>
+                <w:szCs w:val="16"/>
+              </w:rPr>
+              <w:t>Dokumentation</w:t>
+            </w:r>
+            <w:proofErr w:type="spellEnd"/>
+            <w:r>
+              <w:rPr>
+                <w:rFonts w:ascii="Arial" w:hAnsi="Arial" w:cs="Arial"/>
+                <w:sz w:val="16"/>
+                <w:szCs w:val="16"/>
+              </w:rPr>
+              <w:t xml:space="preserve"> von </w:t>
+            </w:r>
+            <w:proofErr w:type="spellStart"/>
+            <w:r>
+              <w:rPr>
+                <w:rFonts w:ascii="Arial" w:hAnsi="Arial" w:cs="Arial"/>
+                <w:sz w:val="16"/>
+                <w:szCs w:val="16"/>
+              </w:rPr>
+              <w:t>Entscheiden</w:t>
+            </w:r>
+            <w:proofErr w:type="spellEnd"/>
           </w:p>
         </w:tc>
         <w:tc>
@@ -5841,6 +6942,7 @@
                 <w:szCs w:val="16"/>
               </w:rPr>
             </w:pPr>
+            <w:proofErr w:type="spellStart"/>
             <w:r>
               <w:rPr>
                 <w:rFonts w:ascii="Arial" w:hAnsi="Arial" w:cs="Arial"/>
@@ -5851,6 +6953,7 @@
               </w:rPr>
               <w:t>Inhalt</w:t>
             </w:r>
+            <w:proofErr w:type="spellEnd"/>
           </w:p>
         </w:tc>
         <w:tc>
@@ -5923,14 +7026,34 @@
                 <w:szCs w:val="16"/>
               </w:rPr>
             </w:pPr>
-            <w:r>
-              <w:rPr>
-                <w:rFonts w:ascii="Arial" w:hAnsi="Arial" w:cs="Arial"/>
-                <w:sz w:val="16"/>
-                <w:szCs w:val="16"/>
-              </w:rPr>
-              <w:t>Projektauftrag und Anforderungen</w:t>
-            </w:r>
+            <w:proofErr w:type="spellStart"/>
+            <w:r>
+              <w:rPr>
+                <w:rFonts w:ascii="Arial" w:hAnsi="Arial" w:cs="Arial"/>
+                <w:sz w:val="16"/>
+                <w:szCs w:val="16"/>
+              </w:rPr>
+              <w:t>Projektauftrag</w:t>
+            </w:r>
+            <w:proofErr w:type="spellEnd"/>
+            <w:r>
+              <w:rPr>
+                <w:rFonts w:ascii="Arial" w:hAnsi="Arial" w:cs="Arial"/>
+                <w:sz w:val="16"/>
+                <w:szCs w:val="16"/>
+              </w:rPr>
+              <w:t xml:space="preserve"> und </w:t>
+            </w:r>
+            <w:proofErr w:type="spellStart"/>
+            <w:r>
+              <w:rPr>
+                <w:rFonts w:ascii="Arial" w:hAnsi="Arial" w:cs="Arial"/>
+                <w:sz w:val="16"/>
+                <w:szCs w:val="16"/>
+              </w:rPr>
+              <w:t>Anforderungen</w:t>
+            </w:r>
+            <w:proofErr w:type="spellEnd"/>
           </w:p>
         </w:tc>
         <w:tc>
@@ -5947,6 +7070,7 @@
                 <w:szCs w:val="16"/>
               </w:rPr>
             </w:pPr>
+            <w:proofErr w:type="spellStart"/>
             <w:r>
               <w:rPr>
                 <w:rFonts w:ascii="Arial" w:hAnsi="Arial" w:cs="Arial"/>
@@ -5955,6 +7079,7 @@
               </w:rPr>
               <w:t>abgeschlossen</w:t>
             </w:r>
+            <w:proofErr w:type="spellEnd"/>
           </w:p>
         </w:tc>
       </w:tr>
@@ -5999,14 +7124,52 @@
                 <w:szCs w:val="16"/>
               </w:rPr>
             </w:pPr>
-            <w:r>
-              <w:rPr>
-                <w:rFonts w:ascii="Arial" w:hAnsi="Arial" w:cs="Arial"/>
-                <w:sz w:val="16"/>
-                <w:szCs w:val="16"/>
-              </w:rPr>
-              <w:t>Projektumgebung definieren und dokumentieren</w:t>
-            </w:r>
+            <w:proofErr w:type="spellStart"/>
+            <w:r>
+              <w:rPr>
+                <w:rFonts w:ascii="Arial" w:hAnsi="Arial" w:cs="Arial"/>
+                <w:sz w:val="16"/>
+                <w:szCs w:val="16"/>
+              </w:rPr>
+              <w:t>Projektumgebung</w:t>
+            </w:r>
+            <w:proofErr w:type="spellEnd"/>
+            <w:r>
+              <w:rPr>
+                <w:rFonts w:ascii="Arial" w:hAnsi="Arial" w:cs="Arial"/>
+                <w:sz w:val="16"/>
+                <w:szCs w:val="16"/>
+              </w:rPr>
+              <w:t xml:space="preserve"> </w:t>
+            </w:r>
+            <w:proofErr w:type="spellStart"/>
+            <w:r>
+              <w:rPr>
+                <w:rFonts w:ascii="Arial" w:hAnsi="Arial" w:cs="Arial"/>
+                <w:sz w:val="16"/>
+                <w:szCs w:val="16"/>
+              </w:rPr>
+              <w:t>definieren</w:t>
+            </w:r>
+            <w:proofErr w:type="spellEnd"/>
+            <w:r>
+              <w:rPr>
+                <w:rFonts w:ascii="Arial" w:hAnsi="Arial" w:cs="Arial"/>
+                <w:sz w:val="16"/>
+                <w:szCs w:val="16"/>
+              </w:rPr>
+              <w:t xml:space="preserve"> und </w:t>
+            </w:r>
+            <w:proofErr w:type="spellStart"/>
+            <w:r>
+              <w:rPr>
+                <w:rFonts w:ascii="Arial" w:hAnsi="Arial" w:cs="Arial"/>
+                <w:sz w:val="16"/>
+                <w:szCs w:val="16"/>
+              </w:rPr>
+              <w:t>dokumentieren</w:t>
+            </w:r>
+            <w:proofErr w:type="spellEnd"/>
           </w:p>
         </w:tc>
         <w:tc>
@@ -6022,6 +7185,7 @@
                 <w:szCs w:val="16"/>
               </w:rPr>
             </w:pPr>
+            <w:proofErr w:type="spellStart"/>
             <w:r>
               <w:rPr>
                 <w:rFonts w:ascii="Arial" w:hAnsi="Arial" w:cs="Arial"/>
@@ -6030,6 +7194,7 @@
               </w:rPr>
               <w:t>abgeschlossen</w:t>
             </w:r>
+            <w:proofErr w:type="spellEnd"/>
           </w:p>
         </w:tc>
       </w:tr>
@@ -6102,6 +7267,7 @@
                 <w:szCs w:val="16"/>
               </w:rPr>
             </w:pPr>
+            <w:proofErr w:type="spellStart"/>
             <w:r>
               <w:rPr>
                 <w:rFonts w:ascii="Arial" w:hAnsi="Arial" w:cs="Arial"/>
@@ -6110,6 +7276,7 @@
               </w:rPr>
               <w:t>abgeschlossen</w:t>
             </w:r>
+            <w:proofErr w:type="spellEnd"/>
           </w:p>
         </w:tc>
       </w:tr>
@@ -6179,6 +7346,7 @@
                 <w:szCs w:val="16"/>
               </w:rPr>
             </w:pPr>
+            <w:proofErr w:type="spellStart"/>
             <w:r>
               <w:rPr>
                 <w:rFonts w:ascii="Arial" w:hAnsi="Arial" w:cs="Arial"/>
@@ -6187,6 +7355,7 @@
               </w:rPr>
               <w:t>abgeschlossen</w:t>
             </w:r>
+            <w:proofErr w:type="spellEnd"/>
           </w:p>
         </w:tc>
       </w:tr>
@@ -6241,7 +7410,27 @@
                 <w:szCs w:val="16"/>
                 <w:lang w:val="de-CH"/>
               </w:rPr>
-              <w:t>Java-Prototyp, Mock-DB, Unit-Tests, Javadoc und Endbenutzertest</w:t>
+              <w:t xml:space="preserve">Java-Prototyp, Mock-DB, Unit-Tests, </w:t>
+            </w:r>
+            <w:proofErr w:type="spellStart"/>
+            <w:r>
+              <w:rPr>
+                <w:rFonts w:ascii="Arial" w:hAnsi="Arial" w:cs="Arial"/>
+                <w:sz w:val="16"/>
+                <w:szCs w:val="16"/>
+                <w:lang w:val="de-CH"/>
+              </w:rPr>
+              <w:t>Javadoc</w:t>
+            </w:r>
+            <w:proofErr w:type="spellEnd"/>
+            <w:r>
+              <w:rPr>
+                <w:rFonts w:ascii="Arial" w:hAnsi="Arial" w:cs="Arial"/>
+                <w:sz w:val="16"/>
+                <w:szCs w:val="16"/>
+                <w:lang w:val="de-CH"/>
+              </w:rPr>
+              <w:t xml:space="preserve"> und Endbenutzertest</w:t>
             </w:r>
           </w:p>
         </w:tc>
@@ -6259,6 +7448,7 @@
                 <w:szCs w:val="16"/>
               </w:rPr>
             </w:pPr>
+            <w:proofErr w:type="spellStart"/>
             <w:r>
               <w:rPr>
                 <w:rFonts w:ascii="Arial" w:hAnsi="Arial" w:cs="Arial"/>
@@ -6267,6 +7457,7 @@
               </w:rPr>
               <w:t>abgeschlossen</w:t>
             </w:r>
+            <w:proofErr w:type="spellEnd"/>
           </w:p>
         </w:tc>
       </w:tr>
@@ -6423,6 +7614,7 @@
                 <w:szCs w:val="16"/>
               </w:rPr>
             </w:pPr>
+            <w:proofErr w:type="spellStart"/>
             <w:r>
               <w:rPr>
                 <w:rFonts w:ascii="Arial" w:hAnsi="Arial" w:cs="Arial"/>
@@ -6433,6 +7625,7 @@
               </w:rPr>
               <w:t>Installationsort</w:t>
             </w:r>
+            <w:proofErr w:type="spellEnd"/>
           </w:p>
         </w:tc>
         <w:tc>
@@ -6511,7 +7704,25 @@
                 <w:sz w:val="16"/>
                 <w:szCs w:val="16"/>
               </w:rPr>
-              <w:t>21 LTS (Annahme)</w:t>
+              <w:t>21 LTS (</w:t>
+            </w:r>
+            <w:proofErr w:type="spellStart"/>
+            <w:r>
+              <w:rPr>
+                <w:rFonts w:ascii="Arial" w:hAnsi="Arial" w:cs="Arial"/>
+                <w:sz w:val="16"/>
+                <w:szCs w:val="16"/>
+              </w:rPr>
+              <w:t>Annahme</w:t>
+            </w:r>
+            <w:proofErr w:type="spellEnd"/>
+            <w:r>
+              <w:rPr>
+                <w:rFonts w:ascii="Arial" w:hAnsi="Arial" w:cs="Arial"/>
+                <w:sz w:val="16"/>
+                <w:szCs w:val="16"/>
+              </w:rPr>
+              <w:t>)</w:t>
             </w:r>
           </w:p>
         </w:tc>
@@ -6555,13 +7766,23 @@
                 <w:szCs w:val="16"/>
               </w:rPr>
             </w:pPr>
-            <w:r>
-              <w:rPr>
-                <w:rFonts w:ascii="Arial" w:hAnsi="Arial" w:cs="Arial"/>
-                <w:sz w:val="16"/>
-                <w:szCs w:val="16"/>
-              </w:rPr>
-              <w:t>lokaler Rechner</w:t>
+            <w:proofErr w:type="spellStart"/>
+            <w:r>
+              <w:rPr>
+                <w:rFonts w:ascii="Arial" w:hAnsi="Arial" w:cs="Arial"/>
+                <w:sz w:val="16"/>
+                <w:szCs w:val="16"/>
+              </w:rPr>
+              <w:t>lokaler</w:t>
+            </w:r>
+            <w:proofErr w:type="spellEnd"/>
+            <w:r>
+              <w:rPr>
+                <w:rFonts w:ascii="Arial" w:hAnsi="Arial" w:cs="Arial"/>
+                <w:sz w:val="16"/>
+                <w:szCs w:val="16"/>
+              </w:rPr>
+              <w:t xml:space="preserve"> Rechner</w:t>
             </w:r>
           </w:p>
         </w:tc>
@@ -6587,7 +7808,27 @@
                 <w:szCs w:val="16"/>
                 <w:lang w:val="de-CH"/>
               </w:rPr>
-              <w:t>oracle.com/java oder adoptium.net</w:t>
+              <w:t>oracle.com/</w:t>
+            </w:r>
+            <w:proofErr w:type="spellStart"/>
+            <w:r>
+              <w:rPr>
+                <w:rFonts w:ascii="Arial" w:hAnsi="Arial" w:cs="Arial"/>
+                <w:sz w:val="16"/>
+                <w:szCs w:val="16"/>
+                <w:lang w:val="de-CH"/>
+              </w:rPr>
+              <w:t>java</w:t>
+            </w:r>
+            <w:proofErr w:type="spellEnd"/>
+            <w:r>
+              <w:rPr>
+                <w:rFonts w:ascii="Arial" w:hAnsi="Arial" w:cs="Arial"/>
+                <w:sz w:val="16"/>
+                <w:szCs w:val="16"/>
+                <w:lang w:val="de-CH"/>
+              </w:rPr>
+              <w:t xml:space="preserve"> oder adoptium.net</w:t>
             </w:r>
           </w:p>
         </w:tc>
@@ -6633,13 +7874,41 @@
                 <w:szCs w:val="16"/>
               </w:rPr>
             </w:pPr>
-            <w:r>
-              <w:rPr>
-                <w:rFonts w:ascii="Arial" w:hAnsi="Arial" w:cs="Arial"/>
-                <w:sz w:val="16"/>
-                <w:szCs w:val="16"/>
-              </w:rPr>
-              <w:t>lokal installierte Version</w:t>
+            <w:proofErr w:type="spellStart"/>
+            <w:r>
+              <w:rPr>
+                <w:rFonts w:ascii="Arial" w:hAnsi="Arial" w:cs="Arial"/>
+                <w:sz w:val="16"/>
+                <w:szCs w:val="16"/>
+              </w:rPr>
+              <w:t>lokal</w:t>
+            </w:r>
+            <w:proofErr w:type="spellEnd"/>
+            <w:r>
+              <w:rPr>
+                <w:rFonts w:ascii="Arial" w:hAnsi="Arial" w:cs="Arial"/>
+                <w:sz w:val="16"/>
+                <w:szCs w:val="16"/>
+              </w:rPr>
+              <w:t xml:space="preserve"> </w:t>
+            </w:r>
+            <w:proofErr w:type="spellStart"/>
+            <w:r>
+              <w:rPr>
+                <w:rFonts w:ascii="Arial" w:hAnsi="Arial" w:cs="Arial"/>
+                <w:sz w:val="16"/>
+                <w:szCs w:val="16"/>
+              </w:rPr>
+              <w:t>installierte</w:t>
+            </w:r>
+            <w:proofErr w:type="spellEnd"/>
+            <w:r>
+              <w:rPr>
+                <w:rFonts w:ascii="Arial" w:hAnsi="Arial" w:cs="Arial"/>
+                <w:sz w:val="16"/>
+                <w:szCs w:val="16"/>
+              </w:rPr>
+              <w:t xml:space="preserve"> Version</w:t>
             </w:r>
           </w:p>
         </w:tc>
@@ -6681,13 +7950,23 @@
                 <w:szCs w:val="16"/>
               </w:rPr>
             </w:pPr>
-            <w:r>
-              <w:rPr>
-                <w:rFonts w:ascii="Arial" w:hAnsi="Arial" w:cs="Arial"/>
-                <w:sz w:val="16"/>
-                <w:szCs w:val="16"/>
-              </w:rPr>
-              <w:t>lokaler Rechner</w:t>
+            <w:proofErr w:type="spellStart"/>
+            <w:r>
+              <w:rPr>
+                <w:rFonts w:ascii="Arial" w:hAnsi="Arial" w:cs="Arial"/>
+                <w:sz w:val="16"/>
+                <w:szCs w:val="16"/>
+              </w:rPr>
+              <w:t>lokaler</w:t>
+            </w:r>
+            <w:proofErr w:type="spellEnd"/>
+            <w:r>
+              <w:rPr>
+                <w:rFonts w:ascii="Arial" w:hAnsi="Arial" w:cs="Arial"/>
+                <w:sz w:val="16"/>
+                <w:szCs w:val="16"/>
+              </w:rPr>
+              <w:t xml:space="preserve"> Rechner</w:t>
             </w:r>
           </w:p>
         </w:tc>
@@ -6764,7 +8043,25 @@
                 <w:sz w:val="16"/>
                 <w:szCs w:val="16"/>
               </w:rPr>
-              <w:t>2.x / lokale Version</w:t>
+              <w:t xml:space="preserve">2.x / </w:t>
+            </w:r>
+            <w:proofErr w:type="spellStart"/>
+            <w:r>
+              <w:rPr>
+                <w:rFonts w:ascii="Arial" w:hAnsi="Arial" w:cs="Arial"/>
+                <w:sz w:val="16"/>
+                <w:szCs w:val="16"/>
+              </w:rPr>
+              <w:t>lokale</w:t>
+            </w:r>
+            <w:proofErr w:type="spellEnd"/>
+            <w:r>
+              <w:rPr>
+                <w:rFonts w:ascii="Arial" w:hAnsi="Arial" w:cs="Arial"/>
+                <w:sz w:val="16"/>
+                <w:szCs w:val="16"/>
+              </w:rPr>
+              <w:t xml:space="preserve"> Version</w:t>
             </w:r>
           </w:p>
         </w:tc>
@@ -6808,13 +8105,23 @@
                 <w:szCs w:val="16"/>
               </w:rPr>
             </w:pPr>
-            <w:r>
-              <w:rPr>
-                <w:rFonts w:ascii="Arial" w:hAnsi="Arial" w:cs="Arial"/>
-                <w:sz w:val="16"/>
-                <w:szCs w:val="16"/>
-              </w:rPr>
-              <w:t>lokaler Rechner</w:t>
+            <w:proofErr w:type="spellStart"/>
+            <w:r>
+              <w:rPr>
+                <w:rFonts w:ascii="Arial" w:hAnsi="Arial" w:cs="Arial"/>
+                <w:sz w:val="16"/>
+                <w:szCs w:val="16"/>
+              </w:rPr>
+              <w:t>lokaler</w:t>
+            </w:r>
+            <w:proofErr w:type="spellEnd"/>
+            <w:r>
+              <w:rPr>
+                <w:rFonts w:ascii="Arial" w:hAnsi="Arial" w:cs="Arial"/>
+                <w:sz w:val="16"/>
+                <w:szCs w:val="16"/>
+              </w:rPr>
+              <w:t xml:space="preserve"> Rechner</w:t>
             </w:r>
           </w:p>
         </w:tc>
@@ -6884,13 +8191,41 @@
                 <w:szCs w:val="16"/>
               </w:rPr>
             </w:pPr>
-            <w:r>
-              <w:rPr>
-                <w:rFonts w:ascii="Arial" w:hAnsi="Arial" w:cs="Arial"/>
-                <w:sz w:val="16"/>
-                <w:szCs w:val="16"/>
-              </w:rPr>
-              <w:t>lokal installierte Version</w:t>
+            <w:proofErr w:type="spellStart"/>
+            <w:r>
+              <w:rPr>
+                <w:rFonts w:ascii="Arial" w:hAnsi="Arial" w:cs="Arial"/>
+                <w:sz w:val="16"/>
+                <w:szCs w:val="16"/>
+              </w:rPr>
+              <w:t>lokal</w:t>
+            </w:r>
+            <w:proofErr w:type="spellEnd"/>
+            <w:r>
+              <w:rPr>
+                <w:rFonts w:ascii="Arial" w:hAnsi="Arial" w:cs="Arial"/>
+                <w:sz w:val="16"/>
+                <w:szCs w:val="16"/>
+              </w:rPr>
+              <w:t xml:space="preserve"> </w:t>
+            </w:r>
+            <w:proofErr w:type="spellStart"/>
+            <w:r>
+              <w:rPr>
+                <w:rFonts w:ascii="Arial" w:hAnsi="Arial" w:cs="Arial"/>
+                <w:sz w:val="16"/>
+                <w:szCs w:val="16"/>
+              </w:rPr>
+              <w:t>installierte</w:t>
+            </w:r>
+            <w:proofErr w:type="spellEnd"/>
+            <w:r>
+              <w:rPr>
+                <w:rFonts w:ascii="Arial" w:hAnsi="Arial" w:cs="Arial"/>
+                <w:sz w:val="16"/>
+                <w:szCs w:val="16"/>
+              </w:rPr>
+              <w:t xml:space="preserve"> Version</w:t>
             </w:r>
           </w:p>
         </w:tc>
@@ -6907,14 +8242,34 @@
                 <w:szCs w:val="16"/>
               </w:rPr>
             </w:pPr>
-            <w:r>
-              <w:rPr>
-                <w:rFonts w:ascii="Arial" w:hAnsi="Arial" w:cs="Arial"/>
-                <w:sz w:val="16"/>
-                <w:szCs w:val="16"/>
-              </w:rPr>
-              <w:t>Erstellung von UML-Diagrammen</w:t>
-            </w:r>
+            <w:proofErr w:type="spellStart"/>
+            <w:r>
+              <w:rPr>
+                <w:rFonts w:ascii="Arial" w:hAnsi="Arial" w:cs="Arial"/>
+                <w:sz w:val="16"/>
+                <w:szCs w:val="16"/>
+              </w:rPr>
+              <w:t>Erstellung</w:t>
+            </w:r>
+            <w:proofErr w:type="spellEnd"/>
+            <w:r>
+              <w:rPr>
+                <w:rFonts w:ascii="Arial" w:hAnsi="Arial" w:cs="Arial"/>
+                <w:sz w:val="16"/>
+                <w:szCs w:val="16"/>
+              </w:rPr>
+              <w:t xml:space="preserve"> von UML-</w:t>
+            </w:r>
+            <w:proofErr w:type="spellStart"/>
+            <w:r>
+              <w:rPr>
+                <w:rFonts w:ascii="Arial" w:hAnsi="Arial" w:cs="Arial"/>
+                <w:sz w:val="16"/>
+                <w:szCs w:val="16"/>
+              </w:rPr>
+              <w:t>Diagrammen</w:t>
+            </w:r>
+            <w:proofErr w:type="spellEnd"/>
           </w:p>
         </w:tc>
         <w:tc>
@@ -6930,13 +8285,23 @@
                 <w:szCs w:val="16"/>
               </w:rPr>
             </w:pPr>
-            <w:r>
-              <w:rPr>
-                <w:rFonts w:ascii="Arial" w:hAnsi="Arial" w:cs="Arial"/>
-                <w:sz w:val="16"/>
-                <w:szCs w:val="16"/>
-              </w:rPr>
-              <w:t>lokaler Rechner</w:t>
+            <w:proofErr w:type="spellStart"/>
+            <w:r>
+              <w:rPr>
+                <w:rFonts w:ascii="Arial" w:hAnsi="Arial" w:cs="Arial"/>
+                <w:sz w:val="16"/>
+                <w:szCs w:val="16"/>
+              </w:rPr>
+              <w:t>lokaler</w:t>
+            </w:r>
+            <w:proofErr w:type="spellEnd"/>
+            <w:r>
+              <w:rPr>
+                <w:rFonts w:ascii="Arial" w:hAnsi="Arial" w:cs="Arial"/>
+                <w:sz w:val="16"/>
+                <w:szCs w:val="16"/>
+              </w:rPr>
+              <w:t xml:space="preserve"> Rechner</w:t>
             </w:r>
           </w:p>
         </w:tc>
@@ -7013,8 +8378,18 @@
                 <w:sz w:val="16"/>
                 <w:szCs w:val="16"/>
               </w:rPr>
-              <w:t>Microsoft 365 / lokal</w:t>
-            </w:r>
+              <w:t xml:space="preserve">Microsoft 365 / </w:t>
+            </w:r>
+            <w:proofErr w:type="spellStart"/>
+            <w:r>
+              <w:rPr>
+                <w:rFonts w:ascii="Arial" w:hAnsi="Arial" w:cs="Arial"/>
+                <w:sz w:val="16"/>
+                <w:szCs w:val="16"/>
+              </w:rPr>
+              <w:t>lokal</w:t>
+            </w:r>
+            <w:proofErr w:type="spellEnd"/>
           </w:p>
         </w:tc>
         <w:tc>
@@ -7057,13 +8432,23 @@
                 <w:szCs w:val="16"/>
               </w:rPr>
             </w:pPr>
-            <w:r>
-              <w:rPr>
-                <w:rFonts w:ascii="Arial" w:hAnsi="Arial" w:cs="Arial"/>
-                <w:sz w:val="16"/>
-                <w:szCs w:val="16"/>
-              </w:rPr>
-              <w:t>lokaler Rechner</w:t>
+            <w:proofErr w:type="spellStart"/>
+            <w:r>
+              <w:rPr>
+                <w:rFonts w:ascii="Arial" w:hAnsi="Arial" w:cs="Arial"/>
+                <w:sz w:val="16"/>
+                <w:szCs w:val="16"/>
+              </w:rPr>
+              <w:t>lokaler</w:t>
+            </w:r>
+            <w:proofErr w:type="spellEnd"/>
+            <w:r>
+              <w:rPr>
+                <w:rFonts w:ascii="Arial" w:hAnsi="Arial" w:cs="Arial"/>
+                <w:sz w:val="16"/>
+                <w:szCs w:val="16"/>
+              </w:rPr>
+              <w:t xml:space="preserve"> Rechner</w:t>
             </w:r>
           </w:p>
         </w:tc>
@@ -7139,8 +8524,18 @@
                 <w:sz w:val="16"/>
                 <w:szCs w:val="16"/>
               </w:rPr>
-              <w:t>Microsoft 365 / lokal</w:t>
-            </w:r>
+              <w:t xml:space="preserve">Microsoft 365 / </w:t>
+            </w:r>
+            <w:proofErr w:type="spellStart"/>
+            <w:r>
+              <w:rPr>
+                <w:rFonts w:ascii="Arial" w:hAnsi="Arial" w:cs="Arial"/>
+                <w:sz w:val="16"/>
+                <w:szCs w:val="16"/>
+              </w:rPr>
+              <w:t>lokal</w:t>
+            </w:r>
+            <w:proofErr w:type="spellEnd"/>
           </w:p>
         </w:tc>
         <w:tc>
@@ -7157,14 +8552,25 @@
                 <w:lang w:val="de-CH"/>
               </w:rPr>
             </w:pPr>
-            <w:r>
-              <w:rPr>
-                <w:rFonts w:ascii="Arial" w:hAnsi="Arial" w:cs="Arial"/>
-                <w:sz w:val="16"/>
-                <w:szCs w:val="16"/>
-                <w:lang w:val="de-CH"/>
-              </w:rPr>
-              <w:t>Issue Tracking, Arbeitsprotokoll und offene Punkte</w:t>
+            <w:proofErr w:type="spellStart"/>
+            <w:r>
+              <w:rPr>
+                <w:rFonts w:ascii="Arial" w:hAnsi="Arial" w:cs="Arial"/>
+                <w:sz w:val="16"/>
+                <w:szCs w:val="16"/>
+                <w:lang w:val="de-CH"/>
+              </w:rPr>
+              <w:t>Issue</w:t>
+            </w:r>
+            <w:proofErr w:type="spellEnd"/>
+            <w:r>
+              <w:rPr>
+                <w:rFonts w:ascii="Arial" w:hAnsi="Arial" w:cs="Arial"/>
+                <w:sz w:val="16"/>
+                <w:szCs w:val="16"/>
+                <w:lang w:val="de-CH"/>
+              </w:rPr>
+              <w:t xml:space="preserve"> Tracking, Arbeitsprotokoll und offene Punkte</w:t>
             </w:r>
           </w:p>
         </w:tc>
@@ -7181,13 +8587,23 @@
                 <w:szCs w:val="16"/>
               </w:rPr>
             </w:pPr>
-            <w:r>
-              <w:rPr>
-                <w:rFonts w:ascii="Arial" w:hAnsi="Arial" w:cs="Arial"/>
-                <w:sz w:val="16"/>
-                <w:szCs w:val="16"/>
-              </w:rPr>
-              <w:t>lokaler Rechner</w:t>
+            <w:proofErr w:type="spellStart"/>
+            <w:r>
+              <w:rPr>
+                <w:rFonts w:ascii="Arial" w:hAnsi="Arial" w:cs="Arial"/>
+                <w:sz w:val="16"/>
+                <w:szCs w:val="16"/>
+              </w:rPr>
+              <w:t>lokaler</w:t>
+            </w:r>
+            <w:proofErr w:type="spellEnd"/>
+            <w:r>
+              <w:rPr>
+                <w:rFonts w:ascii="Arial" w:hAnsi="Arial" w:cs="Arial"/>
+                <w:sz w:val="16"/>
+                <w:szCs w:val="16"/>
+              </w:rPr>
+              <w:t xml:space="preserve"> Rechner</w:t>
             </w:r>
           </w:p>
         </w:tc>
@@ -7264,7 +8680,25 @@
                 <w:sz w:val="16"/>
                 <w:szCs w:val="16"/>
               </w:rPr>
-              <w:t>5.x (spätere Aufgabe)</w:t>
+              <w:t>5.x (</w:t>
+            </w:r>
+            <w:proofErr w:type="spellStart"/>
+            <w:r>
+              <w:rPr>
+                <w:rFonts w:ascii="Arial" w:hAnsi="Arial" w:cs="Arial"/>
+                <w:sz w:val="16"/>
+                <w:szCs w:val="16"/>
+              </w:rPr>
+              <w:t>spätere</w:t>
+            </w:r>
+            <w:proofErr w:type="spellEnd"/>
+            <w:r>
+              <w:rPr>
+                <w:rFonts w:ascii="Arial" w:hAnsi="Arial" w:cs="Arial"/>
+                <w:sz w:val="16"/>
+                <w:szCs w:val="16"/>
+              </w:rPr>
+              <w:t xml:space="preserve"> Aufgabe)</w:t>
             </w:r>
           </w:p>
         </w:tc>
@@ -7288,8 +8722,18 @@
                 <w:sz w:val="16"/>
                 <w:szCs w:val="16"/>
               </w:rPr>
-              <w:t>Unit-Tests für Business- und Persistence-Schicht</w:t>
-            </w:r>
+              <w:t>Unit-Tests für Business- und Persistence-</w:t>
+            </w:r>
+            <w:proofErr w:type="spellStart"/>
+            <w:r>
+              <w:rPr>
+                <w:rFonts w:ascii="Arial" w:hAnsi="Arial" w:cs="Arial"/>
+                <w:sz w:val="16"/>
+                <w:szCs w:val="16"/>
+              </w:rPr>
+              <w:t>Schicht</w:t>
+            </w:r>
+            <w:proofErr w:type="spellEnd"/>
           </w:p>
         </w:tc>
         <w:tc>
@@ -7457,6 +8901,7 @@
                 <w:szCs w:val="16"/>
               </w:rPr>
             </w:pPr>
+            <w:proofErr w:type="spellStart"/>
             <w:r>
               <w:rPr>
                 <w:rFonts w:ascii="Arial" w:hAnsi="Arial" w:cs="Arial"/>
@@ -7465,8 +8910,31 @@
                 <w:sz w:val="16"/>
                 <w:szCs w:val="16"/>
               </w:rPr>
-              <w:t>Richtlinie / Kontrolle</w:t>
-            </w:r>
+              <w:t>Richtlinie</w:t>
+            </w:r>
+            <w:proofErr w:type="spellEnd"/>
+            <w:r>
+              <w:rPr>
+                <w:rFonts w:ascii="Arial" w:hAnsi="Arial" w:cs="Arial"/>
+                <w:b/>
+                <w:color w:val="FFFFFF"/>
+                <w:sz w:val="16"/>
+                <w:szCs w:val="16"/>
+              </w:rPr>
+              <w:t xml:space="preserve"> / </w:t>
+            </w:r>
+            <w:proofErr w:type="spellStart"/>
+            <w:r>
+              <w:rPr>
+                <w:rFonts w:ascii="Arial" w:hAnsi="Arial" w:cs="Arial"/>
+                <w:b/>
+                <w:color w:val="FFFFFF"/>
+                <w:sz w:val="16"/>
+                <w:szCs w:val="16"/>
+              </w:rPr>
+              <w:t>Kontrolle</w:t>
+            </w:r>
+            <w:proofErr w:type="spellEnd"/>
           </w:p>
         </w:tc>
         <w:tc>
@@ -7521,8 +8989,18 @@
                 <w:sz w:val="16"/>
                 <w:szCs w:val="16"/>
               </w:rPr>
-              <w:t>JDK installieren</w:t>
-            </w:r>
+              <w:t xml:space="preserve">JDK </w:t>
+            </w:r>
+            <w:proofErr w:type="spellStart"/>
+            <w:r>
+              <w:rPr>
+                <w:rFonts w:ascii="Arial" w:hAnsi="Arial" w:cs="Arial"/>
+                <w:sz w:val="16"/>
+                <w:szCs w:val="16"/>
+              </w:rPr>
+              <w:t>installieren</w:t>
+            </w:r>
+            <w:proofErr w:type="spellEnd"/>
           </w:p>
         </w:tc>
         <w:tc>
@@ -7545,7 +9023,25 @@
                 <w:sz w:val="16"/>
                 <w:szCs w:val="16"/>
               </w:rPr>
-              <w:t>Java JDK 21 LTS installieren.</w:t>
+              <w:t xml:space="preserve">Java JDK 21 LTS </w:t>
+            </w:r>
+            <w:proofErr w:type="spellStart"/>
+            <w:r>
+              <w:rPr>
+                <w:rFonts w:ascii="Arial" w:hAnsi="Arial" w:cs="Arial"/>
+                <w:sz w:val="16"/>
+                <w:szCs w:val="16"/>
+              </w:rPr>
+              <w:t>installieren</w:t>
+            </w:r>
+            <w:proofErr w:type="spellEnd"/>
+            <w:r>
+              <w:rPr>
+                <w:rFonts w:ascii="Arial" w:hAnsi="Arial" w:cs="Arial"/>
+                <w:sz w:val="16"/>
+                <w:szCs w:val="16"/>
+              </w:rPr>
+              <w:t>.</w:t>
             </w:r>
           </w:p>
         </w:tc>
@@ -7563,13 +9059,23 @@
                 <w:szCs w:val="16"/>
               </w:rPr>
             </w:pPr>
-            <w:r>
-              <w:rPr>
-                <w:rFonts w:ascii="Arial" w:hAnsi="Arial" w:cs="Arial"/>
-                <w:sz w:val="16"/>
-                <w:szCs w:val="16"/>
-              </w:rPr>
-              <w:t xml:space="preserve">erledigt </w:t>
+            <w:proofErr w:type="spellStart"/>
+            <w:r>
+              <w:rPr>
+                <w:rFonts w:ascii="Arial" w:hAnsi="Arial" w:cs="Arial"/>
+                <w:sz w:val="16"/>
+                <w:szCs w:val="16"/>
+              </w:rPr>
+              <w:t>erledigt</w:t>
+            </w:r>
+            <w:proofErr w:type="spellEnd"/>
+            <w:r>
+              <w:rPr>
+                <w:rFonts w:ascii="Arial" w:hAnsi="Arial" w:cs="Arial"/>
+                <w:sz w:val="16"/>
+                <w:szCs w:val="16"/>
+              </w:rPr>
+              <w:t xml:space="preserve"> </w:t>
             </w:r>
           </w:p>
         </w:tc>
@@ -7598,8 +9104,18 @@
                 <w:sz w:val="16"/>
                 <w:szCs w:val="16"/>
               </w:rPr>
-              <w:t>JAVA_HOME prüfen</w:t>
-            </w:r>
+              <w:t xml:space="preserve">JAVA_HOME </w:t>
+            </w:r>
+            <w:proofErr w:type="spellStart"/>
+            <w:r>
+              <w:rPr>
+                <w:rFonts w:ascii="Arial" w:hAnsi="Arial" w:cs="Arial"/>
+                <w:sz w:val="16"/>
+                <w:szCs w:val="16"/>
+              </w:rPr>
+              <w:t>prüfen</w:t>
+            </w:r>
+            <w:proofErr w:type="spellEnd"/>
           </w:p>
         </w:tc>
         <w:tc>
@@ -7640,6 +9156,7 @@
                 <w:szCs w:val="16"/>
               </w:rPr>
             </w:pPr>
+            <w:proofErr w:type="spellStart"/>
             <w:r>
               <w:rPr>
                 <w:rFonts w:ascii="Arial" w:hAnsi="Arial" w:cs="Arial"/>
@@ -7656,6 +9173,7 @@
               </w:rPr>
               <w:t>erworfen</w:t>
             </w:r>
+            <w:proofErr w:type="spellEnd"/>
           </w:p>
         </w:tc>
       </w:tr>
@@ -7684,8 +9202,18 @@
                 <w:sz w:val="16"/>
                 <w:szCs w:val="16"/>
               </w:rPr>
-              <w:t>Version prüfen</w:t>
-            </w:r>
+              <w:t xml:space="preserve">Version </w:t>
+            </w:r>
+            <w:proofErr w:type="spellStart"/>
+            <w:r>
+              <w:rPr>
+                <w:rFonts w:ascii="Arial" w:hAnsi="Arial" w:cs="Arial"/>
+                <w:sz w:val="16"/>
+                <w:szCs w:val="16"/>
+              </w:rPr>
+              <w:t>prüfen</w:t>
+            </w:r>
+            <w:proofErr w:type="spellEnd"/>
           </w:p>
         </w:tc>
         <w:tc>
@@ -7708,7 +9236,25 @@
                 <w:sz w:val="16"/>
                 <w:szCs w:val="16"/>
               </w:rPr>
-              <w:t>Terminal: java -version ausführen.</w:t>
+              <w:t xml:space="preserve">Terminal: java -version </w:t>
+            </w:r>
+            <w:proofErr w:type="spellStart"/>
+            <w:r>
+              <w:rPr>
+                <w:rFonts w:ascii="Arial" w:hAnsi="Arial" w:cs="Arial"/>
+                <w:sz w:val="16"/>
+                <w:szCs w:val="16"/>
+              </w:rPr>
+              <w:t>ausführen</w:t>
+            </w:r>
+            <w:proofErr w:type="spellEnd"/>
+            <w:r>
+              <w:rPr>
+                <w:rFonts w:ascii="Arial" w:hAnsi="Arial" w:cs="Arial"/>
+                <w:sz w:val="16"/>
+                <w:szCs w:val="16"/>
+              </w:rPr>
+              <w:t>.</w:t>
             </w:r>
           </w:p>
         </w:tc>
@@ -7726,6 +9272,7 @@
                 <w:szCs w:val="16"/>
               </w:rPr>
             </w:pPr>
+            <w:proofErr w:type="spellStart"/>
             <w:r>
               <w:rPr>
                 <w:rFonts w:ascii="Arial" w:hAnsi="Arial" w:cs="Arial"/>
@@ -7742,6 +9289,7 @@
               </w:rPr>
               <w:t>erworfen</w:t>
             </w:r>
+            <w:proofErr w:type="spellEnd"/>
           </w:p>
         </w:tc>
       </w:tr>
@@ -7769,8 +9317,18 @@
                 <w:sz w:val="16"/>
                 <w:szCs w:val="16"/>
               </w:rPr>
-              <w:t>IntelliJ verbinden</w:t>
-            </w:r>
+              <w:t xml:space="preserve">IntelliJ </w:t>
+            </w:r>
+            <w:proofErr w:type="spellStart"/>
+            <w:r>
+              <w:rPr>
+                <w:rFonts w:ascii="Arial" w:hAnsi="Arial" w:cs="Arial"/>
+                <w:sz w:val="16"/>
+                <w:szCs w:val="16"/>
+              </w:rPr>
+              <w:t>verbinden</w:t>
+            </w:r>
+            <w:proofErr w:type="spellEnd"/>
           </w:p>
         </w:tc>
         <w:tc>
@@ -7794,7 +9352,27 @@
                 <w:szCs w:val="16"/>
                 <w:lang w:val="de-CH"/>
               </w:rPr>
-              <w:t>Projekt-SDK in IntelliJ auf das installierte JDK setzen.</w:t>
+              <w:t xml:space="preserve">Projekt-SDK in </w:t>
+            </w:r>
+            <w:proofErr w:type="spellStart"/>
+            <w:r>
+              <w:rPr>
+                <w:rFonts w:ascii="Arial" w:hAnsi="Arial" w:cs="Arial"/>
+                <w:sz w:val="16"/>
+                <w:szCs w:val="16"/>
+                <w:lang w:val="de-CH"/>
+              </w:rPr>
+              <w:t>IntelliJ</w:t>
+            </w:r>
+            <w:proofErr w:type="spellEnd"/>
+            <w:r>
+              <w:rPr>
+                <w:rFonts w:ascii="Arial" w:hAnsi="Arial" w:cs="Arial"/>
+                <w:sz w:val="16"/>
+                <w:szCs w:val="16"/>
+                <w:lang w:val="de-CH"/>
+              </w:rPr>
+              <w:t xml:space="preserve"> auf das installierte JDK setzen.</w:t>
             </w:r>
           </w:p>
         </w:tc>
@@ -7811,6 +9389,7 @@
                 <w:szCs w:val="16"/>
               </w:rPr>
             </w:pPr>
+            <w:proofErr w:type="spellStart"/>
             <w:r>
               <w:rPr>
                 <w:rFonts w:ascii="Arial" w:hAnsi="Arial" w:cs="Arial"/>
@@ -7819,6 +9398,7 @@
               </w:rPr>
               <w:t>erledigt</w:t>
             </w:r>
+            <w:proofErr w:type="spellEnd"/>
           </w:p>
         </w:tc>
       </w:tr>
@@ -7837,7 +9417,23 @@
           <w:color w:val="1F4E79"/>
           <w:lang w:val="de-DE"/>
         </w:rPr>
-        <w:t>6.2 IntelliJ IDEA</w:t>
+        <w:t xml:space="preserve">6.2 </w:t>
+      </w:r>
+      <w:proofErr w:type="spellStart"/>
+      <w:r>
+        <w:rPr>
+          <w:color w:val="1F4E79"/>
+          <w:lang w:val="de-DE"/>
+        </w:rPr>
+        <w:t>IntelliJ</w:t>
+      </w:r>
+      <w:proofErr w:type="spellEnd"/>
+      <w:r>
+        <w:rPr>
+          <w:color w:val="1F4E79"/>
+          <w:lang w:val="de-DE"/>
+        </w:rPr>
+        <w:t xml:space="preserve"> IDEA</w:t>
       </w:r>
       <w:bookmarkEnd w:id="18"/>
     </w:p>
@@ -7906,6 +9502,7 @@
                 <w:szCs w:val="16"/>
               </w:rPr>
             </w:pPr>
+            <w:proofErr w:type="spellStart"/>
             <w:r>
               <w:rPr>
                 <w:rFonts w:ascii="Arial" w:hAnsi="Arial" w:cs="Arial"/>
@@ -7914,8 +9511,31 @@
                 <w:sz w:val="16"/>
                 <w:szCs w:val="16"/>
               </w:rPr>
-              <w:t>Richtlinie / Kontrolle</w:t>
-            </w:r>
+              <w:t>Richtlinie</w:t>
+            </w:r>
+            <w:proofErr w:type="spellEnd"/>
+            <w:r>
+              <w:rPr>
+                <w:rFonts w:ascii="Arial" w:hAnsi="Arial" w:cs="Arial"/>
+                <w:b/>
+                <w:color w:val="FFFFFF"/>
+                <w:sz w:val="16"/>
+                <w:szCs w:val="16"/>
+              </w:rPr>
+              <w:t xml:space="preserve"> / </w:t>
+            </w:r>
+            <w:proofErr w:type="spellStart"/>
+            <w:r>
+              <w:rPr>
+                <w:rFonts w:ascii="Arial" w:hAnsi="Arial" w:cs="Arial"/>
+                <w:b/>
+                <w:color w:val="FFFFFF"/>
+                <w:sz w:val="16"/>
+                <w:szCs w:val="16"/>
+              </w:rPr>
+              <w:t>Kontrolle</w:t>
+            </w:r>
+            <w:proofErr w:type="spellEnd"/>
           </w:p>
         </w:tc>
         <w:tc>
@@ -7970,8 +9590,18 @@
                 <w:sz w:val="16"/>
                 <w:szCs w:val="16"/>
               </w:rPr>
-              <w:t>IDE installieren</w:t>
-            </w:r>
+              <w:t xml:space="preserve">IDE </w:t>
+            </w:r>
+            <w:proofErr w:type="spellStart"/>
+            <w:r>
+              <w:rPr>
+                <w:rFonts w:ascii="Arial" w:hAnsi="Arial" w:cs="Arial"/>
+                <w:sz w:val="16"/>
+                <w:szCs w:val="16"/>
+              </w:rPr>
+              <w:t>installieren</w:t>
+            </w:r>
+            <w:proofErr w:type="spellEnd"/>
           </w:p>
         </w:tc>
         <w:tc>
@@ -7989,14 +9619,25 @@
                 <w:lang w:val="de-CH"/>
               </w:rPr>
             </w:pPr>
-            <w:r>
-              <w:rPr>
-                <w:rFonts w:ascii="Arial" w:hAnsi="Arial" w:cs="Arial"/>
-                <w:sz w:val="16"/>
-                <w:szCs w:val="16"/>
-                <w:lang w:val="de-CH"/>
-              </w:rPr>
-              <w:t>IntelliJ IDEA installieren und starten.</w:t>
+            <w:proofErr w:type="spellStart"/>
+            <w:r>
+              <w:rPr>
+                <w:rFonts w:ascii="Arial" w:hAnsi="Arial" w:cs="Arial"/>
+                <w:sz w:val="16"/>
+                <w:szCs w:val="16"/>
+                <w:lang w:val="de-CH"/>
+              </w:rPr>
+              <w:t>IntelliJ</w:t>
+            </w:r>
+            <w:proofErr w:type="spellEnd"/>
+            <w:r>
+              <w:rPr>
+                <w:rFonts w:ascii="Arial" w:hAnsi="Arial" w:cs="Arial"/>
+                <w:sz w:val="16"/>
+                <w:szCs w:val="16"/>
+                <w:lang w:val="de-CH"/>
+              </w:rPr>
+              <w:t xml:space="preserve"> IDEA installieren und starten.</w:t>
             </w:r>
           </w:p>
         </w:tc>
@@ -8014,13 +9655,23 @@
                 <w:szCs w:val="16"/>
               </w:rPr>
             </w:pPr>
-            <w:r>
-              <w:rPr>
-                <w:rFonts w:ascii="Arial" w:hAnsi="Arial" w:cs="Arial"/>
-                <w:sz w:val="16"/>
-                <w:szCs w:val="16"/>
-              </w:rPr>
-              <w:t xml:space="preserve">erledigt </w:t>
+            <w:proofErr w:type="spellStart"/>
+            <w:r>
+              <w:rPr>
+                <w:rFonts w:ascii="Arial" w:hAnsi="Arial" w:cs="Arial"/>
+                <w:sz w:val="16"/>
+                <w:szCs w:val="16"/>
+              </w:rPr>
+              <w:t>erledigt</w:t>
+            </w:r>
+            <w:proofErr w:type="spellEnd"/>
+            <w:r>
+              <w:rPr>
+                <w:rFonts w:ascii="Arial" w:hAnsi="Arial" w:cs="Arial"/>
+                <w:sz w:val="16"/>
+                <w:szCs w:val="16"/>
+              </w:rPr>
+              <w:t xml:space="preserve"> </w:t>
             </w:r>
           </w:p>
         </w:tc>
@@ -8043,14 +9694,34 @@
                 <w:szCs w:val="16"/>
               </w:rPr>
             </w:pPr>
-            <w:r>
-              <w:rPr>
-                <w:rFonts w:ascii="Arial" w:hAnsi="Arial" w:cs="Arial"/>
-                <w:sz w:val="16"/>
-                <w:szCs w:val="16"/>
-              </w:rPr>
-              <w:t>Neues Projekt erstellen</w:t>
-            </w:r>
+            <w:proofErr w:type="spellStart"/>
+            <w:r>
+              <w:rPr>
+                <w:rFonts w:ascii="Arial" w:hAnsi="Arial" w:cs="Arial"/>
+                <w:sz w:val="16"/>
+                <w:szCs w:val="16"/>
+              </w:rPr>
+              <w:t>Neues</w:t>
+            </w:r>
+            <w:proofErr w:type="spellEnd"/>
+            <w:r>
+              <w:rPr>
+                <w:rFonts w:ascii="Arial" w:hAnsi="Arial" w:cs="Arial"/>
+                <w:sz w:val="16"/>
+                <w:szCs w:val="16"/>
+              </w:rPr>
+              <w:t xml:space="preserve"> Projekt </w:t>
+            </w:r>
+            <w:proofErr w:type="spellStart"/>
+            <w:r>
+              <w:rPr>
+                <w:rFonts w:ascii="Arial" w:hAnsi="Arial" w:cs="Arial"/>
+                <w:sz w:val="16"/>
+                <w:szCs w:val="16"/>
+              </w:rPr>
+              <w:t>erstellen</w:t>
+            </w:r>
+            <w:proofErr w:type="spellEnd"/>
           </w:p>
         </w:tc>
         <w:tc>
@@ -8074,7 +9745,27 @@
                 <w:szCs w:val="16"/>
                 <w:lang w:val="de-CH"/>
               </w:rPr>
-              <w:t>Java-Projekt WerkstattPilot mit JDK 21 erstellen.</w:t>
+              <w:t xml:space="preserve">Java-Projekt </w:t>
+            </w:r>
+            <w:proofErr w:type="spellStart"/>
+            <w:r>
+              <w:rPr>
+                <w:rFonts w:ascii="Arial" w:hAnsi="Arial" w:cs="Arial"/>
+                <w:sz w:val="16"/>
+                <w:szCs w:val="16"/>
+                <w:lang w:val="de-CH"/>
+              </w:rPr>
+              <w:t>WerkstattPilot</w:t>
+            </w:r>
+            <w:proofErr w:type="spellEnd"/>
+            <w:r>
+              <w:rPr>
+                <w:rFonts w:ascii="Arial" w:hAnsi="Arial" w:cs="Arial"/>
+                <w:sz w:val="16"/>
+                <w:szCs w:val="16"/>
+                <w:lang w:val="de-CH"/>
+              </w:rPr>
+              <w:t xml:space="preserve"> mit JDK 21 erstellen.</w:t>
             </w:r>
           </w:p>
         </w:tc>
@@ -8091,6 +9782,7 @@
                 <w:szCs w:val="16"/>
               </w:rPr>
             </w:pPr>
+            <w:proofErr w:type="spellStart"/>
             <w:r>
               <w:rPr>
                 <w:rFonts w:ascii="Arial" w:hAnsi="Arial" w:cs="Arial"/>
@@ -8099,6 +9791,7 @@
               </w:rPr>
               <w:t>erledigt</w:t>
             </w:r>
+            <w:proofErr w:type="spellEnd"/>
           </w:p>
         </w:tc>
       </w:tr>
@@ -8127,8 +9820,18 @@
                 <w:sz w:val="16"/>
                 <w:szCs w:val="16"/>
               </w:rPr>
-              <w:t>Packages anlegen</w:t>
-            </w:r>
+              <w:t xml:space="preserve">Packages </w:t>
+            </w:r>
+            <w:proofErr w:type="spellStart"/>
+            <w:r>
+              <w:rPr>
+                <w:rFonts w:ascii="Arial" w:hAnsi="Arial" w:cs="Arial"/>
+                <w:sz w:val="16"/>
+                <w:szCs w:val="16"/>
+              </w:rPr>
+              <w:t>anlegen</w:t>
+            </w:r>
+            <w:proofErr w:type="spellEnd"/>
           </w:p>
         </w:tc>
         <w:tc>
@@ -8146,14 +9849,65 @@
                 <w:lang w:val="de-CH"/>
               </w:rPr>
             </w:pPr>
-            <w:r>
-              <w:rPr>
-                <w:rFonts w:ascii="Arial" w:hAnsi="Arial" w:cs="Arial"/>
-                <w:sz w:val="16"/>
-                <w:szCs w:val="16"/>
-                <w:lang w:val="de-CH"/>
-              </w:rPr>
-              <w:t>presentation, business und persistence gemäss 3-Schichtenstruktur anlegen.</w:t>
+            <w:proofErr w:type="spellStart"/>
+            <w:r>
+              <w:rPr>
+                <w:rFonts w:ascii="Arial" w:hAnsi="Arial" w:cs="Arial"/>
+                <w:sz w:val="16"/>
+                <w:szCs w:val="16"/>
+                <w:lang w:val="de-CH"/>
+              </w:rPr>
+              <w:t>presentation</w:t>
+            </w:r>
+            <w:proofErr w:type="spellEnd"/>
+            <w:r>
+              <w:rPr>
+                <w:rFonts w:ascii="Arial" w:hAnsi="Arial" w:cs="Arial"/>
+                <w:sz w:val="16"/>
+                <w:szCs w:val="16"/>
+                <w:lang w:val="de-CH"/>
+              </w:rPr>
+              <w:t xml:space="preserve">, </w:t>
+            </w:r>
+            <w:proofErr w:type="spellStart"/>
+            <w:r>
+              <w:rPr>
+                <w:rFonts w:ascii="Arial" w:hAnsi="Arial" w:cs="Arial"/>
+                <w:sz w:val="16"/>
+                <w:szCs w:val="16"/>
+                <w:lang w:val="de-CH"/>
+              </w:rPr>
+              <w:t>business</w:t>
+            </w:r>
+            <w:proofErr w:type="spellEnd"/>
+            <w:r>
+              <w:rPr>
+                <w:rFonts w:ascii="Arial" w:hAnsi="Arial" w:cs="Arial"/>
+                <w:sz w:val="16"/>
+                <w:szCs w:val="16"/>
+                <w:lang w:val="de-CH"/>
+              </w:rPr>
+              <w:t xml:space="preserve"> und </w:t>
+            </w:r>
+            <w:proofErr w:type="spellStart"/>
+            <w:r>
+              <w:rPr>
+                <w:rFonts w:ascii="Arial" w:hAnsi="Arial" w:cs="Arial"/>
+                <w:sz w:val="16"/>
+                <w:szCs w:val="16"/>
+                <w:lang w:val="de-CH"/>
+              </w:rPr>
+              <w:t>persistence</w:t>
+            </w:r>
+            <w:proofErr w:type="spellEnd"/>
+            <w:r>
+              <w:rPr>
+                <w:rFonts w:ascii="Arial" w:hAnsi="Arial" w:cs="Arial"/>
+                <w:sz w:val="16"/>
+                <w:szCs w:val="16"/>
+                <w:lang w:val="de-CH"/>
+              </w:rPr>
+              <w:t xml:space="preserve"> gemäss 3-Schichtenstruktur anlegen.</w:t>
             </w:r>
           </w:p>
         </w:tc>
@@ -8171,6 +9925,7 @@
                 <w:szCs w:val="16"/>
               </w:rPr>
             </w:pPr>
+            <w:proofErr w:type="spellStart"/>
             <w:r>
               <w:rPr>
                 <w:rFonts w:ascii="Arial" w:hAnsi="Arial" w:cs="Arial"/>
@@ -8179,6 +9934,7 @@
               </w:rPr>
               <w:t>erledigt</w:t>
             </w:r>
+            <w:proofErr w:type="spellEnd"/>
           </w:p>
         </w:tc>
       </w:tr>
@@ -8206,8 +9962,18 @@
                 <w:sz w:val="16"/>
                 <w:szCs w:val="16"/>
               </w:rPr>
-              <w:t>Tests vorbereiten</w:t>
-            </w:r>
+              <w:t xml:space="preserve">Tests </w:t>
+            </w:r>
+            <w:proofErr w:type="spellStart"/>
+            <w:r>
+              <w:rPr>
+                <w:rFonts w:ascii="Arial" w:hAnsi="Arial" w:cs="Arial"/>
+                <w:sz w:val="16"/>
+                <w:szCs w:val="16"/>
+              </w:rPr>
+              <w:t>vorbereiten</w:t>
+            </w:r>
+            <w:proofErr w:type="spellEnd"/>
           </w:p>
         </w:tc>
         <w:tc>
@@ -8224,14 +9990,69 @@
                 <w:lang w:val="de-CH"/>
               </w:rPr>
             </w:pPr>
-            <w:r>
-              <w:rPr>
-                <w:rFonts w:ascii="Arial" w:hAnsi="Arial" w:cs="Arial"/>
-                <w:sz w:val="16"/>
-                <w:szCs w:val="16"/>
-                <w:lang w:val="de-CH"/>
-              </w:rPr>
-              <w:t>test.business und test.persistence für JUnit-Tests vorbereiten.</w:t>
+            <w:proofErr w:type="spellStart"/>
+            <w:proofErr w:type="gramStart"/>
+            <w:r>
+              <w:rPr>
+                <w:rFonts w:ascii="Arial" w:hAnsi="Arial" w:cs="Arial"/>
+                <w:sz w:val="16"/>
+                <w:szCs w:val="16"/>
+                <w:lang w:val="de-CH"/>
+              </w:rPr>
+              <w:t>test.business</w:t>
+            </w:r>
+            <w:proofErr w:type="spellEnd"/>
+            <w:proofErr w:type="gramEnd"/>
+            <w:r>
+              <w:rPr>
+                <w:rFonts w:ascii="Arial" w:hAnsi="Arial" w:cs="Arial"/>
+                <w:sz w:val="16"/>
+                <w:szCs w:val="16"/>
+                <w:lang w:val="de-CH"/>
+              </w:rPr>
+              <w:t xml:space="preserve"> und </w:t>
+            </w:r>
+            <w:proofErr w:type="spellStart"/>
+            <w:proofErr w:type="gramStart"/>
+            <w:r>
+              <w:rPr>
+                <w:rFonts w:ascii="Arial" w:hAnsi="Arial" w:cs="Arial"/>
+                <w:sz w:val="16"/>
+                <w:szCs w:val="16"/>
+                <w:lang w:val="de-CH"/>
+              </w:rPr>
+              <w:t>test.persistence</w:t>
+            </w:r>
+            <w:proofErr w:type="spellEnd"/>
+            <w:proofErr w:type="gramEnd"/>
+            <w:r>
+              <w:rPr>
+                <w:rFonts w:ascii="Arial" w:hAnsi="Arial" w:cs="Arial"/>
+                <w:sz w:val="16"/>
+                <w:szCs w:val="16"/>
+                <w:lang w:val="de-CH"/>
+              </w:rPr>
+              <w:t xml:space="preserve"> für </w:t>
+            </w:r>
+            <w:proofErr w:type="spellStart"/>
+            <w:r>
+              <w:rPr>
+                <w:rFonts w:ascii="Arial" w:hAnsi="Arial" w:cs="Arial"/>
+                <w:sz w:val="16"/>
+                <w:szCs w:val="16"/>
+                <w:lang w:val="de-CH"/>
+              </w:rPr>
+              <w:t>JUnit</w:t>
+            </w:r>
+            <w:proofErr w:type="spellEnd"/>
+            <w:r>
+              <w:rPr>
+                <w:rFonts w:ascii="Arial" w:hAnsi="Arial" w:cs="Arial"/>
+                <w:sz w:val="16"/>
+                <w:szCs w:val="16"/>
+                <w:lang w:val="de-CH"/>
+              </w:rPr>
+              <w:t>-Tests vorbereiten.</w:t>
             </w:r>
           </w:p>
         </w:tc>
@@ -8248,13 +10069,23 @@
                 <w:szCs w:val="16"/>
               </w:rPr>
             </w:pPr>
-            <w:r>
-              <w:rPr>
-                <w:rFonts w:ascii="Arial" w:hAnsi="Arial" w:cs="Arial"/>
-                <w:sz w:val="16"/>
-                <w:szCs w:val="16"/>
-              </w:rPr>
-              <w:t>spätere Aufgabe</w:t>
+            <w:proofErr w:type="spellStart"/>
+            <w:r>
+              <w:rPr>
+                <w:rFonts w:ascii="Arial" w:hAnsi="Arial" w:cs="Arial"/>
+                <w:sz w:val="16"/>
+                <w:szCs w:val="16"/>
+              </w:rPr>
+              <w:t>spätere</w:t>
+            </w:r>
+            <w:proofErr w:type="spellEnd"/>
+            <w:r>
+              <w:rPr>
+                <w:rFonts w:ascii="Arial" w:hAnsi="Arial" w:cs="Arial"/>
+                <w:sz w:val="16"/>
+                <w:szCs w:val="16"/>
+              </w:rPr>
+              <w:t xml:space="preserve"> Aufgabe</w:t>
             </w:r>
             <w:r>
               <w:rPr>
@@ -8264,6 +10095,7 @@
               </w:rPr>
               <w:t xml:space="preserve"> (</w:t>
             </w:r>
+            <w:proofErr w:type="spellStart"/>
             <w:r>
               <w:rPr>
                 <w:rFonts w:ascii="Arial" w:hAnsi="Arial" w:cs="Arial"/>
@@ -8272,6 +10104,7 @@
               </w:rPr>
               <w:t>erledigt</w:t>
             </w:r>
+            <w:proofErr w:type="spellEnd"/>
             <w:r>
               <w:rPr>
                 <w:rFonts w:ascii="Arial" w:hAnsi="Arial" w:cs="Arial"/>
@@ -8308,8 +10141,18 @@
                 <w:sz w:val="16"/>
                 <w:szCs w:val="16"/>
               </w:rPr>
-              <w:t>Run-Konfiguration</w:t>
-            </w:r>
+              <w:t>Run-</w:t>
+            </w:r>
+            <w:proofErr w:type="spellStart"/>
+            <w:r>
+              <w:rPr>
+                <w:rFonts w:ascii="Arial" w:hAnsi="Arial" w:cs="Arial"/>
+                <w:sz w:val="16"/>
+                <w:szCs w:val="16"/>
+              </w:rPr>
+              <w:t>Konfiguration</w:t>
+            </w:r>
+            <w:proofErr w:type="spellEnd"/>
           </w:p>
         </w:tc>
         <w:tc>
@@ -8334,7 +10177,27 @@
                 <w:szCs w:val="16"/>
                 <w:lang w:val="de-CH"/>
               </w:rPr>
-              <w:t>Applikationsklasse bzw. ConsoleClient für späteren Prototyp vorbereiten.</w:t>
+              <w:t xml:space="preserve">Applikationsklasse bzw. </w:t>
+            </w:r>
+            <w:proofErr w:type="spellStart"/>
+            <w:r>
+              <w:rPr>
+                <w:rFonts w:ascii="Arial" w:hAnsi="Arial" w:cs="Arial"/>
+                <w:sz w:val="16"/>
+                <w:szCs w:val="16"/>
+                <w:lang w:val="de-CH"/>
+              </w:rPr>
+              <w:t>ConsoleClient</w:t>
+            </w:r>
+            <w:proofErr w:type="spellEnd"/>
+            <w:r>
+              <w:rPr>
+                <w:rFonts w:ascii="Arial" w:hAnsi="Arial" w:cs="Arial"/>
+                <w:sz w:val="16"/>
+                <w:szCs w:val="16"/>
+                <w:lang w:val="de-CH"/>
+              </w:rPr>
+              <w:t xml:space="preserve"> für späteren Prototyp vorbereiten.</w:t>
             </w:r>
           </w:p>
         </w:tc>
@@ -8352,29 +10215,49 @@
                 <w:szCs w:val="16"/>
               </w:rPr>
             </w:pPr>
-            <w:r>
-              <w:rPr>
-                <w:rFonts w:ascii="Arial" w:hAnsi="Arial" w:cs="Arial"/>
-                <w:sz w:val="16"/>
-                <w:szCs w:val="16"/>
-              </w:rPr>
-              <w:t>spätere Aufgabe</w:t>
-            </w:r>
-            <w:r>
-              <w:rPr>
-                <w:rFonts w:ascii="Arial" w:hAnsi="Arial" w:cs="Arial"/>
-                <w:sz w:val="16"/>
-                <w:szCs w:val="16"/>
-              </w:rPr>
-              <w:t xml:space="preserve"> </w:t>
-            </w:r>
-            <w:r>
-              <w:rPr>
-                <w:rFonts w:ascii="Arial" w:hAnsi="Arial" w:cs="Arial"/>
-                <w:sz w:val="16"/>
-                <w:szCs w:val="16"/>
-              </w:rPr>
-              <w:t>(erledigt)</w:t>
+            <w:proofErr w:type="spellStart"/>
+            <w:r>
+              <w:rPr>
+                <w:rFonts w:ascii="Arial" w:hAnsi="Arial" w:cs="Arial"/>
+                <w:sz w:val="16"/>
+                <w:szCs w:val="16"/>
+              </w:rPr>
+              <w:t>spätere</w:t>
+            </w:r>
+            <w:proofErr w:type="spellEnd"/>
+            <w:r>
+              <w:rPr>
+                <w:rFonts w:ascii="Arial" w:hAnsi="Arial" w:cs="Arial"/>
+                <w:sz w:val="16"/>
+                <w:szCs w:val="16"/>
+              </w:rPr>
+              <w:t xml:space="preserve"> Aufgabe</w:t>
+            </w:r>
+            <w:r>
+              <w:rPr>
+                <w:rFonts w:ascii="Arial" w:hAnsi="Arial" w:cs="Arial"/>
+                <w:sz w:val="16"/>
+                <w:szCs w:val="16"/>
+              </w:rPr>
+              <w:t xml:space="preserve"> (</w:t>
+            </w:r>
+            <w:proofErr w:type="spellStart"/>
+            <w:r>
+              <w:rPr>
+                <w:rFonts w:ascii="Arial" w:hAnsi="Arial" w:cs="Arial"/>
+                <w:sz w:val="16"/>
+                <w:szCs w:val="16"/>
+              </w:rPr>
+              <w:t>erledigt</w:t>
+            </w:r>
+            <w:proofErr w:type="spellEnd"/>
+            <w:r>
+              <w:rPr>
+                <w:rFonts w:ascii="Arial" w:hAnsi="Arial" w:cs="Arial"/>
+                <w:sz w:val="16"/>
+                <w:szCs w:val="16"/>
+              </w:rPr>
+              <w:t>)</w:t>
             </w:r>
           </w:p>
         </w:tc>
@@ -8416,9 +10299,18 @@
           <w:lang w:val="de-DE"/>
         </w:rPr>
         <w:lastRenderedPageBreak/>
-        <w:t>6.3 Git</w:t>
+        <w:t xml:space="preserve">6.3 </w:t>
+      </w:r>
+      <w:proofErr w:type="spellStart"/>
+      <w:r>
+        <w:rPr>
+          <w:color w:val="1F4E79"/>
+          <w:lang w:val="de-DE"/>
+        </w:rPr>
+        <w:t>Git</w:t>
       </w:r>
       <w:bookmarkEnd w:id="19"/>
+      <w:proofErr w:type="spellEnd"/>
     </w:p>
     <w:tbl>
       <w:tblPr>
@@ -8485,6 +10377,7 @@
                 <w:szCs w:val="16"/>
               </w:rPr>
             </w:pPr>
+            <w:proofErr w:type="spellStart"/>
             <w:r>
               <w:rPr>
                 <w:rFonts w:ascii="Arial" w:hAnsi="Arial" w:cs="Arial"/>
@@ -8493,8 +10386,31 @@
                 <w:sz w:val="16"/>
                 <w:szCs w:val="16"/>
               </w:rPr>
-              <w:t>Richtlinie / Kontrolle</w:t>
-            </w:r>
+              <w:t>Richtlinie</w:t>
+            </w:r>
+            <w:proofErr w:type="spellEnd"/>
+            <w:r>
+              <w:rPr>
+                <w:rFonts w:ascii="Arial" w:hAnsi="Arial" w:cs="Arial"/>
+                <w:b/>
+                <w:color w:val="FFFFFF"/>
+                <w:sz w:val="16"/>
+                <w:szCs w:val="16"/>
+              </w:rPr>
+              <w:t xml:space="preserve"> / </w:t>
+            </w:r>
+            <w:proofErr w:type="spellStart"/>
+            <w:r>
+              <w:rPr>
+                <w:rFonts w:ascii="Arial" w:hAnsi="Arial" w:cs="Arial"/>
+                <w:b/>
+                <w:color w:val="FFFFFF"/>
+                <w:sz w:val="16"/>
+                <w:szCs w:val="16"/>
+              </w:rPr>
+              <w:t>Kontrolle</w:t>
+            </w:r>
+            <w:proofErr w:type="spellEnd"/>
           </w:p>
         </w:tc>
         <w:tc>
@@ -8549,8 +10465,18 @@
                 <w:sz w:val="16"/>
                 <w:szCs w:val="20"/>
               </w:rPr>
-              <w:t>Git installieren</w:t>
-            </w:r>
+              <w:t xml:space="preserve">Git </w:t>
+            </w:r>
+            <w:proofErr w:type="spellStart"/>
+            <w:r>
+              <w:rPr>
+                <w:rFonts w:ascii="Arial" w:hAnsi="Arial" w:cs="Arial"/>
+                <w:sz w:val="16"/>
+                <w:szCs w:val="20"/>
+              </w:rPr>
+              <w:t>installieren</w:t>
+            </w:r>
+            <w:proofErr w:type="spellEnd"/>
           </w:p>
         </w:tc>
         <w:tc>
@@ -8573,7 +10499,43 @@
                 <w:sz w:val="16"/>
                 <w:szCs w:val="20"/>
               </w:rPr>
-              <w:t>Git lokal installieren.</w:t>
+              <w:t xml:space="preserve">Git </w:t>
+            </w:r>
+            <w:proofErr w:type="spellStart"/>
+            <w:r>
+              <w:rPr>
+                <w:rFonts w:ascii="Arial" w:hAnsi="Arial" w:cs="Arial"/>
+                <w:sz w:val="16"/>
+                <w:szCs w:val="20"/>
+              </w:rPr>
+              <w:t>lokal</w:t>
+            </w:r>
+            <w:proofErr w:type="spellEnd"/>
+            <w:r>
+              <w:rPr>
+                <w:rFonts w:ascii="Arial" w:hAnsi="Arial" w:cs="Arial"/>
+                <w:sz w:val="16"/>
+                <w:szCs w:val="20"/>
+              </w:rPr>
+              <w:t xml:space="preserve"> </w:t>
+            </w:r>
+            <w:proofErr w:type="spellStart"/>
+            <w:r>
+              <w:rPr>
+                <w:rFonts w:ascii="Arial" w:hAnsi="Arial" w:cs="Arial"/>
+                <w:sz w:val="16"/>
+                <w:szCs w:val="20"/>
+              </w:rPr>
+              <w:t>installieren</w:t>
+            </w:r>
+            <w:proofErr w:type="spellEnd"/>
+            <w:r>
+              <w:rPr>
+                <w:rFonts w:ascii="Arial" w:hAnsi="Arial" w:cs="Arial"/>
+                <w:sz w:val="16"/>
+                <w:szCs w:val="20"/>
+              </w:rPr>
+              <w:t>.</w:t>
             </w:r>
           </w:p>
         </w:tc>
@@ -8591,14 +10553,34 @@
                 <w:szCs w:val="20"/>
               </w:rPr>
             </w:pPr>
+            <w:proofErr w:type="spellStart"/>
             <w:r>
               <w:rPr>
                 <w:rFonts w:ascii="Arial" w:hAnsi="Arial" w:cs="Arial"/>
                 <w:sz w:val="16"/>
                 <w:szCs w:val="20"/>
               </w:rPr>
-              <w:t>erledigt / prüfen</w:t>
-            </w:r>
+              <w:t>erledigt</w:t>
+            </w:r>
+            <w:proofErr w:type="spellEnd"/>
+            <w:r>
+              <w:rPr>
+                <w:rFonts w:ascii="Arial" w:hAnsi="Arial" w:cs="Arial"/>
+                <w:sz w:val="16"/>
+                <w:szCs w:val="20"/>
+              </w:rPr>
+              <w:t xml:space="preserve"> / </w:t>
+            </w:r>
+            <w:proofErr w:type="spellStart"/>
+            <w:r>
+              <w:rPr>
+                <w:rFonts w:ascii="Arial" w:hAnsi="Arial" w:cs="Arial"/>
+                <w:sz w:val="16"/>
+                <w:szCs w:val="20"/>
+              </w:rPr>
+              <w:t>prüfen</w:t>
+            </w:r>
+            <w:proofErr w:type="spellEnd"/>
           </w:p>
         </w:tc>
       </w:tr>
@@ -8626,8 +10608,18 @@
                 <w:sz w:val="16"/>
                 <w:szCs w:val="20"/>
               </w:rPr>
-              <w:t>Repository initialisieren</w:t>
-            </w:r>
+              <w:t xml:space="preserve">Repository </w:t>
+            </w:r>
+            <w:proofErr w:type="spellStart"/>
+            <w:r>
+              <w:rPr>
+                <w:rFonts w:ascii="Arial" w:hAnsi="Arial" w:cs="Arial"/>
+                <w:sz w:val="16"/>
+                <w:szCs w:val="20"/>
+              </w:rPr>
+              <w:t>initialisieren</w:t>
+            </w:r>
+            <w:proofErr w:type="spellEnd"/>
           </w:p>
         </w:tc>
         <w:tc>
@@ -8651,7 +10643,27 @@
                 <w:szCs w:val="20"/>
                 <w:lang w:val="de-CH"/>
               </w:rPr>
-              <w:t>Im Entwicklungsordner ein Git-Repository anlegen.</w:t>
+              <w:t xml:space="preserve">Im Entwicklungsordner ein </w:t>
+            </w:r>
+            <w:proofErr w:type="spellStart"/>
+            <w:r>
+              <w:rPr>
+                <w:rFonts w:ascii="Arial" w:hAnsi="Arial" w:cs="Arial"/>
+                <w:sz w:val="16"/>
+                <w:szCs w:val="20"/>
+                <w:lang w:val="de-CH"/>
+              </w:rPr>
+              <w:t>Git</w:t>
+            </w:r>
+            <w:proofErr w:type="spellEnd"/>
+            <w:r>
+              <w:rPr>
+                <w:rFonts w:ascii="Arial" w:hAnsi="Arial" w:cs="Arial"/>
+                <w:sz w:val="16"/>
+                <w:szCs w:val="20"/>
+                <w:lang w:val="de-CH"/>
+              </w:rPr>
+              <w:t>-Repository anlegen.</w:t>
             </w:r>
           </w:p>
         </w:tc>
@@ -8668,6 +10680,7 @@
                 <w:szCs w:val="20"/>
               </w:rPr>
             </w:pPr>
+            <w:proofErr w:type="spellStart"/>
             <w:r>
               <w:rPr>
                 <w:rFonts w:ascii="Arial" w:hAnsi="Arial" w:cs="Arial"/>
@@ -8676,6 +10689,7 @@
               </w:rPr>
               <w:t>prüfen</w:t>
             </w:r>
+            <w:proofErr w:type="spellEnd"/>
           </w:p>
         </w:tc>
       </w:tr>
@@ -8704,8 +10718,36 @@
                 <w:sz w:val="16"/>
                 <w:szCs w:val="20"/>
               </w:rPr>
-              <w:t>Commit-Regeln nutzen</w:t>
-            </w:r>
+              <w:t>Commit-</w:t>
+            </w:r>
+            <w:proofErr w:type="spellStart"/>
+            <w:r>
+              <w:rPr>
+                <w:rFonts w:ascii="Arial" w:hAnsi="Arial" w:cs="Arial"/>
+                <w:sz w:val="16"/>
+                <w:szCs w:val="20"/>
+              </w:rPr>
+              <w:t>Regeln</w:t>
+            </w:r>
+            <w:proofErr w:type="spellEnd"/>
+            <w:r>
+              <w:rPr>
+                <w:rFonts w:ascii="Arial" w:hAnsi="Arial" w:cs="Arial"/>
+                <w:sz w:val="16"/>
+                <w:szCs w:val="20"/>
+              </w:rPr>
+              <w:t xml:space="preserve"> </w:t>
+            </w:r>
+            <w:proofErr w:type="spellStart"/>
+            <w:r>
+              <w:rPr>
+                <w:rFonts w:ascii="Arial" w:hAnsi="Arial" w:cs="Arial"/>
+                <w:sz w:val="16"/>
+                <w:szCs w:val="20"/>
+              </w:rPr>
+              <w:t>nutzen</w:t>
+            </w:r>
+            <w:proofErr w:type="spellEnd"/>
           </w:p>
         </w:tc>
         <w:tc>
@@ -8748,6 +10790,7 @@
                 <w:szCs w:val="20"/>
               </w:rPr>
             </w:pPr>
+            <w:proofErr w:type="spellStart"/>
             <w:r>
               <w:rPr>
                 <w:rFonts w:ascii="Arial" w:hAnsi="Arial" w:cs="Arial"/>
@@ -8764,6 +10807,7 @@
               </w:rPr>
               <w:t>erworfen</w:t>
             </w:r>
+            <w:proofErr w:type="spellEnd"/>
           </w:p>
         </w:tc>
       </w:tr>
@@ -8791,8 +10835,18 @@
                 <w:sz w:val="16"/>
                 <w:szCs w:val="20"/>
               </w:rPr>
-              <w:t>Nicht versionieren</w:t>
-            </w:r>
+              <w:t xml:space="preserve">Nicht </w:t>
+            </w:r>
+            <w:proofErr w:type="spellStart"/>
+            <w:r>
+              <w:rPr>
+                <w:rFonts w:ascii="Arial" w:hAnsi="Arial" w:cs="Arial"/>
+                <w:sz w:val="16"/>
+                <w:szCs w:val="20"/>
+              </w:rPr>
+              <w:t>versionieren</w:t>
+            </w:r>
+            <w:proofErr w:type="spellEnd"/>
           </w:p>
         </w:tc>
         <w:tc>
@@ -8809,6 +10863,7 @@
                 <w:lang w:val="de-CH"/>
               </w:rPr>
             </w:pPr>
+            <w:proofErr w:type="spellStart"/>
             <w:r>
               <w:rPr>
                 <w:rFonts w:ascii="Arial" w:hAnsi="Arial" w:cs="Arial"/>
@@ -8816,7 +10871,17 @@
                 <w:szCs w:val="20"/>
                 <w:lang w:val="de-CH"/>
               </w:rPr>
-              <w:t>Build-Ordner, IDE-Cache und temporäre Dateien nicht versionieren.</w:t>
+              <w:t>Build</w:t>
+            </w:r>
+            <w:proofErr w:type="spellEnd"/>
+            <w:r>
+              <w:rPr>
+                <w:rFonts w:ascii="Arial" w:hAnsi="Arial" w:cs="Arial"/>
+                <w:sz w:val="16"/>
+                <w:szCs w:val="20"/>
+                <w:lang w:val="de-CH"/>
+              </w:rPr>
+              <w:t>-Ordner, IDE-Cache und temporäre Dateien nicht versionieren.</w:t>
             </w:r>
           </w:p>
         </w:tc>
@@ -8833,6 +10898,7 @@
                 <w:szCs w:val="20"/>
               </w:rPr>
             </w:pPr>
+            <w:proofErr w:type="spellStart"/>
             <w:r>
               <w:rPr>
                 <w:rFonts w:ascii="Arial" w:hAnsi="Arial" w:cs="Arial"/>
@@ -8841,6 +10907,7 @@
               </w:rPr>
               <w:t>laufend</w:t>
             </w:r>
+            <w:proofErr w:type="spellEnd"/>
           </w:p>
         </w:tc>
       </w:tr>
@@ -8869,8 +10936,18 @@
                 <w:sz w:val="16"/>
                 <w:szCs w:val="20"/>
               </w:rPr>
-              <w:t>Backup sicherstellen</w:t>
-            </w:r>
+              <w:t xml:space="preserve">Backup </w:t>
+            </w:r>
+            <w:proofErr w:type="spellStart"/>
+            <w:r>
+              <w:rPr>
+                <w:rFonts w:ascii="Arial" w:hAnsi="Arial" w:cs="Arial"/>
+                <w:sz w:val="16"/>
+                <w:szCs w:val="20"/>
+              </w:rPr>
+              <w:t>sicherstellen</w:t>
+            </w:r>
+            <w:proofErr w:type="spellEnd"/>
           </w:p>
         </w:tc>
         <w:tc>
@@ -8913,6 +10990,7 @@
                 <w:szCs w:val="20"/>
               </w:rPr>
             </w:pPr>
+            <w:proofErr w:type="spellStart"/>
             <w:r>
               <w:rPr>
                 <w:rFonts w:ascii="Arial" w:hAnsi="Arial" w:cs="Arial"/>
@@ -8929,6 +11007,7 @@
               </w:rPr>
               <w:t>erworfen</w:t>
             </w:r>
+            <w:proofErr w:type="spellEnd"/>
           </w:p>
         </w:tc>
       </w:tr>
@@ -8947,9 +11026,18 @@
           <w:color w:val="1F4E79"/>
           <w:lang w:val="de-DE"/>
         </w:rPr>
-        <w:t>6.4 Visual Paradigm</w:t>
+        <w:t xml:space="preserve">6.4 Visual </w:t>
+      </w:r>
+      <w:proofErr w:type="spellStart"/>
+      <w:r>
+        <w:rPr>
+          <w:color w:val="1F4E79"/>
+          <w:lang w:val="de-DE"/>
+        </w:rPr>
+        <w:t>Paradigm</w:t>
       </w:r>
       <w:bookmarkEnd w:id="20"/>
+      <w:proofErr w:type="spellEnd"/>
     </w:p>
     <w:tbl>
       <w:tblPr>
@@ -9020,6 +11108,7 @@
                 <w:szCs w:val="16"/>
               </w:rPr>
             </w:pPr>
+            <w:proofErr w:type="spellStart"/>
             <w:r>
               <w:rPr>
                 <w:rFonts w:ascii="Arial" w:hAnsi="Arial" w:cs="Arial"/>
@@ -9028,8 +11117,31 @@
                 <w:sz w:val="16"/>
                 <w:szCs w:val="16"/>
               </w:rPr>
-              <w:t>Richtlinie / Kontrolle</w:t>
-            </w:r>
+              <w:t>Richtlinie</w:t>
+            </w:r>
+            <w:proofErr w:type="spellEnd"/>
+            <w:r>
+              <w:rPr>
+                <w:rFonts w:ascii="Arial" w:hAnsi="Arial" w:cs="Arial"/>
+                <w:b/>
+                <w:color w:val="FFFFFF"/>
+                <w:sz w:val="16"/>
+                <w:szCs w:val="16"/>
+              </w:rPr>
+              <w:t xml:space="preserve"> / </w:t>
+            </w:r>
+            <w:proofErr w:type="spellStart"/>
+            <w:r>
+              <w:rPr>
+                <w:rFonts w:ascii="Arial" w:hAnsi="Arial" w:cs="Arial"/>
+                <w:b/>
+                <w:color w:val="FFFFFF"/>
+                <w:sz w:val="16"/>
+                <w:szCs w:val="16"/>
+              </w:rPr>
+              <w:t>Kontrolle</w:t>
+            </w:r>
+            <w:proofErr w:type="spellEnd"/>
           </w:p>
         </w:tc>
         <w:tc>
@@ -9086,8 +11198,18 @@
                 <w:sz w:val="16"/>
                 <w:szCs w:val="16"/>
               </w:rPr>
-              <w:t>Tool installieren</w:t>
-            </w:r>
+              <w:t xml:space="preserve">Tool </w:t>
+            </w:r>
+            <w:proofErr w:type="spellStart"/>
+            <w:r>
+              <w:rPr>
+                <w:rFonts w:ascii="Arial" w:hAnsi="Arial" w:cs="Arial"/>
+                <w:sz w:val="16"/>
+                <w:szCs w:val="16"/>
+              </w:rPr>
+              <w:t>installieren</w:t>
+            </w:r>
+            <w:proofErr w:type="spellEnd"/>
           </w:p>
         </w:tc>
         <w:tc>
@@ -9112,7 +11234,27 @@
                 <w:szCs w:val="16"/>
                 <w:lang w:val="de-CH"/>
               </w:rPr>
-              <w:t>Visual Paradigm installieren oder vorhandene Installation verwenden.</w:t>
+              <w:t xml:space="preserve">Visual </w:t>
+            </w:r>
+            <w:proofErr w:type="spellStart"/>
+            <w:r>
+              <w:rPr>
+                <w:rFonts w:ascii="Arial" w:hAnsi="Arial" w:cs="Arial"/>
+                <w:sz w:val="16"/>
+                <w:szCs w:val="16"/>
+                <w:lang w:val="de-CH"/>
+              </w:rPr>
+              <w:t>Paradigm</w:t>
+            </w:r>
+            <w:proofErr w:type="spellEnd"/>
+            <w:r>
+              <w:rPr>
+                <w:rFonts w:ascii="Arial" w:hAnsi="Arial" w:cs="Arial"/>
+                <w:sz w:val="16"/>
+                <w:szCs w:val="16"/>
+                <w:lang w:val="de-CH"/>
+              </w:rPr>
+              <w:t xml:space="preserve"> installieren oder vorhandene Installation verwenden.</w:t>
             </w:r>
           </w:p>
         </w:tc>
@@ -9130,14 +11272,34 @@
                 <w:szCs w:val="16"/>
               </w:rPr>
             </w:pPr>
-            <w:r>
-              <w:rPr>
-                <w:rFonts w:ascii="Arial" w:hAnsi="Arial" w:cs="Arial"/>
-                <w:sz w:val="16"/>
-                <w:szCs w:val="16"/>
-              </w:rPr>
-              <w:t>erledigt / prüfen</w:t>
-            </w:r>
+            <w:proofErr w:type="spellStart"/>
+            <w:r>
+              <w:rPr>
+                <w:rFonts w:ascii="Arial" w:hAnsi="Arial" w:cs="Arial"/>
+                <w:sz w:val="16"/>
+                <w:szCs w:val="16"/>
+              </w:rPr>
+              <w:t>erledigt</w:t>
+            </w:r>
+            <w:proofErr w:type="spellEnd"/>
+            <w:r>
+              <w:rPr>
+                <w:rFonts w:ascii="Arial" w:hAnsi="Arial" w:cs="Arial"/>
+                <w:sz w:val="16"/>
+                <w:szCs w:val="16"/>
+              </w:rPr>
+              <w:t xml:space="preserve"> / </w:t>
+            </w:r>
+            <w:proofErr w:type="spellStart"/>
+            <w:r>
+              <w:rPr>
+                <w:rFonts w:ascii="Arial" w:hAnsi="Arial" w:cs="Arial"/>
+                <w:sz w:val="16"/>
+                <w:szCs w:val="16"/>
+              </w:rPr>
+              <w:t>prüfen</w:t>
+            </w:r>
+            <w:proofErr w:type="spellEnd"/>
           </w:p>
         </w:tc>
       </w:tr>
@@ -9165,8 +11327,18 @@
                 <w:sz w:val="16"/>
                 <w:szCs w:val="16"/>
               </w:rPr>
-              <w:t>Projekt anlegen</w:t>
-            </w:r>
+              <w:t xml:space="preserve">Projekt </w:t>
+            </w:r>
+            <w:proofErr w:type="spellStart"/>
+            <w:r>
+              <w:rPr>
+                <w:rFonts w:ascii="Arial" w:hAnsi="Arial" w:cs="Arial"/>
+                <w:sz w:val="16"/>
+                <w:szCs w:val="16"/>
+              </w:rPr>
+              <w:t>anlegen</w:t>
+            </w:r>
+            <w:proofErr w:type="spellEnd"/>
           </w:p>
         </w:tc>
         <w:tc>
@@ -9188,7 +11360,43 @@
                 <w:sz w:val="16"/>
                 <w:szCs w:val="16"/>
               </w:rPr>
-              <w:t>UML-Projekt WerkstattPilot anlegen.</w:t>
+              <w:t xml:space="preserve">UML-Projekt </w:t>
+            </w:r>
+            <w:proofErr w:type="spellStart"/>
+            <w:r>
+              <w:rPr>
+                <w:rFonts w:ascii="Arial" w:hAnsi="Arial" w:cs="Arial"/>
+                <w:sz w:val="16"/>
+                <w:szCs w:val="16"/>
+              </w:rPr>
+              <w:t>WerkstattPilot</w:t>
+            </w:r>
+            <w:proofErr w:type="spellEnd"/>
+            <w:r>
+              <w:rPr>
+                <w:rFonts w:ascii="Arial" w:hAnsi="Arial" w:cs="Arial"/>
+                <w:sz w:val="16"/>
+                <w:szCs w:val="16"/>
+              </w:rPr>
+              <w:t xml:space="preserve"> </w:t>
+            </w:r>
+            <w:proofErr w:type="spellStart"/>
+            <w:r>
+              <w:rPr>
+                <w:rFonts w:ascii="Arial" w:hAnsi="Arial" w:cs="Arial"/>
+                <w:sz w:val="16"/>
+                <w:szCs w:val="16"/>
+              </w:rPr>
+              <w:t>anlegen</w:t>
+            </w:r>
+            <w:proofErr w:type="spellEnd"/>
+            <w:r>
+              <w:rPr>
+                <w:rFonts w:ascii="Arial" w:hAnsi="Arial" w:cs="Arial"/>
+                <w:sz w:val="16"/>
+                <w:szCs w:val="16"/>
+              </w:rPr>
+              <w:t>.</w:t>
             </w:r>
           </w:p>
         </w:tc>
@@ -9205,6 +11413,7 @@
                 <w:szCs w:val="16"/>
               </w:rPr>
             </w:pPr>
+            <w:proofErr w:type="spellStart"/>
             <w:r>
               <w:rPr>
                 <w:rFonts w:ascii="Arial" w:hAnsi="Arial" w:cs="Arial"/>
@@ -9213,6 +11422,7 @@
               </w:rPr>
               <w:t>prüfen</w:t>
             </w:r>
+            <w:proofErr w:type="spellEnd"/>
           </w:p>
         </w:tc>
       </w:tr>
@@ -9235,14 +11445,34 @@
                 <w:szCs w:val="16"/>
               </w:rPr>
             </w:pPr>
-            <w:r>
-              <w:rPr>
-                <w:rFonts w:ascii="Arial" w:hAnsi="Arial" w:cs="Arial"/>
-                <w:sz w:val="16"/>
-                <w:szCs w:val="16"/>
-              </w:rPr>
-              <w:t>Diagramme strukturieren</w:t>
-            </w:r>
+            <w:proofErr w:type="spellStart"/>
+            <w:r>
+              <w:rPr>
+                <w:rFonts w:ascii="Arial" w:hAnsi="Arial" w:cs="Arial"/>
+                <w:sz w:val="16"/>
+                <w:szCs w:val="16"/>
+              </w:rPr>
+              <w:t>Diagramme</w:t>
+            </w:r>
+            <w:proofErr w:type="spellEnd"/>
+            <w:r>
+              <w:rPr>
+                <w:rFonts w:ascii="Arial" w:hAnsi="Arial" w:cs="Arial"/>
+                <w:sz w:val="16"/>
+                <w:szCs w:val="16"/>
+              </w:rPr>
+              <w:t xml:space="preserve"> </w:t>
+            </w:r>
+            <w:proofErr w:type="spellStart"/>
+            <w:r>
+              <w:rPr>
+                <w:rFonts w:ascii="Arial" w:hAnsi="Arial" w:cs="Arial"/>
+                <w:sz w:val="16"/>
+                <w:szCs w:val="16"/>
+              </w:rPr>
+              <w:t>strukturieren</w:t>
+            </w:r>
+            <w:proofErr w:type="spellEnd"/>
           </w:p>
         </w:tc>
         <w:tc>
@@ -9285,6 +11515,7 @@
                 <w:szCs w:val="16"/>
               </w:rPr>
             </w:pPr>
+            <w:proofErr w:type="spellStart"/>
             <w:r>
               <w:rPr>
                 <w:rFonts w:ascii="Arial" w:hAnsi="Arial" w:cs="Arial"/>
@@ -9293,6 +11524,7 @@
               </w:rPr>
               <w:t>erledigt</w:t>
             </w:r>
+            <w:proofErr w:type="spellEnd"/>
           </w:p>
         </w:tc>
       </w:tr>
@@ -9362,6 +11594,7 @@
                 <w:szCs w:val="16"/>
               </w:rPr>
             </w:pPr>
+            <w:proofErr w:type="spellStart"/>
             <w:r>
               <w:rPr>
                 <w:rFonts w:ascii="Arial" w:hAnsi="Arial" w:cs="Arial"/>
@@ -9370,6 +11603,7 @@
               </w:rPr>
               <w:t>erledigt</w:t>
             </w:r>
+            <w:proofErr w:type="spellEnd"/>
           </w:p>
         </w:tc>
       </w:tr>
@@ -9457,6 +11691,7 @@
                 <w:szCs w:val="16"/>
               </w:rPr>
             </w:pPr>
+            <w:proofErr w:type="spellStart"/>
             <w:r>
               <w:rPr>
                 <w:rFonts w:ascii="Arial" w:hAnsi="Arial" w:cs="Arial"/>
@@ -9465,8 +11700,31 @@
                 <w:sz w:val="16"/>
                 <w:szCs w:val="16"/>
               </w:rPr>
-              <w:t>Richtlinie / Kontrolle</w:t>
-            </w:r>
+              <w:t>Richtlinie</w:t>
+            </w:r>
+            <w:proofErr w:type="spellEnd"/>
+            <w:r>
+              <w:rPr>
+                <w:rFonts w:ascii="Arial" w:hAnsi="Arial" w:cs="Arial"/>
+                <w:b/>
+                <w:color w:val="FFFFFF"/>
+                <w:sz w:val="16"/>
+                <w:szCs w:val="16"/>
+              </w:rPr>
+              <w:t xml:space="preserve"> / </w:t>
+            </w:r>
+            <w:proofErr w:type="spellStart"/>
+            <w:r>
+              <w:rPr>
+                <w:rFonts w:ascii="Arial" w:hAnsi="Arial" w:cs="Arial"/>
+                <w:b/>
+                <w:color w:val="FFFFFF"/>
+                <w:sz w:val="16"/>
+                <w:szCs w:val="16"/>
+              </w:rPr>
+              <w:t>Kontrolle</w:t>
+            </w:r>
+            <w:proofErr w:type="spellEnd"/>
           </w:p>
         </w:tc>
         <w:tc>
@@ -9521,8 +11779,18 @@
                 <w:sz w:val="16"/>
                 <w:szCs w:val="16"/>
               </w:rPr>
-              <w:t>Word-Vorlage nutzen</w:t>
-            </w:r>
+              <w:t xml:space="preserve">Word-Vorlage </w:t>
+            </w:r>
+            <w:proofErr w:type="spellStart"/>
+            <w:r>
+              <w:rPr>
+                <w:rFonts w:ascii="Arial" w:hAnsi="Arial" w:cs="Arial"/>
+                <w:sz w:val="16"/>
+                <w:szCs w:val="16"/>
+              </w:rPr>
+              <w:t>nutzen</w:t>
+            </w:r>
+            <w:proofErr w:type="spellEnd"/>
           </w:p>
         </w:tc>
         <w:tc>
@@ -9565,6 +11833,7 @@
                 <w:szCs w:val="16"/>
               </w:rPr>
             </w:pPr>
+            <w:proofErr w:type="spellStart"/>
             <w:r>
               <w:rPr>
                 <w:rFonts w:ascii="Arial" w:hAnsi="Arial" w:cs="Arial"/>
@@ -9573,6 +11842,7 @@
               </w:rPr>
               <w:t>laufend</w:t>
             </w:r>
+            <w:proofErr w:type="spellEnd"/>
           </w:p>
         </w:tc>
       </w:tr>
@@ -9600,8 +11870,18 @@
                 <w:sz w:val="16"/>
                 <w:szCs w:val="16"/>
               </w:rPr>
-              <w:t>PDF erstellen</w:t>
-            </w:r>
+              <w:t xml:space="preserve">PDF </w:t>
+            </w:r>
+            <w:proofErr w:type="spellStart"/>
+            <w:r>
+              <w:rPr>
+                <w:rFonts w:ascii="Arial" w:hAnsi="Arial" w:cs="Arial"/>
+                <w:sz w:val="16"/>
+                <w:szCs w:val="16"/>
+              </w:rPr>
+              <w:t>erstellen</w:t>
+            </w:r>
+            <w:proofErr w:type="spellEnd"/>
           </w:p>
         </w:tc>
         <w:tc>
@@ -9642,6 +11922,7 @@
                 <w:szCs w:val="16"/>
               </w:rPr>
             </w:pPr>
+            <w:proofErr w:type="spellStart"/>
             <w:r>
               <w:rPr>
                 <w:rFonts w:ascii="Arial" w:hAnsi="Arial" w:cs="Arial"/>
@@ -9650,6 +11931,7 @@
               </w:rPr>
               <w:t>laufend</w:t>
             </w:r>
+            <w:proofErr w:type="spellEnd"/>
           </w:p>
         </w:tc>
       </w:tr>
@@ -9722,6 +12004,7 @@
                 <w:szCs w:val="16"/>
               </w:rPr>
             </w:pPr>
+            <w:proofErr w:type="spellStart"/>
             <w:r>
               <w:rPr>
                 <w:rFonts w:ascii="Arial" w:hAnsi="Arial" w:cs="Arial"/>
@@ -9730,6 +12013,7 @@
               </w:rPr>
               <w:t>laufend</w:t>
             </w:r>
+            <w:proofErr w:type="spellEnd"/>
           </w:p>
         </w:tc>
       </w:tr>
@@ -9751,6 +12035,7 @@
                 <w:szCs w:val="16"/>
               </w:rPr>
             </w:pPr>
+            <w:proofErr w:type="spellStart"/>
             <w:r>
               <w:rPr>
                 <w:rFonts w:ascii="Arial" w:hAnsi="Arial" w:cs="Arial"/>
@@ -9759,6 +12044,7 @@
               </w:rPr>
               <w:t>Arbeitsprotokoll</w:t>
             </w:r>
+            <w:proofErr w:type="spellEnd"/>
           </w:p>
         </w:tc>
         <w:tc>
@@ -9799,6 +12085,7 @@
                 <w:szCs w:val="16"/>
               </w:rPr>
             </w:pPr>
+            <w:proofErr w:type="spellStart"/>
             <w:r>
               <w:rPr>
                 <w:rFonts w:ascii="Arial" w:hAnsi="Arial" w:cs="Arial"/>
@@ -9807,6 +12094,7 @@
               </w:rPr>
               <w:t>laufend</w:t>
             </w:r>
+            <w:proofErr w:type="spellEnd"/>
           </w:p>
         </w:tc>
       </w:tr>
@@ -9866,10 +12154,10 @@
         <w:tblLook w:val="04A0" w:firstRow="1" w:lastRow="0" w:firstColumn="1" w:lastColumn="0" w:noHBand="0" w:noVBand="1"/>
       </w:tblPr>
       <w:tblGrid>
-        <w:gridCol w:w="1017"/>
-        <w:gridCol w:w="2929"/>
-        <w:gridCol w:w="3230"/>
-        <w:gridCol w:w="2727"/>
+        <w:gridCol w:w="1018"/>
+        <w:gridCol w:w="2861"/>
+        <w:gridCol w:w="3171"/>
+        <w:gridCol w:w="2692"/>
       </w:tblGrid>
       <w:tr>
         <w:trPr>
@@ -9916,6 +12204,7 @@
                 <w:szCs w:val="16"/>
               </w:rPr>
             </w:pPr>
+            <w:proofErr w:type="spellStart"/>
             <w:r>
               <w:rPr>
                 <w:rFonts w:ascii="Arial" w:hAnsi="Arial" w:cs="Arial"/>
@@ -9926,6 +12215,7 @@
               </w:rPr>
               <w:t>Entscheid</w:t>
             </w:r>
+            <w:proofErr w:type="spellEnd"/>
           </w:p>
         </w:tc>
         <w:tc>
@@ -9942,6 +12232,7 @@
                 <w:szCs w:val="16"/>
               </w:rPr>
             </w:pPr>
+            <w:proofErr w:type="spellStart"/>
             <w:r>
               <w:rPr>
                 <w:rFonts w:ascii="Arial" w:hAnsi="Arial" w:cs="Arial"/>
@@ -9952,6 +12243,7 @@
               </w:rPr>
               <w:t>Begründung</w:t>
             </w:r>
+            <w:proofErr w:type="spellEnd"/>
           </w:p>
         </w:tc>
         <w:tc>
@@ -9968,6 +12260,7 @@
                 <w:szCs w:val="16"/>
               </w:rPr>
             </w:pPr>
+            <w:proofErr w:type="spellStart"/>
             <w:r>
               <w:rPr>
                 <w:rFonts w:ascii="Arial" w:hAnsi="Arial" w:cs="Arial"/>
@@ -9978,6 +12271,7 @@
               </w:rPr>
               <w:t>Auswirkung</w:t>
             </w:r>
+            <w:proofErr w:type="spellEnd"/>
           </w:p>
         </w:tc>
       </w:tr>
@@ -10024,14 +12318,34 @@
                 <w:szCs w:val="16"/>
               </w:rPr>
             </w:pPr>
-            <w:r>
-              <w:rPr>
-                <w:rFonts w:ascii="Arial" w:hAnsi="Arial" w:cs="Arial"/>
-                <w:sz w:val="16"/>
-                <w:szCs w:val="16"/>
-              </w:rPr>
-              <w:t>Projektname WerkstattPilot</w:t>
-            </w:r>
+            <w:proofErr w:type="spellStart"/>
+            <w:r>
+              <w:rPr>
+                <w:rFonts w:ascii="Arial" w:hAnsi="Arial" w:cs="Arial"/>
+                <w:sz w:val="16"/>
+                <w:szCs w:val="16"/>
+              </w:rPr>
+              <w:t>Projektname</w:t>
+            </w:r>
+            <w:proofErr w:type="spellEnd"/>
+            <w:r>
+              <w:rPr>
+                <w:rFonts w:ascii="Arial" w:hAnsi="Arial" w:cs="Arial"/>
+                <w:sz w:val="16"/>
+                <w:szCs w:val="16"/>
+              </w:rPr>
+              <w:t xml:space="preserve"> </w:t>
+            </w:r>
+            <w:proofErr w:type="spellStart"/>
+            <w:r>
+              <w:rPr>
+                <w:rFonts w:ascii="Arial" w:hAnsi="Arial" w:cs="Arial"/>
+                <w:sz w:val="16"/>
+                <w:szCs w:val="16"/>
+              </w:rPr>
+              <w:t>WerkstattPilot</w:t>
+            </w:r>
+            <w:proofErr w:type="spellEnd"/>
           </w:p>
         </w:tc>
         <w:tc>
@@ -10134,8 +12448,54 @@
                 <w:sz w:val="16"/>
                 <w:szCs w:val="16"/>
               </w:rPr>
-              <w:t>Screenshot als Projektbild verwenden</w:t>
-            </w:r>
+              <w:t xml:space="preserve">Screenshot </w:t>
+            </w:r>
+            <w:proofErr w:type="spellStart"/>
+            <w:r>
+              <w:rPr>
+                <w:rFonts w:ascii="Arial" w:hAnsi="Arial" w:cs="Arial"/>
+                <w:sz w:val="16"/>
+                <w:szCs w:val="16"/>
+              </w:rPr>
+              <w:t>als</w:t>
+            </w:r>
+            <w:proofErr w:type="spellEnd"/>
+            <w:r>
+              <w:rPr>
+                <w:rFonts w:ascii="Arial" w:hAnsi="Arial" w:cs="Arial"/>
+                <w:sz w:val="16"/>
+                <w:szCs w:val="16"/>
+              </w:rPr>
+              <w:t xml:space="preserve"> </w:t>
+            </w:r>
+            <w:proofErr w:type="spellStart"/>
+            <w:r>
+              <w:rPr>
+                <w:rFonts w:ascii="Arial" w:hAnsi="Arial" w:cs="Arial"/>
+                <w:sz w:val="16"/>
+                <w:szCs w:val="16"/>
+              </w:rPr>
+              <w:t>Projektbild</w:t>
+            </w:r>
+            <w:proofErr w:type="spellEnd"/>
+            <w:r>
+              <w:rPr>
+                <w:rFonts w:ascii="Arial" w:hAnsi="Arial" w:cs="Arial"/>
+                <w:sz w:val="16"/>
+                <w:szCs w:val="16"/>
+              </w:rPr>
+              <w:t xml:space="preserve"> </w:t>
+            </w:r>
+            <w:proofErr w:type="spellStart"/>
+            <w:r>
+              <w:rPr>
+                <w:rFonts w:ascii="Arial" w:hAnsi="Arial" w:cs="Arial"/>
+                <w:sz w:val="16"/>
+                <w:szCs w:val="16"/>
+              </w:rPr>
+              <w:t>verwenden</w:t>
+            </w:r>
+            <w:proofErr w:type="spellEnd"/>
           </w:p>
         </w:tc>
         <w:tc>
@@ -10344,8 +12704,36 @@
                 <w:sz w:val="16"/>
                 <w:szCs w:val="16"/>
               </w:rPr>
-              <w:t>Deutsch als Fachsprache</w:t>
-            </w:r>
+              <w:t xml:space="preserve">Deutsch </w:t>
+            </w:r>
+            <w:proofErr w:type="spellStart"/>
+            <w:r>
+              <w:rPr>
+                <w:rFonts w:ascii="Arial" w:hAnsi="Arial" w:cs="Arial"/>
+                <w:sz w:val="16"/>
+                <w:szCs w:val="16"/>
+              </w:rPr>
+              <w:t>als</w:t>
+            </w:r>
+            <w:proofErr w:type="spellEnd"/>
+            <w:r>
+              <w:rPr>
+                <w:rFonts w:ascii="Arial" w:hAnsi="Arial" w:cs="Arial"/>
+                <w:sz w:val="16"/>
+                <w:szCs w:val="16"/>
+              </w:rPr>
+              <w:t xml:space="preserve"> </w:t>
+            </w:r>
+            <w:proofErr w:type="spellStart"/>
+            <w:r>
+              <w:rPr>
+                <w:rFonts w:ascii="Arial" w:hAnsi="Arial" w:cs="Arial"/>
+                <w:sz w:val="16"/>
+                <w:szCs w:val="16"/>
+              </w:rPr>
+              <w:t>Fachsprache</w:t>
+            </w:r>
+            <w:proofErr w:type="spellEnd"/>
           </w:p>
         </w:tc>
         <w:tc>
@@ -10450,7 +12838,27 @@
                 <w:szCs w:val="16"/>
                 <w:lang w:val="de-CH"/>
               </w:rPr>
-              <w:t>Java und IntelliJ IDEA verwenden</w:t>
+              <w:t xml:space="preserve">Java und </w:t>
+            </w:r>
+            <w:proofErr w:type="spellStart"/>
+            <w:r>
+              <w:rPr>
+                <w:rFonts w:ascii="Arial" w:hAnsi="Arial" w:cs="Arial"/>
+                <w:sz w:val="16"/>
+                <w:szCs w:val="16"/>
+                <w:lang w:val="de-CH"/>
+              </w:rPr>
+              <w:t>IntelliJ</w:t>
+            </w:r>
+            <w:proofErr w:type="spellEnd"/>
+            <w:r>
+              <w:rPr>
+                <w:rFonts w:ascii="Arial" w:hAnsi="Arial" w:cs="Arial"/>
+                <w:sz w:val="16"/>
+                <w:szCs w:val="16"/>
+                <w:lang w:val="de-CH"/>
+              </w:rPr>
+              <w:t xml:space="preserve"> IDEA verwenden</w:t>
             </w:r>
           </w:p>
         </w:tc>
@@ -10476,7 +12884,27 @@
                 <w:szCs w:val="16"/>
                 <w:lang w:val="de-CH"/>
               </w:rPr>
-              <w:t>Java passt zum Unterricht und IntelliJ ist die gewählte Entwicklungsumgebung.</w:t>
+              <w:t xml:space="preserve">Java passt zum Unterricht und </w:t>
+            </w:r>
+            <w:proofErr w:type="spellStart"/>
+            <w:r>
+              <w:rPr>
+                <w:rFonts w:ascii="Arial" w:hAnsi="Arial" w:cs="Arial"/>
+                <w:sz w:val="16"/>
+                <w:szCs w:val="16"/>
+                <w:lang w:val="de-CH"/>
+              </w:rPr>
+              <w:t>IntelliJ</w:t>
+            </w:r>
+            <w:proofErr w:type="spellEnd"/>
+            <w:r>
+              <w:rPr>
+                <w:rFonts w:ascii="Arial" w:hAnsi="Arial" w:cs="Arial"/>
+                <w:sz w:val="16"/>
+                <w:szCs w:val="16"/>
+                <w:lang w:val="de-CH"/>
+              </w:rPr>
+              <w:t xml:space="preserve"> ist die gewählte Entwicklungsumgebung.</w:t>
             </w:r>
           </w:p>
         </w:tc>
@@ -10502,7 +12930,27 @@
                 <w:szCs w:val="16"/>
                 <w:lang w:val="de-CH"/>
               </w:rPr>
-              <w:t>Prototyp wird als Java-Projekt in IntelliJ umgesetzt.</w:t>
+              <w:t xml:space="preserve">Prototyp wird als Java-Projekt in </w:t>
+            </w:r>
+            <w:proofErr w:type="spellStart"/>
+            <w:r>
+              <w:rPr>
+                <w:rFonts w:ascii="Arial" w:hAnsi="Arial" w:cs="Arial"/>
+                <w:sz w:val="16"/>
+                <w:szCs w:val="16"/>
+                <w:lang w:val="de-CH"/>
+              </w:rPr>
+              <w:t>IntelliJ</w:t>
+            </w:r>
+            <w:proofErr w:type="spellEnd"/>
+            <w:r>
+              <w:rPr>
+                <w:rFonts w:ascii="Arial" w:hAnsi="Arial" w:cs="Arial"/>
+                <w:sz w:val="16"/>
+                <w:szCs w:val="16"/>
+                <w:lang w:val="de-CH"/>
+              </w:rPr>
+              <w:t xml:space="preserve"> umgesetzt.</w:t>
             </w:r>
           </w:p>
         </w:tc>
@@ -10660,8 +13108,18 @@
                 <w:sz w:val="16"/>
                 <w:szCs w:val="16"/>
               </w:rPr>
-              <w:t>Git für Versionierung</w:t>
-            </w:r>
+              <w:t xml:space="preserve">Git für </w:t>
+            </w:r>
+            <w:proofErr w:type="spellStart"/>
+            <w:r>
+              <w:rPr>
+                <w:rFonts w:ascii="Arial" w:hAnsi="Arial" w:cs="Arial"/>
+                <w:sz w:val="16"/>
+                <w:szCs w:val="16"/>
+              </w:rPr>
+              <w:t>Versionierung</w:t>
+            </w:r>
+            <w:proofErr w:type="spellEnd"/>
           </w:p>
         </w:tc>
         <w:tc>
@@ -10712,7 +13170,27 @@
                 <w:szCs w:val="16"/>
                 <w:lang w:val="de-CH"/>
               </w:rPr>
-              <w:t>Regelmässige Commits und klare Commit-Messages.</w:t>
+              <w:t xml:space="preserve">Regelmässige </w:t>
+            </w:r>
+            <w:proofErr w:type="spellStart"/>
+            <w:r>
+              <w:rPr>
+                <w:rFonts w:ascii="Arial" w:hAnsi="Arial" w:cs="Arial"/>
+                <w:sz w:val="16"/>
+                <w:szCs w:val="16"/>
+                <w:lang w:val="de-CH"/>
+              </w:rPr>
+              <w:t>Commits</w:t>
+            </w:r>
+            <w:proofErr w:type="spellEnd"/>
+            <w:r>
+              <w:rPr>
+                <w:rFonts w:ascii="Arial" w:hAnsi="Arial" w:cs="Arial"/>
+                <w:sz w:val="16"/>
+                <w:szCs w:val="16"/>
+                <w:lang w:val="de-CH"/>
+              </w:rPr>
+              <w:t xml:space="preserve"> und klare Commit-Messages.</w:t>
             </w:r>
           </w:p>
         </w:tc>
@@ -10972,8 +13450,18 @@
                 <w:sz w:val="16"/>
                 <w:szCs w:val="16"/>
               </w:rPr>
-              <w:t>3-Schichtenstruktur vorbereiten</w:t>
-            </w:r>
+              <w:t xml:space="preserve">3-Schichtenstruktur </w:t>
+            </w:r>
+            <w:proofErr w:type="spellStart"/>
+            <w:r>
+              <w:rPr>
+                <w:rFonts w:ascii="Arial" w:hAnsi="Arial" w:cs="Arial"/>
+                <w:sz w:val="16"/>
+                <w:szCs w:val="16"/>
+              </w:rPr>
+              <w:t>vorbereiten</w:t>
+            </w:r>
+            <w:proofErr w:type="spellEnd"/>
           </w:p>
         </w:tc>
         <w:tc>
@@ -10997,7 +13485,47 @@
                 <w:szCs w:val="16"/>
                 <w:lang w:val="de-CH"/>
               </w:rPr>
-              <w:t>Die spätere Umsetzung verlangt Presentation, Business und Persistence.</w:t>
+              <w:t xml:space="preserve">Die spätere Umsetzung verlangt </w:t>
+            </w:r>
+            <w:proofErr w:type="spellStart"/>
+            <w:r>
+              <w:rPr>
+                <w:rFonts w:ascii="Arial" w:hAnsi="Arial" w:cs="Arial"/>
+                <w:sz w:val="16"/>
+                <w:szCs w:val="16"/>
+                <w:lang w:val="de-CH"/>
+              </w:rPr>
+              <w:t>Presentation</w:t>
+            </w:r>
+            <w:proofErr w:type="spellEnd"/>
+            <w:r>
+              <w:rPr>
+                <w:rFonts w:ascii="Arial" w:hAnsi="Arial" w:cs="Arial"/>
+                <w:sz w:val="16"/>
+                <w:szCs w:val="16"/>
+                <w:lang w:val="de-CH"/>
+              </w:rPr>
+              <w:t xml:space="preserve">, Business und </w:t>
+            </w:r>
+            <w:proofErr w:type="spellStart"/>
+            <w:r>
+              <w:rPr>
+                <w:rFonts w:ascii="Arial" w:hAnsi="Arial" w:cs="Arial"/>
+                <w:sz w:val="16"/>
+                <w:szCs w:val="16"/>
+                <w:lang w:val="de-CH"/>
+              </w:rPr>
+              <w:t>Persistence</w:t>
+            </w:r>
+            <w:proofErr w:type="spellEnd"/>
+            <w:r>
+              <w:rPr>
+                <w:rFonts w:ascii="Arial" w:hAnsi="Arial" w:cs="Arial"/>
+                <w:sz w:val="16"/>
+                <w:szCs w:val="16"/>
+                <w:lang w:val="de-CH"/>
+              </w:rPr>
+              <w:t>.</w:t>
             </w:r>
           </w:p>
         </w:tc>
@@ -11020,7 +13548,61 @@
                 <w:sz w:val="16"/>
                 <w:szCs w:val="16"/>
               </w:rPr>
-              <w:t>Packages werden entsprechend strukturiert.</w:t>
+              <w:t xml:space="preserve">Packages </w:t>
+            </w:r>
+            <w:proofErr w:type="spellStart"/>
+            <w:r>
+              <w:rPr>
+                <w:rFonts w:ascii="Arial" w:hAnsi="Arial" w:cs="Arial"/>
+                <w:sz w:val="16"/>
+                <w:szCs w:val="16"/>
+              </w:rPr>
+              <w:t>werden</w:t>
+            </w:r>
+            <w:proofErr w:type="spellEnd"/>
+            <w:r>
+              <w:rPr>
+                <w:rFonts w:ascii="Arial" w:hAnsi="Arial" w:cs="Arial"/>
+                <w:sz w:val="16"/>
+                <w:szCs w:val="16"/>
+              </w:rPr>
+              <w:t xml:space="preserve"> </w:t>
+            </w:r>
+            <w:proofErr w:type="spellStart"/>
+            <w:r>
+              <w:rPr>
+                <w:rFonts w:ascii="Arial" w:hAnsi="Arial" w:cs="Arial"/>
+                <w:sz w:val="16"/>
+                <w:szCs w:val="16"/>
+              </w:rPr>
+              <w:t>entsprechend</w:t>
+            </w:r>
+            <w:proofErr w:type="spellEnd"/>
+            <w:r>
+              <w:rPr>
+                <w:rFonts w:ascii="Arial" w:hAnsi="Arial" w:cs="Arial"/>
+                <w:sz w:val="16"/>
+                <w:szCs w:val="16"/>
+              </w:rPr>
+              <w:t xml:space="preserve"> </w:t>
+            </w:r>
+            <w:proofErr w:type="spellStart"/>
+            <w:r>
+              <w:rPr>
+                <w:rFonts w:ascii="Arial" w:hAnsi="Arial" w:cs="Arial"/>
+                <w:sz w:val="16"/>
+                <w:szCs w:val="16"/>
+              </w:rPr>
+              <w:t>strukturiert</w:t>
+            </w:r>
+            <w:proofErr w:type="spellEnd"/>
+            <w:r>
+              <w:rPr>
+                <w:rFonts w:ascii="Arial" w:hAnsi="Arial" w:cs="Arial"/>
+                <w:sz w:val="16"/>
+                <w:szCs w:val="16"/>
+              </w:rPr>
+              <w:t>.</w:t>
             </w:r>
           </w:p>
         </w:tc>
@@ -11057,12 +13639,14 @@
         </w:rPr>
         <w:t xml:space="preserve">In der ersten Projektidee war eine lokale Datenhaltung mit SQLite oder </w:t>
       </w:r>
+      <w:proofErr w:type="spellStart"/>
       <w:r>
         <w:rPr>
           <w:lang w:val="de-CH"/>
         </w:rPr>
         <w:t>MariaDB</w:t>
       </w:r>
+      <w:proofErr w:type="spellEnd"/>
       <w:r>
         <w:rPr>
           <w:lang w:val="de-CH"/>
@@ -11079,6 +13663,7 @@
           <w:color w:val="0B3358"/>
           <w:sz w:val="30"/>
           <w:szCs w:val="28"/>
+          <w:lang w:val="de-CH"/>
         </w:rPr>
       </w:pPr>
       <w:r>
@@ -11086,6 +13671,7 @@
           <w:rFonts w:ascii="Arial" w:hAnsi="Arial"/>
           <w:color w:val="0B3358"/>
           <w:sz w:val="30"/>
+          <w:lang w:val="de-CH"/>
         </w:rPr>
         <w:br w:type="page"/>
       </w:r>
@@ -11148,6 +13734,7 @@
                 <w:szCs w:val="16"/>
               </w:rPr>
             </w:pPr>
+            <w:proofErr w:type="spellStart"/>
             <w:r>
               <w:rPr>
                 <w:rFonts w:ascii="Arial" w:hAnsi="Arial" w:cs="Arial"/>
@@ -11158,6 +13745,7 @@
               </w:rPr>
               <w:t>Begriff</w:t>
             </w:r>
+            <w:proofErr w:type="spellEnd"/>
           </w:p>
         </w:tc>
         <w:tc>
@@ -11174,6 +13762,7 @@
                 <w:szCs w:val="16"/>
               </w:rPr>
             </w:pPr>
+            <w:proofErr w:type="spellStart"/>
             <w:r>
               <w:rPr>
                 <w:rFonts w:ascii="Arial" w:hAnsi="Arial" w:cs="Arial"/>
@@ -11184,6 +13773,7 @@
               </w:rPr>
               <w:t>Beschreibung</w:t>
             </w:r>
+            <w:proofErr w:type="spellEnd"/>
           </w:p>
         </w:tc>
         <w:tc>
@@ -11200,6 +13790,7 @@
                 <w:szCs w:val="16"/>
               </w:rPr>
             </w:pPr>
+            <w:proofErr w:type="spellStart"/>
             <w:r>
               <w:rPr>
                 <w:rFonts w:ascii="Arial" w:hAnsi="Arial" w:cs="Arial"/>
@@ -11210,6 +13801,7 @@
               </w:rPr>
               <w:t>Synonyme</w:t>
             </w:r>
+            <w:proofErr w:type="spellEnd"/>
           </w:p>
         </w:tc>
       </w:tr>
@@ -11232,6 +13824,7 @@
                 <w:szCs w:val="16"/>
               </w:rPr>
             </w:pPr>
+            <w:proofErr w:type="spellStart"/>
             <w:r>
               <w:rPr>
                 <w:rFonts w:ascii="Arial" w:hAnsi="Arial" w:cs="Arial"/>
@@ -11240,6 +13833,7 @@
               </w:rPr>
               <w:t>WerkstattPilot</w:t>
             </w:r>
+            <w:proofErr w:type="spellEnd"/>
           </w:p>
         </w:tc>
         <w:tc>
@@ -11282,13 +13876,23 @@
                 <w:szCs w:val="16"/>
               </w:rPr>
             </w:pPr>
-            <w:r>
-              <w:rPr>
-                <w:rFonts w:ascii="Arial" w:hAnsi="Arial" w:cs="Arial"/>
-                <w:sz w:val="16"/>
-                <w:szCs w:val="16"/>
-              </w:rPr>
-              <w:t>Anwendung, System</w:t>
+            <w:proofErr w:type="spellStart"/>
+            <w:r>
+              <w:rPr>
+                <w:rFonts w:ascii="Arial" w:hAnsi="Arial" w:cs="Arial"/>
+                <w:sz w:val="16"/>
+                <w:szCs w:val="16"/>
+              </w:rPr>
+              <w:t>Anwendung</w:t>
+            </w:r>
+            <w:proofErr w:type="spellEnd"/>
+            <w:r>
+              <w:rPr>
+                <w:rFonts w:ascii="Arial" w:hAnsi="Arial" w:cs="Arial"/>
+                <w:sz w:val="16"/>
+                <w:szCs w:val="16"/>
+              </w:rPr>
+              <w:t>, System</w:t>
             </w:r>
           </w:p>
         </w:tc>
@@ -11311,6 +13915,7 @@
                 <w:szCs w:val="16"/>
               </w:rPr>
             </w:pPr>
+            <w:proofErr w:type="spellStart"/>
             <w:r>
               <w:rPr>
                 <w:rFonts w:ascii="Arial" w:hAnsi="Arial" w:cs="Arial"/>
@@ -11319,6 +13924,7 @@
               </w:rPr>
               <w:t>Auftrag</w:t>
             </w:r>
+            <w:proofErr w:type="spellEnd"/>
           </w:p>
         </w:tc>
         <w:tc>
@@ -11359,6 +13965,7 @@
                 <w:szCs w:val="16"/>
               </w:rPr>
             </w:pPr>
+            <w:proofErr w:type="spellStart"/>
             <w:r>
               <w:rPr>
                 <w:rFonts w:ascii="Arial" w:hAnsi="Arial" w:cs="Arial"/>
@@ -11367,6 +13974,7 @@
               </w:rPr>
               <w:t>Werkstattauftrag</w:t>
             </w:r>
+            <w:proofErr w:type="spellEnd"/>
           </w:p>
         </w:tc>
       </w:tr>
@@ -11439,6 +14047,7 @@
                 <w:szCs w:val="16"/>
               </w:rPr>
             </w:pPr>
+            <w:proofErr w:type="spellStart"/>
             <w:r>
               <w:rPr>
                 <w:rFonts w:ascii="Arial" w:hAnsi="Arial" w:cs="Arial"/>
@@ -11447,6 +14056,7 @@
               </w:rPr>
               <w:t>Auftraggeber</w:t>
             </w:r>
+            <w:proofErr w:type="spellEnd"/>
           </w:p>
         </w:tc>
       </w:tr>
@@ -11468,6 +14078,7 @@
                 <w:szCs w:val="16"/>
               </w:rPr>
             </w:pPr>
+            <w:proofErr w:type="spellStart"/>
             <w:r>
               <w:rPr>
                 <w:rFonts w:ascii="Arial" w:hAnsi="Arial" w:cs="Arial"/>
@@ -11476,6 +14087,7 @@
               </w:rPr>
               <w:t>Fahrzeug</w:t>
             </w:r>
+            <w:proofErr w:type="spellEnd"/>
           </w:p>
         </w:tc>
         <w:tc>
@@ -11522,8 +14134,18 @@
                 <w:sz w:val="16"/>
                 <w:szCs w:val="16"/>
               </w:rPr>
-              <w:t>Auto, Kundenfahrzeug</w:t>
-            </w:r>
+              <w:t xml:space="preserve">Auto, </w:t>
+            </w:r>
+            <w:proofErr w:type="spellStart"/>
+            <w:r>
+              <w:rPr>
+                <w:rFonts w:ascii="Arial" w:hAnsi="Arial" w:cs="Arial"/>
+                <w:sz w:val="16"/>
+                <w:szCs w:val="16"/>
+              </w:rPr>
+              <w:t>Kundenfahrzeug</w:t>
+            </w:r>
+            <w:proofErr w:type="spellEnd"/>
           </w:p>
         </w:tc>
       </w:tr>
@@ -11546,6 +14168,7 @@
                 <w:szCs w:val="16"/>
               </w:rPr>
             </w:pPr>
+            <w:proofErr w:type="spellStart"/>
             <w:r>
               <w:rPr>
                 <w:rFonts w:ascii="Arial" w:hAnsi="Arial" w:cs="Arial"/>
@@ -11554,6 +14177,7 @@
               </w:rPr>
               <w:t>Beanstandung</w:t>
             </w:r>
+            <w:proofErr w:type="spellEnd"/>
           </w:p>
         </w:tc>
         <w:tc>
@@ -11602,8 +14226,18 @@
                 <w:sz w:val="16"/>
                 <w:szCs w:val="16"/>
               </w:rPr>
-              <w:t>Problem, Anliegen</w:t>
-            </w:r>
+              <w:t xml:space="preserve">Problem, </w:t>
+            </w:r>
+            <w:proofErr w:type="spellStart"/>
+            <w:r>
+              <w:rPr>
+                <w:rFonts w:ascii="Arial" w:hAnsi="Arial" w:cs="Arial"/>
+                <w:sz w:val="16"/>
+                <w:szCs w:val="16"/>
+              </w:rPr>
+              <w:t>Anliegen</w:t>
+            </w:r>
+            <w:proofErr w:type="spellEnd"/>
           </w:p>
         </w:tc>
       </w:tr>
@@ -11679,8 +14313,18 @@
                 <w:sz w:val="16"/>
                 <w:szCs w:val="16"/>
               </w:rPr>
-              <w:t>Datum, Werkstatttermin</w:t>
-            </w:r>
+              <w:t xml:space="preserve">Datum, </w:t>
+            </w:r>
+            <w:proofErr w:type="spellStart"/>
+            <w:r>
+              <w:rPr>
+                <w:rFonts w:ascii="Arial" w:hAnsi="Arial" w:cs="Arial"/>
+                <w:sz w:val="16"/>
+                <w:szCs w:val="16"/>
+              </w:rPr>
+              <w:t>Werkstatttermin</w:t>
+            </w:r>
+            <w:proofErr w:type="spellEnd"/>
           </w:p>
         </w:tc>
       </w:tr>
@@ -11753,6 +14397,7 @@
                 <w:szCs w:val="16"/>
               </w:rPr>
             </w:pPr>
+            <w:proofErr w:type="spellStart"/>
             <w:r>
               <w:rPr>
                 <w:rFonts w:ascii="Arial" w:hAnsi="Arial" w:cs="Arial"/>
@@ -11761,6 +14406,7 @@
               </w:rPr>
               <w:t>Auftragsstatus</w:t>
             </w:r>
+            <w:proofErr w:type="spellEnd"/>
           </w:p>
         </w:tc>
       </w:tr>
@@ -11782,6 +14428,7 @@
                 <w:szCs w:val="16"/>
               </w:rPr>
             </w:pPr>
+            <w:proofErr w:type="spellStart"/>
             <w:r>
               <w:rPr>
                 <w:rFonts w:ascii="Arial" w:hAnsi="Arial" w:cs="Arial"/>
@@ -11790,6 +14437,7 @@
               </w:rPr>
               <w:t>Auftragsübersicht</w:t>
             </w:r>
+            <w:proofErr w:type="spellEnd"/>
           </w:p>
         </w:tc>
         <w:tc>
@@ -11836,8 +14484,18 @@
                 <w:sz w:val="16"/>
                 <w:szCs w:val="16"/>
               </w:rPr>
-              <w:t>Dashboard, Übersicht</w:t>
-            </w:r>
+              <w:t xml:space="preserve">Dashboard, </w:t>
+            </w:r>
+            <w:proofErr w:type="spellStart"/>
+            <w:r>
+              <w:rPr>
+                <w:rFonts w:ascii="Arial" w:hAnsi="Arial" w:cs="Arial"/>
+                <w:sz w:val="16"/>
+                <w:szCs w:val="16"/>
+              </w:rPr>
+              <w:t>Übersicht</w:t>
+            </w:r>
+            <w:proofErr w:type="spellEnd"/>
           </w:p>
         </w:tc>
       </w:tr>
@@ -11910,14 +14568,34 @@
                 <w:szCs w:val="16"/>
               </w:rPr>
             </w:pPr>
-            <w:r>
-              <w:rPr>
-                <w:rFonts w:ascii="Arial" w:hAnsi="Arial" w:cs="Arial"/>
-                <w:sz w:val="16"/>
-                <w:szCs w:val="16"/>
-              </w:rPr>
-              <w:t>erste Lieferung</w:t>
-            </w:r>
+            <w:proofErr w:type="spellStart"/>
+            <w:r>
+              <w:rPr>
+                <w:rFonts w:ascii="Arial" w:hAnsi="Arial" w:cs="Arial"/>
+                <w:sz w:val="16"/>
+                <w:szCs w:val="16"/>
+              </w:rPr>
+              <w:t>erste</w:t>
+            </w:r>
+            <w:proofErr w:type="spellEnd"/>
+            <w:r>
+              <w:rPr>
+                <w:rFonts w:ascii="Arial" w:hAnsi="Arial" w:cs="Arial"/>
+                <w:sz w:val="16"/>
+                <w:szCs w:val="16"/>
+              </w:rPr>
+              <w:t xml:space="preserve"> </w:t>
+            </w:r>
+            <w:proofErr w:type="spellStart"/>
+            <w:r>
+              <w:rPr>
+                <w:rFonts w:ascii="Arial" w:hAnsi="Arial" w:cs="Arial"/>
+                <w:sz w:val="16"/>
+                <w:szCs w:val="16"/>
+              </w:rPr>
+              <w:t>Lieferung</w:t>
+            </w:r>
+            <w:proofErr w:type="spellEnd"/>
           </w:p>
         </w:tc>
       </w:tr>
@@ -11987,6 +14665,7 @@
                 <w:szCs w:val="16"/>
               </w:rPr>
             </w:pPr>
+            <w:proofErr w:type="spellStart"/>
             <w:r>
               <w:rPr>
                 <w:rFonts w:ascii="Arial" w:hAnsi="Arial" w:cs="Arial"/>
@@ -11995,6 +14674,7 @@
               </w:rPr>
               <w:t>Anwendungsfall</w:t>
             </w:r>
+            <w:proofErr w:type="spellEnd"/>
           </w:p>
         </w:tc>
       </w:tr>
@@ -12073,8 +14753,18 @@
                 <w:sz w:val="16"/>
                 <w:szCs w:val="16"/>
               </w:rPr>
-              <w:t>In-Memory-Datenhaltung</w:t>
-            </w:r>
+              <w:t>In-Memory-</w:t>
+            </w:r>
+            <w:proofErr w:type="spellStart"/>
+            <w:r>
+              <w:rPr>
+                <w:rFonts w:ascii="Arial" w:hAnsi="Arial" w:cs="Arial"/>
+                <w:sz w:val="16"/>
+                <w:szCs w:val="16"/>
+              </w:rPr>
+              <w:t>Datenhaltung</w:t>
+            </w:r>
+            <w:proofErr w:type="spellEnd"/>
           </w:p>
         </w:tc>
       </w:tr>
@@ -12144,6 +14834,7 @@
                 <w:szCs w:val="16"/>
               </w:rPr>
             </w:pPr>
+            <w:proofErr w:type="spellStart"/>
             <w:r>
               <w:rPr>
                 <w:rFonts w:ascii="Arial" w:hAnsi="Arial" w:cs="Arial"/>
@@ -12152,6 +14843,7 @@
               </w:rPr>
               <w:t>Hauptspeicher</w:t>
             </w:r>
+            <w:proofErr w:type="spellEnd"/>
           </w:p>
         </w:tc>
       </w:tr>
@@ -12180,8 +14872,18 @@
                 <w:sz w:val="16"/>
                 <w:szCs w:val="16"/>
               </w:rPr>
-              <w:t>Presentation-Schicht</w:t>
-            </w:r>
+              <w:t>Presentation-</w:t>
+            </w:r>
+            <w:proofErr w:type="spellStart"/>
+            <w:r>
+              <w:rPr>
+                <w:rFonts w:ascii="Arial" w:hAnsi="Arial" w:cs="Arial"/>
+                <w:sz w:val="16"/>
+                <w:szCs w:val="16"/>
+              </w:rPr>
+              <w:t>Schicht</w:t>
+            </w:r>
+            <w:proofErr w:type="spellEnd"/>
           </w:p>
         </w:tc>
         <w:tc>
@@ -12230,8 +14932,18 @@
                 <w:sz w:val="16"/>
                 <w:szCs w:val="16"/>
               </w:rPr>
-              <w:t>UI-Schicht</w:t>
-            </w:r>
+              <w:t>UI-</w:t>
+            </w:r>
+            <w:proofErr w:type="spellStart"/>
+            <w:r>
+              <w:rPr>
+                <w:rFonts w:ascii="Arial" w:hAnsi="Arial" w:cs="Arial"/>
+                <w:sz w:val="16"/>
+                <w:szCs w:val="16"/>
+              </w:rPr>
+              <w:t>Schicht</w:t>
+            </w:r>
+            <w:proofErr w:type="spellEnd"/>
           </w:p>
         </w:tc>
       </w:tr>
@@ -12259,8 +14971,18 @@
                 <w:sz w:val="16"/>
                 <w:szCs w:val="16"/>
               </w:rPr>
-              <w:t>Business-Schicht</w:t>
-            </w:r>
+              <w:t>Business-</w:t>
+            </w:r>
+            <w:proofErr w:type="spellStart"/>
+            <w:r>
+              <w:rPr>
+                <w:rFonts w:ascii="Arial" w:hAnsi="Arial" w:cs="Arial"/>
+                <w:sz w:val="16"/>
+                <w:szCs w:val="16"/>
+              </w:rPr>
+              <w:t>Schicht</w:t>
+            </w:r>
+            <w:proofErr w:type="spellEnd"/>
           </w:p>
         </w:tc>
         <w:tc>
@@ -12301,6 +15023,7 @@
                 <w:szCs w:val="16"/>
               </w:rPr>
             </w:pPr>
+            <w:proofErr w:type="spellStart"/>
             <w:r>
               <w:rPr>
                 <w:rFonts w:ascii="Arial" w:hAnsi="Arial" w:cs="Arial"/>
@@ -12309,6 +15032,7 @@
               </w:rPr>
               <w:t>Logikschicht</w:t>
             </w:r>
+            <w:proofErr w:type="spellEnd"/>
           </w:p>
         </w:tc>
       </w:tr>
@@ -12337,8 +15061,18 @@
                 <w:sz w:val="16"/>
                 <w:szCs w:val="16"/>
               </w:rPr>
-              <w:t>Persistence-Schicht</w:t>
-            </w:r>
+              <w:t>Persistence-</w:t>
+            </w:r>
+            <w:proofErr w:type="spellStart"/>
+            <w:r>
+              <w:rPr>
+                <w:rFonts w:ascii="Arial" w:hAnsi="Arial" w:cs="Arial"/>
+                <w:sz w:val="16"/>
+                <w:szCs w:val="16"/>
+              </w:rPr>
+              <w:t>Schicht</w:t>
+            </w:r>
+            <w:proofErr w:type="spellEnd"/>
           </w:p>
         </w:tc>
         <w:tc>
@@ -12381,6 +15115,7 @@
                 <w:szCs w:val="16"/>
               </w:rPr>
             </w:pPr>
+            <w:proofErr w:type="spellStart"/>
             <w:r>
               <w:rPr>
                 <w:rFonts w:ascii="Arial" w:hAnsi="Arial" w:cs="Arial"/>
@@ -12389,6 +15124,7 @@
               </w:rPr>
               <w:t>Datenzugriffsschicht</w:t>
             </w:r>
+            <w:proofErr w:type="spellEnd"/>
           </w:p>
         </w:tc>
       </w:tr>
@@ -12458,6 +15194,7 @@
                 <w:szCs w:val="16"/>
               </w:rPr>
             </w:pPr>
+            <w:proofErr w:type="spellStart"/>
             <w:r>
               <w:rPr>
                 <w:rFonts w:ascii="Arial" w:hAnsi="Arial" w:cs="Arial"/>
@@ -12466,6 +15203,7 @@
               </w:rPr>
               <w:t>Datenzugriff</w:t>
             </w:r>
+            <w:proofErr w:type="spellEnd"/>
           </w:p>
         </w:tc>
       </w:tr>
@@ -12538,6 +15276,7 @@
                 <w:szCs w:val="16"/>
               </w:rPr>
             </w:pPr>
+            <w:proofErr w:type="spellStart"/>
             <w:r>
               <w:rPr>
                 <w:rFonts w:ascii="Arial" w:hAnsi="Arial" w:cs="Arial"/>
@@ -12546,6 +15285,7 @@
               </w:rPr>
               <w:t>Erzeugerklasse</w:t>
             </w:r>
+            <w:proofErr w:type="spellEnd"/>
           </w:p>
         </w:tc>
       </w:tr>
@@ -12615,6 +15355,7 @@
                 <w:szCs w:val="16"/>
               </w:rPr>
             </w:pPr>
+            <w:proofErr w:type="spellStart"/>
             <w:r>
               <w:rPr>
                 <w:rFonts w:ascii="Arial" w:hAnsi="Arial" w:cs="Arial"/>
@@ -12623,6 +15364,7 @@
               </w:rPr>
               <w:t>Aufgabenliste</w:t>
             </w:r>
+            <w:proofErr w:type="spellEnd"/>
           </w:p>
         </w:tc>
       </w:tr>
@@ -12695,6 +15437,7 @@
                 <w:szCs w:val="16"/>
               </w:rPr>
             </w:pPr>
+            <w:proofErr w:type="spellStart"/>
             <w:r>
               <w:rPr>
                 <w:rFonts w:ascii="Arial" w:hAnsi="Arial" w:cs="Arial"/>
@@ -12703,6 +15446,7 @@
               </w:rPr>
               <w:t>Versionsverwaltung</w:t>
             </w:r>
+            <w:proofErr w:type="spellEnd"/>
           </w:p>
         </w:tc>
       </w:tr>
@@ -12778,8 +15522,18 @@
                 <w:sz w:val="16"/>
                 <w:szCs w:val="16"/>
               </w:rPr>
-              <w:t>Java-Dokumentation</w:t>
-            </w:r>
+              <w:t>Java-</w:t>
+            </w:r>
+            <w:proofErr w:type="spellStart"/>
+            <w:r>
+              <w:rPr>
+                <w:rFonts w:ascii="Arial" w:hAnsi="Arial" w:cs="Arial"/>
+                <w:sz w:val="16"/>
+                <w:szCs w:val="16"/>
+              </w:rPr>
+              <w:t>Dokumentation</w:t>
+            </w:r>
+            <w:proofErr w:type="spellEnd"/>
           </w:p>
         </w:tc>
       </w:tr>
@@ -12882,6 +15636,7 @@
                 <w:szCs w:val="16"/>
               </w:rPr>
             </w:pPr>
+            <w:proofErr w:type="spellStart"/>
             <w:r>
               <w:rPr>
                 <w:rFonts w:ascii="Arial" w:hAnsi="Arial" w:cs="Arial"/>
@@ -12892,6 +15647,7 @@
               </w:rPr>
               <w:t>Rückmeldung</w:t>
             </w:r>
+            <w:proofErr w:type="spellEnd"/>
           </w:p>
         </w:tc>
         <w:tc>
@@ -12908,6 +15664,7 @@
                 <w:szCs w:val="16"/>
               </w:rPr>
             </w:pPr>
+            <w:proofErr w:type="spellStart"/>
             <w:r>
               <w:rPr>
                 <w:rFonts w:ascii="Arial" w:hAnsi="Arial" w:cs="Arial"/>
@@ -12918,6 +15675,7 @@
               </w:rPr>
               <w:t>Umsetzung</w:t>
             </w:r>
+            <w:proofErr w:type="spellEnd"/>
           </w:p>
         </w:tc>
         <w:tc>
@@ -13016,7 +15774,43 @@
                 <w:sz w:val="16"/>
                 <w:szCs w:val="16"/>
               </w:rPr>
-              <w:t>Keine Rückmeldung zu Aufgabe 2</w:t>
+              <w:t xml:space="preserve">Keine </w:t>
+            </w:r>
+            <w:proofErr w:type="spellStart"/>
+            <w:r>
+              <w:rPr>
+                <w:rFonts w:ascii="Arial" w:hAnsi="Arial" w:cs="Arial"/>
+                <w:sz w:val="16"/>
+                <w:szCs w:val="16"/>
+              </w:rPr>
+              <w:t>Rückmeldung</w:t>
+            </w:r>
+            <w:proofErr w:type="spellEnd"/>
+            <w:r>
+              <w:rPr>
+                <w:rFonts w:ascii="Arial" w:hAnsi="Arial" w:cs="Arial"/>
+                <w:sz w:val="16"/>
+                <w:szCs w:val="16"/>
+              </w:rPr>
+              <w:t xml:space="preserve"> </w:t>
+            </w:r>
+            <w:proofErr w:type="spellStart"/>
+            <w:r>
+              <w:rPr>
+                <w:rFonts w:ascii="Arial" w:hAnsi="Arial" w:cs="Arial"/>
+                <w:sz w:val="16"/>
+                <w:szCs w:val="16"/>
+              </w:rPr>
+              <w:t>zu</w:t>
+            </w:r>
+            <w:proofErr w:type="spellEnd"/>
+            <w:r>
+              <w:rPr>
+                <w:rFonts w:ascii="Arial" w:hAnsi="Arial" w:cs="Arial"/>
+                <w:sz w:val="16"/>
+                <w:szCs w:val="16"/>
+              </w:rPr>
+              <w:t xml:space="preserve"> Aufgabe 2</w:t>
             </w:r>
           </w:p>
           <w:p>
@@ -13049,8 +15843,18 @@
                 <w:sz w:val="16"/>
                 <w:szCs w:val="16"/>
               </w:rPr>
-              <w:t>Keine Anpassung notwendig</w:t>
-            </w:r>
+              <w:t xml:space="preserve">Keine Anpassung </w:t>
+            </w:r>
+            <w:proofErr w:type="spellStart"/>
+            <w:r>
+              <w:rPr>
+                <w:rFonts w:ascii="Arial" w:hAnsi="Arial" w:cs="Arial"/>
+                <w:sz w:val="16"/>
+                <w:szCs w:val="16"/>
+              </w:rPr>
+              <w:t>notwendig</w:t>
+            </w:r>
+            <w:proofErr w:type="spellEnd"/>
           </w:p>
           <w:p>
             <w:pPr>
@@ -13076,6 +15880,7 @@
                 <w:szCs w:val="16"/>
               </w:rPr>
             </w:pPr>
+            <w:proofErr w:type="spellStart"/>
             <w:r>
               <w:rPr>
                 <w:rFonts w:ascii="Arial" w:hAnsi="Arial" w:cs="Arial"/>
@@ -13092,6 +15897,7 @@
               </w:rPr>
               <w:t>bgeschlossen</w:t>
             </w:r>
+            <w:proofErr w:type="spellEnd"/>
           </w:p>
           <w:p>
             <w:pPr>
@@ -13126,7 +15932,6 @@
     </w:p>
     <w:p>
       <w:pPr>
-        <w:spacing w:after="100" w:line="259" w:lineRule="auto"/>
         <w:rPr>
           <w:lang w:val="de-CH"/>
         </w:rPr>
@@ -13135,668 +15940,31 @@
         <w:rPr>
           <w:lang w:val="de-CH"/>
         </w:rPr>
-        <w:t>Das Arbeitsprotokoll hält die wichtigsten Arbeitsschritte fest. Es wird während der weiteren Projektarbeit ergänzt und dient als Nachweis für Arbeitsorganisation und Nachvollziehbarkeit.</w:t>
+        <w:t xml:space="preserve">Das Arbeitsprotokoll wird kontinuierlich gepflegt und befindet sich in der </w:t>
+      </w:r>
+      <w:proofErr w:type="spellStart"/>
+      <w:r>
+        <w:rPr>
+          <w:lang w:val="de-CH"/>
+        </w:rPr>
+        <w:t>Git</w:t>
+      </w:r>
+      <w:proofErr w:type="spellEnd"/>
+      <w:r>
+        <w:rPr>
+          <w:lang w:val="de-CH"/>
+        </w:rPr>
+        <w:t xml:space="preserve">-Repository-Struktur unter dem Pfad: </w:t>
+      </w:r>
+      <w:r>
+        <w:rPr>
+          <w:b/>
+          <w:bCs/>
+          <w:lang w:val="de-CH"/>
+        </w:rPr>
+        <w:t>HF_Juventus_SoftwareEntwicklung_WerkstattPilot/WerkstattPilot/02_dokumentation/arbeitsgruppe3-arbeitsprotokoll.xlsx.</w:t>
       </w:r>
     </w:p>
-    <w:tbl>
-      <w:tblPr>
-        <w:tblStyle w:val="Tabellenraster"/>
-        <w:tblW w:w="0" w:type="auto"/>
-        <w:jc w:val="center"/>
-        <w:tblBorders>
-          <w:top w:val="single" w:sz="4" w:space="0" w:color="BFBFBF"/>
-          <w:left w:val="single" w:sz="4" w:space="0" w:color="BFBFBF"/>
-          <w:bottom w:val="single" w:sz="4" w:space="0" w:color="BFBFBF"/>
-          <w:right w:val="single" w:sz="4" w:space="0" w:color="BFBFBF"/>
-          <w:insideH w:val="single" w:sz="4" w:space="0" w:color="BFBFBF"/>
-          <w:insideV w:val="single" w:sz="4" w:space="0" w:color="BFBFBF"/>
-        </w:tblBorders>
-        <w:tblLook w:val="04A0" w:firstRow="1" w:lastRow="0" w:firstColumn="1" w:lastColumn="0" w:noHBand="0" w:noVBand="1"/>
-      </w:tblPr>
-      <w:tblGrid>
-        <w:gridCol w:w="1105"/>
-        <w:gridCol w:w="1347"/>
-        <w:gridCol w:w="2268"/>
-        <w:gridCol w:w="3260"/>
-        <w:gridCol w:w="1856"/>
-      </w:tblGrid>
-      <w:tr>
-        <w:trPr>
-          <w:trHeight w:val="362"/>
-          <w:jc w:val="center"/>
-        </w:trPr>
-        <w:tc>
-          <w:tcPr>
-            <w:tcW w:w="1105" w:type="dxa"/>
-            <w:shd w:val="clear" w:color="auto" w:fill="1F4E79"/>
-            <w:vAlign w:val="center"/>
-          </w:tcPr>
-          <w:p>
-            <w:pPr>
-              <w:rPr>
-                <w:rFonts w:ascii="Arial" w:hAnsi="Arial" w:cs="Arial"/>
-                <w:sz w:val="16"/>
-                <w:szCs w:val="16"/>
-              </w:rPr>
-            </w:pPr>
-            <w:r>
-              <w:rPr>
-                <w:rFonts w:ascii="Arial" w:hAnsi="Arial" w:cs="Arial"/>
-                <w:b/>
-                <w:color w:val="FFFFFF"/>
-                <w:sz w:val="16"/>
-                <w:szCs w:val="16"/>
-              </w:rPr>
-              <w:t>Datum</w:t>
-            </w:r>
-          </w:p>
-        </w:tc>
-        <w:tc>
-          <w:tcPr>
-            <w:tcW w:w="1347" w:type="dxa"/>
-            <w:shd w:val="clear" w:color="auto" w:fill="1F4E79"/>
-            <w:vAlign w:val="center"/>
-          </w:tcPr>
-          <w:p>
-            <w:pPr>
-              <w:rPr>
-                <w:rFonts w:ascii="Arial" w:hAnsi="Arial" w:cs="Arial"/>
-                <w:sz w:val="16"/>
-                <w:szCs w:val="16"/>
-              </w:rPr>
-            </w:pPr>
-            <w:r>
-              <w:rPr>
-                <w:rFonts w:ascii="Arial" w:hAnsi="Arial" w:cs="Arial"/>
-                <w:b/>
-                <w:color w:val="FFFFFF"/>
-                <w:sz w:val="16"/>
-                <w:szCs w:val="16"/>
-              </w:rPr>
-              <w:t>Beteiligte</w:t>
-            </w:r>
-          </w:p>
-        </w:tc>
-        <w:tc>
-          <w:tcPr>
-            <w:tcW w:w="2268" w:type="dxa"/>
-            <w:shd w:val="clear" w:color="auto" w:fill="1F4E79"/>
-            <w:vAlign w:val="center"/>
-          </w:tcPr>
-          <w:p>
-            <w:pPr>
-              <w:rPr>
-                <w:rFonts w:ascii="Arial" w:hAnsi="Arial" w:cs="Arial"/>
-                <w:sz w:val="16"/>
-                <w:szCs w:val="16"/>
-              </w:rPr>
-            </w:pPr>
-            <w:r>
-              <w:rPr>
-                <w:rFonts w:ascii="Arial" w:hAnsi="Arial" w:cs="Arial"/>
-                <w:b/>
-                <w:color w:val="FFFFFF"/>
-                <w:sz w:val="16"/>
-                <w:szCs w:val="16"/>
-              </w:rPr>
-              <w:t>Tätigkeit</w:t>
-            </w:r>
-          </w:p>
-        </w:tc>
-        <w:tc>
-          <w:tcPr>
-            <w:tcW w:w="3260" w:type="dxa"/>
-            <w:shd w:val="clear" w:color="auto" w:fill="1F4E79"/>
-            <w:vAlign w:val="center"/>
-          </w:tcPr>
-          <w:p>
-            <w:pPr>
-              <w:rPr>
-                <w:rFonts w:ascii="Arial" w:hAnsi="Arial" w:cs="Arial"/>
-                <w:sz w:val="16"/>
-                <w:szCs w:val="16"/>
-              </w:rPr>
-            </w:pPr>
-            <w:r>
-              <w:rPr>
-                <w:rFonts w:ascii="Arial" w:hAnsi="Arial" w:cs="Arial"/>
-                <w:b/>
-                <w:color w:val="FFFFFF"/>
-                <w:sz w:val="16"/>
-                <w:szCs w:val="16"/>
-              </w:rPr>
-              <w:t>Ergebnis</w:t>
-            </w:r>
-          </w:p>
-        </w:tc>
-        <w:tc>
-          <w:tcPr>
-            <w:tcW w:w="1856" w:type="dxa"/>
-            <w:shd w:val="clear" w:color="auto" w:fill="1F4E79"/>
-            <w:vAlign w:val="center"/>
-          </w:tcPr>
-          <w:p>
-            <w:pPr>
-              <w:rPr>
-                <w:rFonts w:ascii="Arial" w:hAnsi="Arial" w:cs="Arial"/>
-                <w:sz w:val="16"/>
-                <w:szCs w:val="16"/>
-              </w:rPr>
-            </w:pPr>
-            <w:r>
-              <w:rPr>
-                <w:rFonts w:ascii="Arial" w:hAnsi="Arial" w:cs="Arial"/>
-                <w:b/>
-                <w:color w:val="FFFFFF"/>
-                <w:sz w:val="16"/>
-                <w:szCs w:val="16"/>
-              </w:rPr>
-              <w:t>Nächster Schritt</w:t>
-            </w:r>
-          </w:p>
-        </w:tc>
-      </w:tr>
-      <w:tr>
-        <w:trPr>
-          <w:trHeight w:val="537"/>
-          <w:jc w:val="center"/>
-        </w:trPr>
-        <w:tc>
-          <w:tcPr>
-            <w:tcW w:w="1105" w:type="dxa"/>
-            <w:shd w:val="clear" w:color="auto" w:fill="F3F8FC"/>
-            <w:vAlign w:val="center"/>
-          </w:tcPr>
-          <w:p>
-            <w:pPr>
-              <w:rPr>
-                <w:rFonts w:ascii="Arial" w:hAnsi="Arial" w:cs="Arial"/>
-                <w:sz w:val="16"/>
-                <w:szCs w:val="16"/>
-              </w:rPr>
-            </w:pPr>
-            <w:r>
-              <w:rPr>
-                <w:rFonts w:ascii="Arial" w:hAnsi="Arial" w:cs="Arial"/>
-                <w:sz w:val="16"/>
-                <w:szCs w:val="16"/>
-              </w:rPr>
-              <w:t>05.06.2026</w:t>
-            </w:r>
-          </w:p>
-        </w:tc>
-        <w:tc>
-          <w:tcPr>
-            <w:tcW w:w="1347" w:type="dxa"/>
-            <w:shd w:val="clear" w:color="auto" w:fill="F3F8FC"/>
-            <w:vAlign w:val="center"/>
-          </w:tcPr>
-          <w:p>
-            <w:pPr>
-              <w:rPr>
-                <w:rFonts w:ascii="Arial" w:hAnsi="Arial" w:cs="Arial"/>
-                <w:sz w:val="16"/>
-                <w:szCs w:val="16"/>
-              </w:rPr>
-            </w:pPr>
-            <w:r>
-              <w:rPr>
-                <w:rFonts w:ascii="Arial" w:hAnsi="Arial" w:cs="Arial"/>
-                <w:sz w:val="16"/>
-                <w:szCs w:val="16"/>
-              </w:rPr>
-              <w:t>Livio Luna</w:t>
-            </w:r>
-          </w:p>
-        </w:tc>
-        <w:tc>
-          <w:tcPr>
-            <w:tcW w:w="2268" w:type="dxa"/>
-            <w:shd w:val="clear" w:color="auto" w:fill="F3F8FC"/>
-            <w:vAlign w:val="center"/>
-          </w:tcPr>
-          <w:p>
-            <w:pPr>
-              <w:rPr>
-                <w:rFonts w:ascii="Arial" w:hAnsi="Arial" w:cs="Arial"/>
-                <w:sz w:val="16"/>
-                <w:szCs w:val="16"/>
-              </w:rPr>
-            </w:pPr>
-            <w:r>
-              <w:rPr>
-                <w:rFonts w:ascii="Arial" w:hAnsi="Arial" w:cs="Arial"/>
-                <w:sz w:val="16"/>
-                <w:szCs w:val="16"/>
-              </w:rPr>
-              <w:t>Aufgabe 2 neu strukturiert</w:t>
-            </w:r>
-          </w:p>
-        </w:tc>
-        <w:tc>
-          <w:tcPr>
-            <w:tcW w:w="3260" w:type="dxa"/>
-            <w:shd w:val="clear" w:color="auto" w:fill="F3F8FC"/>
-            <w:vAlign w:val="center"/>
-          </w:tcPr>
-          <w:p>
-            <w:pPr>
-              <w:rPr>
-                <w:rFonts w:ascii="Arial" w:hAnsi="Arial" w:cs="Arial"/>
-                <w:sz w:val="16"/>
-                <w:szCs w:val="16"/>
-              </w:rPr>
-            </w:pPr>
-            <w:r>
-              <w:rPr>
-                <w:rFonts w:ascii="Arial" w:hAnsi="Arial" w:cs="Arial"/>
-                <w:sz w:val="16"/>
-                <w:szCs w:val="16"/>
-              </w:rPr>
-              <w:t>Dokumentaufbau gemäss Bewertungskriterien erstellt</w:t>
-            </w:r>
-          </w:p>
-        </w:tc>
-        <w:tc>
-          <w:tcPr>
-            <w:tcW w:w="1856" w:type="dxa"/>
-            <w:shd w:val="clear" w:color="auto" w:fill="F3F8FC"/>
-            <w:vAlign w:val="center"/>
-          </w:tcPr>
-          <w:p>
-            <w:pPr>
-              <w:rPr>
-                <w:rFonts w:ascii="Arial" w:hAnsi="Arial" w:cs="Arial"/>
-                <w:sz w:val="16"/>
-                <w:szCs w:val="16"/>
-              </w:rPr>
-            </w:pPr>
-            <w:r>
-              <w:rPr>
-                <w:rFonts w:ascii="Arial" w:hAnsi="Arial" w:cs="Arial"/>
-                <w:sz w:val="16"/>
-                <w:szCs w:val="16"/>
-              </w:rPr>
-              <w:t>DOCX und PDF finalisieren</w:t>
-            </w:r>
-          </w:p>
-        </w:tc>
-      </w:tr>
-      <w:tr>
-        <w:trPr>
-          <w:trHeight w:val="691"/>
-          <w:jc w:val="center"/>
-        </w:trPr>
-        <w:tc>
-          <w:tcPr>
-            <w:tcW w:w="1105" w:type="dxa"/>
-            <w:vAlign w:val="center"/>
-          </w:tcPr>
-          <w:p>
-            <w:pPr>
-              <w:rPr>
-                <w:rFonts w:ascii="Arial" w:hAnsi="Arial" w:cs="Arial"/>
-                <w:sz w:val="16"/>
-                <w:szCs w:val="16"/>
-              </w:rPr>
-            </w:pPr>
-            <w:r>
-              <w:rPr>
-                <w:rFonts w:ascii="Arial" w:hAnsi="Arial" w:cs="Arial"/>
-                <w:sz w:val="16"/>
-                <w:szCs w:val="16"/>
-              </w:rPr>
-              <w:t>05.06.2026</w:t>
-            </w:r>
-          </w:p>
-        </w:tc>
-        <w:tc>
-          <w:tcPr>
-            <w:tcW w:w="1347" w:type="dxa"/>
-            <w:vAlign w:val="center"/>
-          </w:tcPr>
-          <w:p>
-            <w:pPr>
-              <w:rPr>
-                <w:rFonts w:ascii="Arial" w:hAnsi="Arial" w:cs="Arial"/>
-                <w:sz w:val="16"/>
-                <w:szCs w:val="16"/>
-              </w:rPr>
-            </w:pPr>
-            <w:r>
-              <w:rPr>
-                <w:rFonts w:ascii="Arial" w:hAnsi="Arial" w:cs="Arial"/>
-                <w:sz w:val="16"/>
-                <w:szCs w:val="16"/>
-              </w:rPr>
-              <w:t>Livio Luna</w:t>
-            </w:r>
-          </w:p>
-        </w:tc>
-        <w:tc>
-          <w:tcPr>
-            <w:tcW w:w="2268" w:type="dxa"/>
-            <w:vAlign w:val="center"/>
-          </w:tcPr>
-          <w:p>
-            <w:pPr>
-              <w:rPr>
-                <w:rFonts w:ascii="Arial" w:hAnsi="Arial" w:cs="Arial"/>
-                <w:sz w:val="16"/>
-                <w:szCs w:val="16"/>
-              </w:rPr>
-            </w:pPr>
-            <w:r>
-              <w:rPr>
-                <w:rFonts w:ascii="Arial" w:hAnsi="Arial" w:cs="Arial"/>
-                <w:sz w:val="16"/>
-                <w:szCs w:val="16"/>
-              </w:rPr>
-              <w:t>Projektentscheide festgelegt</w:t>
-            </w:r>
-          </w:p>
-        </w:tc>
-        <w:tc>
-          <w:tcPr>
-            <w:tcW w:w="3260" w:type="dxa"/>
-            <w:vAlign w:val="center"/>
-          </w:tcPr>
-          <w:p>
-            <w:pPr>
-              <w:rPr>
-                <w:rFonts w:ascii="Arial" w:hAnsi="Arial" w:cs="Arial"/>
-                <w:sz w:val="16"/>
-                <w:szCs w:val="16"/>
-                <w:lang w:val="de-CH"/>
-              </w:rPr>
-            </w:pPr>
-            <w:r>
-              <w:rPr>
-                <w:rFonts w:ascii="Arial" w:hAnsi="Arial" w:cs="Arial"/>
-                <w:sz w:val="16"/>
-                <w:szCs w:val="16"/>
-                <w:lang w:val="de-CH"/>
-              </w:rPr>
-              <w:t>IntelliJ, Java, Git, keine DB, Excel Issue Tracking und Deutsch als Fachsprache bestätigt</w:t>
-            </w:r>
-          </w:p>
-        </w:tc>
-        <w:tc>
-          <w:tcPr>
-            <w:tcW w:w="1856" w:type="dxa"/>
-            <w:vAlign w:val="center"/>
-          </w:tcPr>
-          <w:p>
-            <w:pPr>
-              <w:rPr>
-                <w:rFonts w:ascii="Arial" w:hAnsi="Arial" w:cs="Arial"/>
-                <w:sz w:val="16"/>
-                <w:szCs w:val="16"/>
-              </w:rPr>
-            </w:pPr>
-            <w:r>
-              <w:rPr>
-                <w:rFonts w:ascii="Arial" w:hAnsi="Arial" w:cs="Arial"/>
-                <w:sz w:val="16"/>
-                <w:szCs w:val="16"/>
-              </w:rPr>
-              <w:t>Entscheide im Dokument nachführen</w:t>
-            </w:r>
-          </w:p>
-        </w:tc>
-      </w:tr>
-      <w:tr>
-        <w:trPr>
-          <w:trHeight w:val="545"/>
-          <w:jc w:val="center"/>
-        </w:trPr>
-        <w:tc>
-          <w:tcPr>
-            <w:tcW w:w="1105" w:type="dxa"/>
-            <w:shd w:val="clear" w:color="auto" w:fill="F3F8FC"/>
-            <w:vAlign w:val="center"/>
-          </w:tcPr>
-          <w:p>
-            <w:pPr>
-              <w:rPr>
-                <w:rFonts w:ascii="Arial" w:hAnsi="Arial" w:cs="Arial"/>
-                <w:sz w:val="16"/>
-                <w:szCs w:val="16"/>
-              </w:rPr>
-            </w:pPr>
-            <w:r>
-              <w:rPr>
-                <w:rFonts w:ascii="Arial" w:hAnsi="Arial" w:cs="Arial"/>
-                <w:sz w:val="16"/>
-                <w:szCs w:val="16"/>
-              </w:rPr>
-              <w:t>05.06.2026</w:t>
-            </w:r>
-          </w:p>
-        </w:tc>
-        <w:tc>
-          <w:tcPr>
-            <w:tcW w:w="1347" w:type="dxa"/>
-            <w:shd w:val="clear" w:color="auto" w:fill="F3F8FC"/>
-            <w:vAlign w:val="center"/>
-          </w:tcPr>
-          <w:p>
-            <w:pPr>
-              <w:rPr>
-                <w:rFonts w:ascii="Arial" w:hAnsi="Arial" w:cs="Arial"/>
-                <w:sz w:val="16"/>
-                <w:szCs w:val="16"/>
-              </w:rPr>
-            </w:pPr>
-            <w:r>
-              <w:rPr>
-                <w:rFonts w:ascii="Arial" w:hAnsi="Arial" w:cs="Arial"/>
-                <w:sz w:val="16"/>
-                <w:szCs w:val="16"/>
-              </w:rPr>
-              <w:t>Livio Luna</w:t>
-            </w:r>
-          </w:p>
-        </w:tc>
-        <w:tc>
-          <w:tcPr>
-            <w:tcW w:w="2268" w:type="dxa"/>
-            <w:shd w:val="clear" w:color="auto" w:fill="F3F8FC"/>
-            <w:vAlign w:val="center"/>
-          </w:tcPr>
-          <w:p>
-            <w:pPr>
-              <w:rPr>
-                <w:rFonts w:ascii="Arial" w:hAnsi="Arial" w:cs="Arial"/>
-                <w:sz w:val="16"/>
-                <w:szCs w:val="16"/>
-              </w:rPr>
-            </w:pPr>
-            <w:r>
-              <w:rPr>
-                <w:rFonts w:ascii="Arial" w:hAnsi="Arial" w:cs="Arial"/>
-                <w:sz w:val="16"/>
-                <w:szCs w:val="16"/>
-              </w:rPr>
-              <w:t>Projektbild ausgewählt</w:t>
-            </w:r>
-          </w:p>
-        </w:tc>
-        <w:tc>
-          <w:tcPr>
-            <w:tcW w:w="3260" w:type="dxa"/>
-            <w:shd w:val="clear" w:color="auto" w:fill="F3F8FC"/>
-            <w:vAlign w:val="center"/>
-          </w:tcPr>
-          <w:p>
-            <w:pPr>
-              <w:rPr>
-                <w:rFonts w:ascii="Arial" w:hAnsi="Arial" w:cs="Arial"/>
-                <w:sz w:val="16"/>
-                <w:szCs w:val="16"/>
-                <w:lang w:val="de-CH"/>
-              </w:rPr>
-            </w:pPr>
-            <w:r>
-              <w:rPr>
-                <w:rFonts w:ascii="Arial" w:hAnsi="Arial" w:cs="Arial"/>
-                <w:sz w:val="16"/>
-                <w:szCs w:val="16"/>
-                <w:lang w:val="de-CH"/>
-              </w:rPr>
-              <w:t>Screenshot als Projekt-/Profilbild übernommen</w:t>
-            </w:r>
-          </w:p>
-        </w:tc>
-        <w:tc>
-          <w:tcPr>
-            <w:tcW w:w="1856" w:type="dxa"/>
-            <w:shd w:val="clear" w:color="auto" w:fill="F3F8FC"/>
-            <w:vAlign w:val="center"/>
-          </w:tcPr>
-          <w:p>
-            <w:pPr>
-              <w:rPr>
-                <w:rFonts w:ascii="Arial" w:hAnsi="Arial" w:cs="Arial"/>
-                <w:sz w:val="16"/>
-                <w:szCs w:val="16"/>
-              </w:rPr>
-            </w:pPr>
-            <w:r>
-              <w:rPr>
-                <w:rFonts w:ascii="Arial" w:hAnsi="Arial" w:cs="Arial"/>
-                <w:sz w:val="16"/>
-                <w:szCs w:val="16"/>
-              </w:rPr>
-              <w:t>Titelbereich aktualisieren</w:t>
-            </w:r>
-          </w:p>
-        </w:tc>
-      </w:tr>
-      <w:tr>
-        <w:trPr>
-          <w:trHeight w:val="591"/>
-          <w:jc w:val="center"/>
-        </w:trPr>
-        <w:tc>
-          <w:tcPr>
-            <w:tcW w:w="1105" w:type="dxa"/>
-            <w:vAlign w:val="center"/>
-          </w:tcPr>
-          <w:p>
-            <w:pPr>
-              <w:rPr>
-                <w:rFonts w:ascii="Arial" w:hAnsi="Arial" w:cs="Arial"/>
-                <w:sz w:val="16"/>
-                <w:szCs w:val="16"/>
-              </w:rPr>
-            </w:pPr>
-            <w:r>
-              <w:rPr>
-                <w:rFonts w:ascii="Arial" w:hAnsi="Arial" w:cs="Arial"/>
-                <w:sz w:val="16"/>
-                <w:szCs w:val="16"/>
-              </w:rPr>
-              <w:t>laufend</w:t>
-            </w:r>
-          </w:p>
-        </w:tc>
-        <w:tc>
-          <w:tcPr>
-            <w:tcW w:w="1347" w:type="dxa"/>
-            <w:vAlign w:val="center"/>
-          </w:tcPr>
-          <w:p>
-            <w:pPr>
-              <w:rPr>
-                <w:rFonts w:ascii="Arial" w:hAnsi="Arial" w:cs="Arial"/>
-                <w:sz w:val="16"/>
-                <w:szCs w:val="16"/>
-              </w:rPr>
-            </w:pPr>
-            <w:r>
-              <w:rPr>
-                <w:rFonts w:ascii="Arial" w:hAnsi="Arial" w:cs="Arial"/>
-                <w:sz w:val="16"/>
-                <w:szCs w:val="16"/>
-              </w:rPr>
-              <w:t>Livio Luna / Dominic Lolos</w:t>
-            </w:r>
-          </w:p>
-        </w:tc>
-        <w:tc>
-          <w:tcPr>
-            <w:tcW w:w="2268" w:type="dxa"/>
-            <w:vAlign w:val="center"/>
-          </w:tcPr>
-          <w:p>
-            <w:pPr>
-              <w:rPr>
-                <w:rFonts w:ascii="Arial" w:hAnsi="Arial" w:cs="Arial"/>
-                <w:sz w:val="16"/>
-                <w:szCs w:val="16"/>
-              </w:rPr>
-            </w:pPr>
-            <w:r>
-              <w:rPr>
-                <w:rFonts w:ascii="Arial" w:hAnsi="Arial" w:cs="Arial"/>
-                <w:sz w:val="16"/>
-                <w:szCs w:val="16"/>
-              </w:rPr>
-              <w:t>Review und Ergänzungen</w:t>
-            </w:r>
-          </w:p>
-        </w:tc>
-        <w:tc>
-          <w:tcPr>
-            <w:tcW w:w="3260" w:type="dxa"/>
-            <w:vAlign w:val="center"/>
-          </w:tcPr>
-          <w:p>
-            <w:pPr>
-              <w:rPr>
-                <w:rFonts w:ascii="Arial" w:hAnsi="Arial" w:cs="Arial"/>
-                <w:sz w:val="16"/>
-                <w:szCs w:val="16"/>
-                <w:lang w:val="de-CH"/>
-              </w:rPr>
-            </w:pPr>
-            <w:r>
-              <w:rPr>
-                <w:rFonts w:ascii="Arial" w:hAnsi="Arial" w:cs="Arial"/>
-                <w:sz w:val="16"/>
-                <w:szCs w:val="16"/>
-                <w:lang w:val="de-CH"/>
-              </w:rPr>
-              <w:t>Offene Punkte und Rückmeldungen werden ergänzt</w:t>
-            </w:r>
-          </w:p>
-        </w:tc>
-        <w:tc>
-          <w:tcPr>
-            <w:tcW w:w="1856" w:type="dxa"/>
-            <w:vAlign w:val="center"/>
-          </w:tcPr>
-          <w:p>
-            <w:pPr>
-              <w:rPr>
-                <w:rFonts w:ascii="Arial" w:hAnsi="Arial" w:cs="Arial"/>
-                <w:sz w:val="16"/>
-                <w:szCs w:val="16"/>
-              </w:rPr>
-            </w:pPr>
-            <w:r>
-              <w:rPr>
-                <w:rFonts w:ascii="Arial" w:hAnsi="Arial" w:cs="Arial"/>
-                <w:sz w:val="16"/>
-                <w:szCs w:val="16"/>
-              </w:rPr>
-              <w:t>Arbeitsprotokoll weiterführen</w:t>
-            </w:r>
-          </w:p>
-        </w:tc>
-      </w:tr>
-    </w:tbl>
     <w:p>
       <w:pPr>
         <w:pStyle w:val="berschrift1"/>
@@ -13831,8 +15999,8 @@
         <w:tblLook w:val="04A0" w:firstRow="1" w:lastRow="0" w:firstColumn="1" w:lastColumn="0" w:noHBand="0" w:noVBand="1"/>
       </w:tblPr>
       <w:tblGrid>
-        <w:gridCol w:w="2875"/>
-        <w:gridCol w:w="6962"/>
+        <w:gridCol w:w="2852"/>
+        <w:gridCol w:w="6890"/>
       </w:tblGrid>
       <w:tr>
         <w:trPr>
@@ -13879,6 +16047,7 @@
                 <w:szCs w:val="16"/>
               </w:rPr>
             </w:pPr>
+            <w:proofErr w:type="spellStart"/>
             <w:r>
               <w:rPr>
                 <w:rFonts w:ascii="Arial" w:hAnsi="Arial" w:cs="Arial"/>
@@ -13887,7 +16056,40 @@
                 <w:sz w:val="16"/>
                 <w:szCs w:val="16"/>
               </w:rPr>
-              <w:t>Verwendung im Projekt</w:t>
+              <w:t>Verwendung</w:t>
+            </w:r>
+            <w:proofErr w:type="spellEnd"/>
+            <w:r>
+              <w:rPr>
+                <w:rFonts w:ascii="Arial" w:hAnsi="Arial" w:cs="Arial"/>
+                <w:b/>
+                <w:color w:val="FFFFFF"/>
+                <w:sz w:val="16"/>
+                <w:szCs w:val="16"/>
+              </w:rPr>
+              <w:t xml:space="preserve"> </w:t>
+            </w:r>
+            <w:proofErr w:type="spellStart"/>
+            <w:r>
+              <w:rPr>
+                <w:rFonts w:ascii="Arial" w:hAnsi="Arial" w:cs="Arial"/>
+                <w:b/>
+                <w:color w:val="FFFFFF"/>
+                <w:sz w:val="16"/>
+                <w:szCs w:val="16"/>
+              </w:rPr>
+              <w:t>im</w:t>
+            </w:r>
+            <w:proofErr w:type="spellEnd"/>
+            <w:r>
+              <w:rPr>
+                <w:rFonts w:ascii="Arial" w:hAnsi="Arial" w:cs="Arial"/>
+                <w:b/>
+                <w:color w:val="FFFFFF"/>
+                <w:sz w:val="16"/>
+                <w:szCs w:val="16"/>
+              </w:rPr>
+              <w:t xml:space="preserve"> Projekt</w:t>
             </w:r>
           </w:p>
         </w:tc>
@@ -13911,13 +16113,23 @@
                 <w:szCs w:val="16"/>
               </w:rPr>
             </w:pPr>
-            <w:r>
-              <w:rPr>
-                <w:rFonts w:ascii="Arial" w:hAnsi="Arial" w:cs="Arial"/>
-                <w:sz w:val="16"/>
-                <w:szCs w:val="16"/>
-              </w:rPr>
-              <w:t>Aufgabenblatt Aufgabe 1</w:t>
+            <w:proofErr w:type="spellStart"/>
+            <w:r>
+              <w:rPr>
+                <w:rFonts w:ascii="Arial" w:hAnsi="Arial" w:cs="Arial"/>
+                <w:sz w:val="16"/>
+                <w:szCs w:val="16"/>
+              </w:rPr>
+              <w:t>Aufgabenblatt</w:t>
+            </w:r>
+            <w:proofErr w:type="spellEnd"/>
+            <w:r>
+              <w:rPr>
+                <w:rFonts w:ascii="Arial" w:hAnsi="Arial" w:cs="Arial"/>
+                <w:sz w:val="16"/>
+                <w:szCs w:val="16"/>
+              </w:rPr>
+              <w:t xml:space="preserve"> Aufgabe 1</w:t>
             </w:r>
           </w:p>
         </w:tc>
@@ -13943,7 +16155,27 @@
                 <w:szCs w:val="16"/>
                 <w:lang w:val="de-CH"/>
               </w:rPr>
-              <w:t>Projektauftrag und Anforderungen für WerkstattPilot.</w:t>
+              <w:t xml:space="preserve">Projektauftrag und Anforderungen für </w:t>
+            </w:r>
+            <w:proofErr w:type="spellStart"/>
+            <w:r>
+              <w:rPr>
+                <w:rFonts w:ascii="Arial" w:hAnsi="Arial" w:cs="Arial"/>
+                <w:sz w:val="16"/>
+                <w:szCs w:val="16"/>
+                <w:lang w:val="de-CH"/>
+              </w:rPr>
+              <w:t>WerkstattPilot</w:t>
+            </w:r>
+            <w:proofErr w:type="spellEnd"/>
+            <w:r>
+              <w:rPr>
+                <w:rFonts w:ascii="Arial" w:hAnsi="Arial" w:cs="Arial"/>
+                <w:sz w:val="16"/>
+                <w:szCs w:val="16"/>
+                <w:lang w:val="de-CH"/>
+              </w:rPr>
+              <w:t>.</w:t>
             </w:r>
           </w:p>
         </w:tc>
@@ -13966,13 +16198,23 @@
                 <w:szCs w:val="16"/>
               </w:rPr>
             </w:pPr>
-            <w:r>
-              <w:rPr>
-                <w:rFonts w:ascii="Arial" w:hAnsi="Arial" w:cs="Arial"/>
-                <w:sz w:val="16"/>
-                <w:szCs w:val="16"/>
-              </w:rPr>
-              <w:t>Aufgabenblatt Aufgabe 2</w:t>
+            <w:proofErr w:type="spellStart"/>
+            <w:r>
+              <w:rPr>
+                <w:rFonts w:ascii="Arial" w:hAnsi="Arial" w:cs="Arial"/>
+                <w:sz w:val="16"/>
+                <w:szCs w:val="16"/>
+              </w:rPr>
+              <w:t>Aufgabenblatt</w:t>
+            </w:r>
+            <w:proofErr w:type="spellEnd"/>
+            <w:r>
+              <w:rPr>
+                <w:rFonts w:ascii="Arial" w:hAnsi="Arial" w:cs="Arial"/>
+                <w:sz w:val="16"/>
+                <w:szCs w:val="16"/>
+              </w:rPr>
+              <w:t xml:space="preserve"> Aufgabe 2</w:t>
             </w:r>
           </w:p>
         </w:tc>
@@ -14021,13 +16263,23 @@
                 <w:szCs w:val="16"/>
               </w:rPr>
             </w:pPr>
-            <w:r>
-              <w:rPr>
-                <w:rFonts w:ascii="Arial" w:hAnsi="Arial" w:cs="Arial"/>
-                <w:sz w:val="16"/>
-                <w:szCs w:val="16"/>
-              </w:rPr>
-              <w:t>Aufgabenblatt Aufgabe 5</w:t>
+            <w:proofErr w:type="spellStart"/>
+            <w:r>
+              <w:rPr>
+                <w:rFonts w:ascii="Arial" w:hAnsi="Arial" w:cs="Arial"/>
+                <w:sz w:val="16"/>
+                <w:szCs w:val="16"/>
+              </w:rPr>
+              <w:t>Aufgabenblatt</w:t>
+            </w:r>
+            <w:proofErr w:type="spellEnd"/>
+            <w:r>
+              <w:rPr>
+                <w:rFonts w:ascii="Arial" w:hAnsi="Arial" w:cs="Arial"/>
+                <w:sz w:val="16"/>
+                <w:szCs w:val="16"/>
+              </w:rPr>
+              <w:t xml:space="preserve"> Aufgabe 5</w:t>
             </w:r>
           </w:p>
         </w:tc>
@@ -14082,8 +16334,18 @@
                 <w:sz w:val="16"/>
                 <w:szCs w:val="16"/>
               </w:rPr>
-              <w:t>Java-Dokumentation</w:t>
-            </w:r>
+              <w:t>Java-</w:t>
+            </w:r>
+            <w:proofErr w:type="spellStart"/>
+            <w:r>
+              <w:rPr>
+                <w:rFonts w:ascii="Arial" w:hAnsi="Arial" w:cs="Arial"/>
+                <w:sz w:val="16"/>
+                <w:szCs w:val="16"/>
+              </w:rPr>
+              <w:t>Dokumentation</w:t>
+            </w:r>
+            <w:proofErr w:type="spellEnd"/>
           </w:p>
         </w:tc>
         <w:tc>
@@ -14107,7 +16369,27 @@
                 <w:szCs w:val="16"/>
                 <w:lang w:val="de-CH"/>
               </w:rPr>
-              <w:t>Referenz für Java-Sprache, JDK und Javadoc.</w:t>
+              <w:t xml:space="preserve">Referenz für Java-Sprache, JDK und </w:t>
+            </w:r>
+            <w:proofErr w:type="spellStart"/>
+            <w:r>
+              <w:rPr>
+                <w:rFonts w:ascii="Arial" w:hAnsi="Arial" w:cs="Arial"/>
+                <w:sz w:val="16"/>
+                <w:szCs w:val="16"/>
+                <w:lang w:val="de-CH"/>
+              </w:rPr>
+              <w:t>Javadoc</w:t>
+            </w:r>
+            <w:proofErr w:type="spellEnd"/>
+            <w:r>
+              <w:rPr>
+                <w:rFonts w:ascii="Arial" w:hAnsi="Arial" w:cs="Arial"/>
+                <w:sz w:val="16"/>
+                <w:szCs w:val="16"/>
+                <w:lang w:val="de-CH"/>
+              </w:rPr>
+              <w:t>.</w:t>
             </w:r>
           </w:p>
         </w:tc>
@@ -14137,8 +16419,18 @@
                 <w:sz w:val="16"/>
                 <w:szCs w:val="16"/>
               </w:rPr>
-              <w:t>IntelliJ IDEA Dokumentation</w:t>
-            </w:r>
+              <w:t xml:space="preserve">IntelliJ IDEA </w:t>
+            </w:r>
+            <w:proofErr w:type="spellStart"/>
+            <w:r>
+              <w:rPr>
+                <w:rFonts w:ascii="Arial" w:hAnsi="Arial" w:cs="Arial"/>
+                <w:sz w:val="16"/>
+                <w:szCs w:val="16"/>
+              </w:rPr>
+              <w:t>Dokumentation</w:t>
+            </w:r>
+            <w:proofErr w:type="spellEnd"/>
           </w:p>
         </w:tc>
         <w:tc>
@@ -14192,8 +16484,18 @@
                 <w:sz w:val="16"/>
                 <w:szCs w:val="16"/>
               </w:rPr>
-              <w:t>Git-Dokumentation</w:t>
-            </w:r>
+              <w:t>Git-</w:t>
+            </w:r>
+            <w:proofErr w:type="spellStart"/>
+            <w:r>
+              <w:rPr>
+                <w:rFonts w:ascii="Arial" w:hAnsi="Arial" w:cs="Arial"/>
+                <w:sz w:val="16"/>
+                <w:szCs w:val="16"/>
+              </w:rPr>
+              <w:t>Dokumentation</w:t>
+            </w:r>
+            <w:proofErr w:type="spellEnd"/>
           </w:p>
         </w:tc>
         <w:tc>
@@ -14217,7 +16519,27 @@
                 <w:szCs w:val="16"/>
                 <w:lang w:val="de-CH"/>
               </w:rPr>
-              <w:t>Referenz für Versionierung und grundlegende Git-Befehle.</w:t>
+              <w:t xml:space="preserve">Referenz für Versionierung und grundlegende </w:t>
+            </w:r>
+            <w:proofErr w:type="spellStart"/>
+            <w:r>
+              <w:rPr>
+                <w:rFonts w:ascii="Arial" w:hAnsi="Arial" w:cs="Arial"/>
+                <w:sz w:val="16"/>
+                <w:szCs w:val="16"/>
+                <w:lang w:val="de-CH"/>
+              </w:rPr>
+              <w:t>Git</w:t>
+            </w:r>
+            <w:proofErr w:type="spellEnd"/>
+            <w:r>
+              <w:rPr>
+                <w:rFonts w:ascii="Arial" w:hAnsi="Arial" w:cs="Arial"/>
+                <w:sz w:val="16"/>
+                <w:szCs w:val="16"/>
+                <w:lang w:val="de-CH"/>
+              </w:rPr>
+              <w:t>-Befehle.</w:t>
             </w:r>
           </w:p>
         </w:tc>
@@ -14247,8 +16569,18 @@
                 <w:sz w:val="16"/>
                 <w:szCs w:val="16"/>
               </w:rPr>
-              <w:t>Visual Paradigm Dokumentation</w:t>
-            </w:r>
+              <w:t xml:space="preserve">Visual Paradigm </w:t>
+            </w:r>
+            <w:proofErr w:type="spellStart"/>
+            <w:r>
+              <w:rPr>
+                <w:rFonts w:ascii="Arial" w:hAnsi="Arial" w:cs="Arial"/>
+                <w:sz w:val="16"/>
+                <w:szCs w:val="16"/>
+              </w:rPr>
+              <w:t>Dokumentation</w:t>
+            </w:r>
+            <w:proofErr w:type="spellEnd"/>
           </w:p>
         </w:tc>
         <w:tc>
@@ -14343,11 +16675,19 @@
         <w:sz w:val="16"/>
       </w:rPr>
     </w:pPr>
+    <w:proofErr w:type="spellStart"/>
     <w:r>
       <w:rPr>
         <w:sz w:val="16"/>
       </w:rPr>
-      <w:t xml:space="preserve">WerkstattPilot </w:t>
+      <w:t>WerkstattPilot</w:t>
+    </w:r>
+    <w:proofErr w:type="spellEnd"/>
+    <w:r>
+      <w:rPr>
+        <w:sz w:val="16"/>
+      </w:rPr>
+      <w:t xml:space="preserve"> </w:t>
     </w:r>
     <w:r>
       <w:rPr>
@@ -14361,7 +16701,20 @@
         <w:sz w:val="16"/>
       </w:rPr>
       <w:tab/>
-      <w:t xml:space="preserve">Seite </w:t>
+    </w:r>
+    <w:proofErr w:type="spellStart"/>
+    <w:r>
+      <w:rPr>
+        <w:sz w:val="16"/>
+      </w:rPr>
+      <w:t>Seite</w:t>
+    </w:r>
+    <w:proofErr w:type="spellEnd"/>
+    <w:r>
+      <w:rPr>
+        <w:sz w:val="16"/>
+      </w:rPr>
+      <w:t xml:space="preserve"> </w:t>
     </w:r>
     <w:r>
       <w:fldChar w:fldCharType="begin"/>
